--- a/report/Dissertation report Ai model optimization.docx
+++ b/report/Dissertation report Ai model optimization.docx
@@ -31,8 +31,8 @@
           <w:noProof/>
         </w:rPr>
         <w:drawing>
-          <wp:inline distT="0" distB="0" distL="0" distR="0" wp14:anchorId="73B9BB12" wp14:editId="5F5E6496">
-            <wp:extent cx="3214685" cy="2682240"/>
+          <wp:inline distT="0" distB="0" distL="0" distR="0" wp14:anchorId="73B9BB12" wp14:editId="66B29E1C">
+            <wp:extent cx="2986370" cy="2491740"/>
             <wp:effectExtent l="0" t="0" r="0" b="0"/>
             <wp:docPr id="708957678" name="Picture 23" descr="A logo for a university&#10;&#10;AI-generated content may be incorrect."/>
             <wp:cNvGraphicFramePr>
@@ -60,7 +60,7 @@
                   <pic:spPr>
                     <a:xfrm>
                       <a:off x="0" y="0"/>
-                      <a:ext cx="3418809" cy="2852555"/>
+                      <a:ext cx="3189234" cy="2661004"/>
                     </a:xfrm>
                     <a:prstGeom prst="rect">
                       <a:avLst/>
@@ -96,21 +96,11 @@
         <w:ind w:right="269"/>
         <w:jc w:val="center"/>
       </w:pPr>
-      <w:r>
-        <w:fldChar w:fldCharType="begin"/>
-      </w:r>
-      <w:r>
-        <w:instrText>HYPERLINK "http://www.dmarc.ie/" \h</w:instrText>
-      </w:r>
-      <w:r>
-        <w:fldChar w:fldCharType="separate"/>
-      </w:r>
-      <w:r>
-        <w:t>ID</w:t>
-      </w:r>
-      <w:r>
-        <w:fldChar w:fldCharType="end"/>
-      </w:r>
+      <w:hyperlink r:id="rId8">
+        <w:r>
+          <w:t>ID</w:t>
+        </w:r>
+      </w:hyperlink>
       <w:r>
         <w:t xml:space="preserve"> : 24196231</w:t>
       </w:r>
@@ -121,21 +111,11 @@
         <w:ind w:right="269"/>
         <w:jc w:val="center"/>
       </w:pPr>
-      <w:r>
-        <w:fldChar w:fldCharType="begin"/>
-      </w:r>
-      <w:r>
-        <w:instrText>HYPERLINK "http://www.ul.ie/" \h</w:instrText>
-      </w:r>
-      <w:r>
-        <w:fldChar w:fldCharType="separate"/>
-      </w:r>
-      <w:r>
-        <w:t>Masters</w:t>
-      </w:r>
-      <w:r>
-        <w:fldChar w:fldCharType="end"/>
-      </w:r>
+      <w:hyperlink r:id="rId9">
+        <w:r>
+          <w:t>Masters</w:t>
+        </w:r>
+      </w:hyperlink>
       <w:r>
         <w:t xml:space="preserve"> in Software Engineering (MSc)</w:t>
       </w:r>
@@ -146,21 +126,11 @@
         <w:ind w:right="269"/>
         <w:jc w:val="center"/>
       </w:pPr>
-      <w:r>
-        <w:fldChar w:fldCharType="begin"/>
-      </w:r>
-      <w:r>
-        <w:instrText>HYPERLINK "http://www.ul.ie/" \h</w:instrText>
-      </w:r>
-      <w:r>
-        <w:fldChar w:fldCharType="separate"/>
-      </w:r>
-      <w:r>
-        <w:t>University of Limerick</w:t>
-      </w:r>
-      <w:r>
-        <w:fldChar w:fldCharType="end"/>
-      </w:r>
+      <w:hyperlink r:id="rId10">
+        <w:r>
+          <w:t>University of Limerick</w:t>
+        </w:r>
+      </w:hyperlink>
     </w:p>
     <w:p>
       <w:pPr>
@@ -333,20 +303,9 @@
     </w:p>
     <w:p>
       <w:pPr>
-        <w:spacing w:after="665"/>
-        <w:ind w:left="1546"/>
-      </w:pPr>
-    </w:p>
-    <w:p>
-      <w:pPr>
         <w:spacing w:after="41" w:line="259" w:lineRule="auto"/>
-        <w:ind w:left="368"/>
-        <w:jc w:val="center"/>
-      </w:pPr>
-      <w:r>
-        <w:lastRenderedPageBreak/>
-        <w:t>ii</w:t>
-      </w:r>
+        <w:ind w:left="0" w:firstLine="0"/>
+      </w:pPr>
     </w:p>
     <w:p>
       <w:pPr>
@@ -361,6 +320,7 @@
       <w:bookmarkStart w:id="0" w:name="_Abstract"/>
       <w:bookmarkEnd w:id="0"/>
       <w:r>
+        <w:lastRenderedPageBreak/>
         <w:t>Abstract</w:t>
       </w:r>
     </w:p>
@@ -503,18 +463,7 @@
     <w:p>
       <w:pPr>
         <w:ind w:left="0" w:firstLine="0"/>
-        <w:jc w:val="center"/>
-      </w:pPr>
-    </w:p>
-    <w:p>
-      <w:pPr>
-        <w:ind w:left="0" w:firstLine="0"/>
-        <w:jc w:val="center"/>
-      </w:pPr>
-      <w:r>
-        <w:lastRenderedPageBreak/>
-        <w:t>iii</w:t>
-      </w:r>
+      </w:pPr>
     </w:p>
     <w:p>
       <w:pPr>
@@ -542,6 +491,7 @@
           <w:b/>
           <w:szCs w:val="50"/>
         </w:rPr>
+        <w:lastRenderedPageBreak/>
         <w:t>Declaration</w:t>
       </w:r>
     </w:p>
@@ -614,53 +564,61 @@
     </w:p>
     <w:p>
       <w:pPr>
-        <w:pStyle w:val="NormalWeb"/>
-        <w:rPr>
-          <w:color w:val="000000"/>
-        </w:rPr>
-      </w:pPr>
-      <w:r>
-        <w:rPr>
-          <w:rStyle w:val="Strong"/>
-          <w:rFonts w:eastAsia="Cambria"/>
+        <w:jc w:val="left"/>
+        <w:rPr>
+          <w:rFonts w:ascii="Times New Roman" w:hAnsi="Times New Roman" w:cs="Times New Roman"/>
+        </w:rPr>
+      </w:pPr>
+      <w:r>
+        <w:rPr>
+          <w:rStyle w:val="Strong"/>
         </w:rPr>
         <w:t>Signed:</w:t>
       </w:r>
       <w:r>
-        <w:rPr>
-          <w:color w:val="000000"/>
-        </w:rPr>
-        <w:br/>
+        <w:t xml:space="preserve"> </w:t>
+      </w:r>
+      <w:r>
         <w:t>Divyansh</w:t>
       </w:r>
       <w:r>
-        <w:rPr>
-          <w:color w:val="000000"/>
-        </w:rPr>
-        <w:t xml:space="preserve"> </w:t>
-      </w:r>
-      <w:proofErr w:type="spellStart"/>
-      <w:r>
-        <w:rPr>
-          <w:color w:val="000000"/>
-        </w:rPr>
-        <w:t>Sheoran</w:t>
-      </w:r>
-      <w:proofErr w:type="spellEnd"/>
-      <w:r>
-        <w:rPr>
-          <w:color w:val="000000"/>
-        </w:rPr>
+        <w:t xml:space="preserve"> Sheoran</w:t>
+      </w:r>
+      <w:r>
         <w:br/>
         <w:t>Master’s Student, University of Limerick</w:t>
       </w:r>
       <w:r>
-        <w:rPr>
-          <w:color w:val="000000"/>
-        </w:rPr>
         <w:br/>
         <w:t xml:space="preserve">Date: </w:t>
       </w:r>
+      <w:r>
+        <w:rPr>
+          <w:rFonts w:ascii="Times New Roman" w:hAnsi="Times New Roman" w:cs="Times New Roman"/>
+        </w:rPr>
+        <w:t>17</w:t>
+      </w:r>
+      <w:r>
+        <w:rPr>
+          <w:rFonts w:ascii="Times New Roman" w:hAnsi="Times New Roman" w:cs="Times New Roman"/>
+          <w:vertAlign w:val="superscript"/>
+        </w:rPr>
+        <w:t>th</w:t>
+      </w:r>
+      <w:r>
+        <w:rPr>
+          <w:rFonts w:ascii="Times New Roman" w:hAnsi="Times New Roman" w:cs="Times New Roman"/>
+        </w:rPr>
+        <w:t xml:space="preserve"> August, 2025</w:t>
+      </w:r>
+    </w:p>
+    <w:p>
+      <w:pPr>
+        <w:pStyle w:val="NormalWeb"/>
+        <w:rPr>
+          <w:color w:val="000000"/>
+        </w:rPr>
+      </w:pPr>
       <w:r>
         <w:rPr>
           <w:color w:val="000000"/>
@@ -1056,17 +1014,7 @@
     </w:p>
     <w:p>
       <w:pPr>
-        <w:sectPr>
-          <w:headerReference w:type="even" r:id="rId8"/>
-          <w:headerReference w:type="default" r:id="rId9"/>
-          <w:footerReference w:type="even" r:id="rId10"/>
-          <w:footerReference w:type="default" r:id="rId11"/>
-          <w:headerReference w:type="first" r:id="rId12"/>
-          <w:footerReference w:type="first" r:id="rId13"/>
-          <w:pgSz w:w="11906" w:h="16838"/>
-          <w:pgMar w:top="2845" w:right="1980" w:bottom="794" w:left="2876" w:header="720" w:footer="720" w:gutter="0"/>
-          <w:cols w:space="720"/>
-        </w:sectPr>
+        <w:ind w:left="0" w:firstLine="0"/>
       </w:pPr>
     </w:p>
     <w:p>
@@ -1077,6 +1025,134 @@
           <w:numId w:val="0"/>
         </w:numPr>
         <w:ind w:left="10"/>
+        <w:jc w:val="center"/>
+      </w:pPr>
+      <w:r>
+        <w:t>Consent of  Publication</w:t>
+      </w:r>
+    </w:p>
+    <w:p/>
+    <w:p>
+      <w:pPr>
+        <w:rPr>
+          <w:rFonts w:ascii="Times New Roman" w:hAnsi="Times New Roman" w:cs="Times New Roman"/>
+        </w:rPr>
+      </w:pPr>
+      <w:r>
+        <w:rPr>
+          <w:rFonts w:ascii="Times New Roman" w:hAnsi="Times New Roman" w:cs="Times New Roman"/>
+        </w:rPr>
+        <w:t>I hereby consent that this Dissertation document can be made publicly available in electronic format for research purposes.</w:t>
+      </w:r>
+    </w:p>
+    <w:p>
+      <w:pPr>
+        <w:jc w:val="left"/>
+        <w:rPr>
+          <w:rFonts w:ascii="Times New Roman" w:hAnsi="Times New Roman" w:cs="Times New Roman"/>
+        </w:rPr>
+      </w:pPr>
+    </w:p>
+    <w:p>
+      <w:pPr>
+        <w:jc w:val="left"/>
+        <w:rPr>
+          <w:rFonts w:ascii="Times New Roman" w:hAnsi="Times New Roman" w:cs="Times New Roman"/>
+        </w:rPr>
+      </w:pPr>
+    </w:p>
+    <w:p>
+      <w:pPr>
+        <w:jc w:val="left"/>
+        <w:rPr>
+          <w:rFonts w:ascii="Times New Roman" w:hAnsi="Times New Roman" w:cs="Times New Roman"/>
+        </w:rPr>
+      </w:pPr>
+    </w:p>
+    <w:p>
+      <w:pPr>
+        <w:jc w:val="left"/>
+        <w:rPr>
+          <w:rFonts w:ascii="Times New Roman" w:hAnsi="Times New Roman" w:cs="Times New Roman"/>
+        </w:rPr>
+      </w:pPr>
+      <w:r>
+        <w:rPr>
+          <w:rFonts w:ascii="Times New Roman" w:hAnsi="Times New Roman" w:cs="Times New Roman"/>
+        </w:rPr>
+        <w:t xml:space="preserve">Divyansh </w:t>
+      </w:r>
+      <w:proofErr w:type="spellStart"/>
+      <w:r>
+        <w:rPr>
+          <w:rFonts w:ascii="Times New Roman" w:hAnsi="Times New Roman" w:cs="Times New Roman"/>
+        </w:rPr>
+        <w:t>Sheoran</w:t>
+      </w:r>
+      <w:proofErr w:type="spellEnd"/>
+    </w:p>
+    <w:p>
+      <w:pPr>
+        <w:jc w:val="left"/>
+        <w:rPr>
+          <w:rFonts w:ascii="Times New Roman" w:hAnsi="Times New Roman" w:cs="Times New Roman"/>
+        </w:rPr>
+      </w:pPr>
+      <w:r>
+        <w:rPr>
+          <w:rFonts w:ascii="Times New Roman" w:hAnsi="Times New Roman" w:cs="Times New Roman"/>
+        </w:rPr>
+        <w:t>17</w:t>
+      </w:r>
+      <w:r>
+        <w:rPr>
+          <w:rFonts w:ascii="Times New Roman" w:hAnsi="Times New Roman" w:cs="Times New Roman"/>
+          <w:vertAlign w:val="superscript"/>
+        </w:rPr>
+        <w:t>th</w:t>
+      </w:r>
+      <w:r>
+        <w:rPr>
+          <w:rFonts w:ascii="Times New Roman" w:hAnsi="Times New Roman" w:cs="Times New Roman"/>
+        </w:rPr>
+        <w:t xml:space="preserve"> August, 2025</w:t>
+      </w:r>
+    </w:p>
+    <w:p>
+      <w:pPr>
+        <w:jc w:val="left"/>
+        <w:rPr>
+          <w:rFonts w:ascii="Times New Roman" w:hAnsi="Times New Roman" w:cs="Times New Roman"/>
+        </w:rPr>
+      </w:pPr>
+    </w:p>
+    <w:p>
+      <w:pPr>
+        <w:ind w:left="0" w:firstLine="0"/>
+        <w:jc w:val="left"/>
+        <w:rPr>
+          <w:rFonts w:ascii="Times New Roman" w:hAnsi="Times New Roman" w:cs="Times New Roman"/>
+        </w:rPr>
+        <w:sectPr>
+          <w:headerReference w:type="even" r:id="rId11"/>
+          <w:headerReference w:type="default" r:id="rId12"/>
+          <w:footerReference w:type="even" r:id="rId13"/>
+          <w:footerReference w:type="default" r:id="rId14"/>
+          <w:headerReference w:type="first" r:id="rId15"/>
+          <w:footerReference w:type="first" r:id="rId16"/>
+          <w:pgSz w:w="11906" w:h="16838"/>
+          <w:pgMar w:top="2845" w:right="1980" w:bottom="794" w:left="2876" w:header="720" w:footer="720" w:gutter="0"/>
+          <w:cols w:space="720"/>
+        </w:sectPr>
+      </w:pPr>
+    </w:p>
+    <w:p>
+      <w:pPr>
+        <w:pStyle w:val="Heading1"/>
+        <w:numPr>
+          <w:ilvl w:val="0"/>
+          <w:numId w:val="0"/>
+        </w:numPr>
         <w:rPr>
           <w:color w:val="000000" w:themeColor="text1"/>
         </w:rPr>
@@ -1200,85 +1276,23 @@
           <w14:ligatures w14:val="none"/>
         </w:rPr>
       </w:pPr>
-      <w:r>
-        <w:rPr>
-          <w:rFonts w:eastAsia="Times New Roman" w:cs="Times New Roman"/>
-          <w:b/>
-          <w:bCs/>
-          <w:color w:val="0070C0"/>
-          <w:kern w:val="0"/>
-          <w:sz w:val="32"/>
-          <w:szCs w:val="32"/>
-          <w14:ligatures w14:val="none"/>
-        </w:rPr>
-        <w:fldChar w:fldCharType="begin"/>
-      </w:r>
-      <w:r>
-        <w:rPr>
-          <w:rFonts w:eastAsia="Times New Roman" w:cs="Times New Roman"/>
-          <w:b/>
-          <w:bCs/>
-          <w:color w:val="0070C0"/>
-          <w:kern w:val="0"/>
-          <w:sz w:val="32"/>
-          <w:szCs w:val="32"/>
-          <w14:ligatures w14:val="none"/>
-        </w:rPr>
-        <w:instrText>HYPERLINK  \l "_Acknowledgements"</w:instrText>
-      </w:r>
-      <w:r>
-        <w:rPr>
-          <w:rFonts w:eastAsia="Times New Roman" w:cs="Times New Roman"/>
-          <w:b/>
-          <w:bCs/>
-          <w:color w:val="0070C0"/>
-          <w:kern w:val="0"/>
-          <w:sz w:val="32"/>
-          <w:szCs w:val="32"/>
-          <w14:ligatures w14:val="none"/>
-        </w:rPr>
-      </w:r>
-      <w:r>
-        <w:rPr>
-          <w:rFonts w:eastAsia="Times New Roman" w:cs="Times New Roman"/>
-          <w:b/>
-          <w:bCs/>
-          <w:color w:val="0070C0"/>
-          <w:kern w:val="0"/>
-          <w:sz w:val="32"/>
-          <w:szCs w:val="32"/>
-          <w14:ligatures w14:val="none"/>
-        </w:rPr>
-        <w:fldChar w:fldCharType="separate"/>
-      </w:r>
-      <w:r>
-        <w:rPr>
-          <w:rStyle w:val="Hyperlink"/>
-          <w:rFonts w:eastAsia="Times New Roman" w:cs="Times New Roman"/>
-          <w:b/>
-          <w:bCs/>
-          <w:color w:val="0070C0"/>
-          <w:kern w:val="0"/>
-          <w:sz w:val="32"/>
-          <w:szCs w:val="32"/>
-          <w:u w:val="none"/>
-          <w14:ligatures w14:val="none"/>
-        </w:rPr>
-        <w:t xml:space="preserve">Acknowledgements ..................................................     </w:t>
-      </w:r>
-      <w:r>
-        <w:rPr>
-          <w:rFonts w:eastAsia="Times New Roman" w:cs="Times New Roman"/>
-          <w:b/>
-          <w:bCs/>
-          <w:color w:val="0070C0"/>
-          <w:kern w:val="0"/>
-          <w:sz w:val="32"/>
-          <w:szCs w:val="32"/>
-          <w14:ligatures w14:val="none"/>
-        </w:rPr>
-        <w:fldChar w:fldCharType="end"/>
-      </w:r>
+      <w:hyperlink w:anchor="_Acknowledgements" w:history="1">
+        <w:r>
+          <w:rPr>
+            <w:rStyle w:val="Hyperlink"/>
+            <w:rFonts w:eastAsia="Times New Roman" w:cs="Times New Roman"/>
+            <w:b/>
+            <w:bCs/>
+            <w:color w:val="0070C0"/>
+            <w:kern w:val="0"/>
+            <w:sz w:val="32"/>
+            <w:szCs w:val="32"/>
+            <w:u w:val="none"/>
+            <w14:ligatures w14:val="none"/>
+          </w:rPr>
+          <w:t xml:space="preserve">Acknowledgements ..................................................     </w:t>
+        </w:r>
+      </w:hyperlink>
     </w:p>
     <w:p>
       <w:pPr>
@@ -1374,52 +1388,7 @@
             <w:u w:val="none"/>
             <w14:ligatures w14:val="none"/>
           </w:rPr>
-          <w:t>Tables .........</w:t>
-        </w:r>
-        <w:r>
-          <w:rPr>
-            <w:rStyle w:val="Hyperlink"/>
-            <w:rFonts w:eastAsia="Times New Roman" w:cs="Times New Roman"/>
-            <w:b/>
-            <w:bCs/>
-            <w:color w:val="0070C0"/>
-            <w:kern w:val="0"/>
-            <w:sz w:val="32"/>
-            <w:szCs w:val="32"/>
-            <w:u w:val="none"/>
-            <w14:ligatures w14:val="none"/>
-          </w:rPr>
-          <w:t>.</w:t>
-        </w:r>
-        <w:r>
-          <w:rPr>
-            <w:rStyle w:val="Hyperlink"/>
-            <w:rFonts w:eastAsia="Times New Roman" w:cs="Times New Roman"/>
-            <w:b/>
-            <w:bCs/>
-            <w:color w:val="0070C0"/>
-            <w:kern w:val="0"/>
-            <w:sz w:val="32"/>
-            <w:szCs w:val="32"/>
-            <w:u w:val="none"/>
-            <w14:ligatures w14:val="none"/>
-          </w:rPr>
-          <w:t>.............................................</w:t>
-        </w:r>
-        <w:r>
-          <w:rPr>
-            <w:rStyle w:val="Hyperlink"/>
-            <w:rFonts w:eastAsia="Times New Roman" w:cs="Times New Roman"/>
-            <w:b/>
-            <w:bCs/>
-            <w:color w:val="0070C0"/>
-            <w:kern w:val="0"/>
-            <w:sz w:val="32"/>
-            <w:szCs w:val="32"/>
-            <w:u w:val="none"/>
-            <w14:ligatures w14:val="none"/>
-          </w:rPr>
-          <w:t xml:space="preserve">......    </w:t>
+          <w:t xml:space="preserve">Tables .............................................................    </w:t>
         </w:r>
       </w:hyperlink>
       <w:r>
@@ -1530,7 +1499,59 @@
             <w:u w:val="none"/>
             <w14:ligatures w14:val="none"/>
           </w:rPr>
-          <w:t>F</w:t>
+          <w:t xml:space="preserve">Figures .....................................................................    </w:t>
+        </w:r>
+      </w:hyperlink>
+      <w:r>
+        <w:rPr>
+          <w:rFonts w:eastAsia="Times New Roman" w:cs="Times New Roman"/>
+          <w:b/>
+          <w:bCs/>
+          <w:color w:val="0070C0"/>
+          <w:kern w:val="0"/>
+          <w:sz w:val="32"/>
+          <w:szCs w:val="32"/>
+          <w14:ligatures w14:val="none"/>
+        </w:rPr>
+        <w:t xml:space="preserve"> </w:t>
+      </w:r>
+    </w:p>
+    <w:p>
+      <w:pPr>
+        <w:pStyle w:val="ListParagraph"/>
+        <w:numPr>
+          <w:ilvl w:val="0"/>
+          <w:numId w:val="48"/>
+        </w:numPr>
+        <w:spacing w:before="100" w:beforeAutospacing="1" w:after="100" w:afterAutospacing="1" w:line="360" w:lineRule="auto"/>
+        <w:jc w:val="left"/>
+        <w:outlineLvl w:val="1"/>
+        <w:rPr>
+          <w:rFonts w:eastAsia="Times New Roman" w:cs="Times New Roman"/>
+          <w:b/>
+          <w:bCs/>
+          <w:color w:val="0070C0"/>
+          <w:kern w:val="0"/>
+          <w:sz w:val="36"/>
+          <w:szCs w:val="36"/>
+          <w14:ligatures w14:val="none"/>
+        </w:rPr>
+      </w:pPr>
+      <w:hyperlink w:anchor="_Chapter_1:_Introduction" w:history="1">
+        <w:r>
+          <w:rPr>
+            <w:rStyle w:val="Hyperlink"/>
+            <w:rFonts w:eastAsia="Times New Roman" w:cs="Times New Roman"/>
+            <w:b/>
+            <w:bCs/>
+            <w:color w:val="0070C0"/>
+            <w:kern w:val="0"/>
+            <w:sz w:val="36"/>
+            <w:szCs w:val="36"/>
+            <w:u w:val="none"/>
+            <w14:ligatures w14:val="none"/>
+          </w:rPr>
+          <w:t>Chapter1:Introduction............................</w:t>
         </w:r>
         <w:r>
           <w:rPr>
@@ -1540,12 +1561,12 @@
             <w:bCs/>
             <w:color w:val="0070C0"/>
             <w:kern w:val="0"/>
-            <w:sz w:val="32"/>
-            <w:szCs w:val="32"/>
+            <w:sz w:val="36"/>
+            <w:szCs w:val="36"/>
             <w:u w:val="none"/>
             <w14:ligatures w14:val="none"/>
           </w:rPr>
-          <w:t>igu</w:t>
+          <w:t>....</w:t>
         </w:r>
         <w:r>
           <w:rPr>
@@ -1555,278 +1576,14 @@
             <w:bCs/>
             <w:color w:val="0070C0"/>
             <w:kern w:val="0"/>
-            <w:sz w:val="32"/>
-            <w:szCs w:val="32"/>
+            <w:sz w:val="36"/>
+            <w:szCs w:val="36"/>
             <w:u w:val="none"/>
             <w14:ligatures w14:val="none"/>
           </w:rPr>
-          <w:t>r</w:t>
-        </w:r>
-        <w:r>
-          <w:rPr>
-            <w:rStyle w:val="Hyperlink"/>
-            <w:rFonts w:eastAsia="Times New Roman" w:cs="Times New Roman"/>
-            <w:b/>
-            <w:bCs/>
-            <w:color w:val="0070C0"/>
-            <w:kern w:val="0"/>
-            <w:sz w:val="32"/>
-            <w:szCs w:val="32"/>
-            <w:u w:val="none"/>
-            <w14:ligatures w14:val="none"/>
-          </w:rPr>
-          <w:t>es ............................................</w:t>
-        </w:r>
-        <w:r>
-          <w:rPr>
-            <w:rStyle w:val="Hyperlink"/>
-            <w:rFonts w:eastAsia="Times New Roman" w:cs="Times New Roman"/>
-            <w:b/>
-            <w:bCs/>
-            <w:color w:val="0070C0"/>
-            <w:kern w:val="0"/>
-            <w:sz w:val="32"/>
-            <w:szCs w:val="32"/>
-            <w:u w:val="none"/>
-            <w14:ligatures w14:val="none"/>
-          </w:rPr>
-          <w:t>........................</w:t>
-        </w:r>
-        <w:r>
-          <w:rPr>
-            <w:rStyle w:val="Hyperlink"/>
-            <w:rFonts w:eastAsia="Times New Roman" w:cs="Times New Roman"/>
-            <w:b/>
-            <w:bCs/>
-            <w:color w:val="0070C0"/>
-            <w:kern w:val="0"/>
-            <w:sz w:val="32"/>
-            <w:szCs w:val="32"/>
-            <w:u w:val="none"/>
-            <w14:ligatures w14:val="none"/>
-          </w:rPr>
-          <w:t>.</w:t>
-        </w:r>
-        <w:r>
-          <w:rPr>
-            <w:rStyle w:val="Hyperlink"/>
-            <w:rFonts w:eastAsia="Times New Roman" w:cs="Times New Roman"/>
-            <w:b/>
-            <w:bCs/>
-            <w:color w:val="0070C0"/>
-            <w:kern w:val="0"/>
-            <w:sz w:val="32"/>
-            <w:szCs w:val="32"/>
-            <w:u w:val="none"/>
-            <w14:ligatures w14:val="none"/>
-          </w:rPr>
-          <w:t xml:space="preserve">    </w:t>
+          <w:t xml:space="preserve"> 9</w:t>
         </w:r>
       </w:hyperlink>
-      <w:r>
-        <w:rPr>
-          <w:rFonts w:eastAsia="Times New Roman" w:cs="Times New Roman"/>
-          <w:b/>
-          <w:bCs/>
-          <w:color w:val="0070C0"/>
-          <w:kern w:val="0"/>
-          <w:sz w:val="32"/>
-          <w:szCs w:val="32"/>
-          <w14:ligatures w14:val="none"/>
-        </w:rPr>
-        <w:t xml:space="preserve"> </w:t>
-      </w:r>
-    </w:p>
-    <w:p>
-      <w:pPr>
-        <w:pStyle w:val="ListParagraph"/>
-        <w:numPr>
-          <w:ilvl w:val="0"/>
-          <w:numId w:val="48"/>
-        </w:numPr>
-        <w:spacing w:before="100" w:beforeAutospacing="1" w:after="100" w:afterAutospacing="1" w:line="360" w:lineRule="auto"/>
-        <w:jc w:val="left"/>
-        <w:outlineLvl w:val="1"/>
-        <w:rPr>
-          <w:rFonts w:eastAsia="Times New Roman" w:cs="Times New Roman"/>
-          <w:b/>
-          <w:bCs/>
-          <w:color w:val="0070C0"/>
-          <w:kern w:val="0"/>
-          <w:sz w:val="36"/>
-          <w:szCs w:val="36"/>
-          <w14:ligatures w14:val="none"/>
-        </w:rPr>
-      </w:pPr>
-      <w:r>
-        <w:rPr>
-          <w:rFonts w:eastAsia="Times New Roman" w:cs="Times New Roman"/>
-          <w:b/>
-          <w:bCs/>
-          <w:color w:val="0070C0"/>
-          <w:kern w:val="0"/>
-          <w:sz w:val="36"/>
-          <w:szCs w:val="36"/>
-          <w14:ligatures w14:val="none"/>
-        </w:rPr>
-        <w:fldChar w:fldCharType="begin"/>
-      </w:r>
-      <w:r>
-        <w:rPr>
-          <w:rFonts w:eastAsia="Times New Roman" w:cs="Times New Roman"/>
-          <w:b/>
-          <w:bCs/>
-          <w:color w:val="0070C0"/>
-          <w:kern w:val="0"/>
-          <w:sz w:val="36"/>
-          <w:szCs w:val="36"/>
-          <w14:ligatures w14:val="none"/>
-        </w:rPr>
-        <w:instrText>HYPERLINK  \l "_Chapter_1:_Introduction"</w:instrText>
-      </w:r>
-      <w:r>
-        <w:rPr>
-          <w:rFonts w:eastAsia="Times New Roman" w:cs="Times New Roman"/>
-          <w:b/>
-          <w:bCs/>
-          <w:color w:val="0070C0"/>
-          <w:kern w:val="0"/>
-          <w:sz w:val="36"/>
-          <w:szCs w:val="36"/>
-          <w14:ligatures w14:val="none"/>
-        </w:rPr>
-      </w:r>
-      <w:r>
-        <w:rPr>
-          <w:rFonts w:eastAsia="Times New Roman" w:cs="Times New Roman"/>
-          <w:b/>
-          <w:bCs/>
-          <w:color w:val="0070C0"/>
-          <w:kern w:val="0"/>
-          <w:sz w:val="36"/>
-          <w:szCs w:val="36"/>
-          <w14:ligatures w14:val="none"/>
-        </w:rPr>
-        <w:fldChar w:fldCharType="separate"/>
-      </w:r>
-      <w:r>
-        <w:rPr>
-          <w:rStyle w:val="Hyperlink"/>
-          <w:rFonts w:eastAsia="Times New Roman" w:cs="Times New Roman"/>
-          <w:b/>
-          <w:bCs/>
-          <w:color w:val="0070C0"/>
-          <w:kern w:val="0"/>
-          <w:sz w:val="36"/>
-          <w:szCs w:val="36"/>
-          <w:u w:val="none"/>
-          <w14:ligatures w14:val="none"/>
-        </w:rPr>
-        <w:t>Chapter1:Introduc</w:t>
-      </w:r>
-      <w:r>
-        <w:rPr>
-          <w:rStyle w:val="Hyperlink"/>
-          <w:rFonts w:eastAsia="Times New Roman" w:cs="Times New Roman"/>
-          <w:b/>
-          <w:bCs/>
-          <w:color w:val="0070C0"/>
-          <w:kern w:val="0"/>
-          <w:sz w:val="36"/>
-          <w:szCs w:val="36"/>
-          <w:u w:val="none"/>
-          <w14:ligatures w14:val="none"/>
-        </w:rPr>
-        <w:t>t</w:t>
-      </w:r>
-      <w:r>
-        <w:rPr>
-          <w:rStyle w:val="Hyperlink"/>
-          <w:rFonts w:eastAsia="Times New Roman" w:cs="Times New Roman"/>
-          <w:b/>
-          <w:bCs/>
-          <w:color w:val="0070C0"/>
-          <w:kern w:val="0"/>
-          <w:sz w:val="36"/>
-          <w:szCs w:val="36"/>
-          <w:u w:val="none"/>
-          <w14:ligatures w14:val="none"/>
-        </w:rPr>
-        <w:t>ion........</w:t>
-      </w:r>
-      <w:r>
-        <w:rPr>
-          <w:rStyle w:val="Hyperlink"/>
-          <w:rFonts w:eastAsia="Times New Roman" w:cs="Times New Roman"/>
-          <w:b/>
-          <w:bCs/>
-          <w:color w:val="0070C0"/>
-          <w:kern w:val="0"/>
-          <w:sz w:val="36"/>
-          <w:szCs w:val="36"/>
-          <w:u w:val="none"/>
-          <w14:ligatures w14:val="none"/>
-        </w:rPr>
-        <w:t>.</w:t>
-      </w:r>
-      <w:r>
-        <w:rPr>
-          <w:rStyle w:val="Hyperlink"/>
-          <w:rFonts w:eastAsia="Times New Roman" w:cs="Times New Roman"/>
-          <w:b/>
-          <w:bCs/>
-          <w:color w:val="0070C0"/>
-          <w:kern w:val="0"/>
-          <w:sz w:val="36"/>
-          <w:szCs w:val="36"/>
-          <w:u w:val="none"/>
-          <w14:ligatures w14:val="none"/>
-        </w:rPr>
-        <w:t>...................</w:t>
-      </w:r>
-      <w:r>
-        <w:rPr>
-          <w:rStyle w:val="Hyperlink"/>
-          <w:rFonts w:eastAsia="Times New Roman" w:cs="Times New Roman"/>
-          <w:b/>
-          <w:bCs/>
-          <w:color w:val="0070C0"/>
-          <w:kern w:val="0"/>
-          <w:sz w:val="36"/>
-          <w:szCs w:val="36"/>
-          <w:u w:val="none"/>
-          <w14:ligatures w14:val="none"/>
-        </w:rPr>
-        <w:t>....</w:t>
-      </w:r>
-      <w:r>
-        <w:rPr>
-          <w:rStyle w:val="Hyperlink"/>
-          <w:rFonts w:eastAsia="Times New Roman" w:cs="Times New Roman"/>
-          <w:b/>
-          <w:bCs/>
-          <w:color w:val="0070C0"/>
-          <w:kern w:val="0"/>
-          <w:sz w:val="36"/>
-          <w:szCs w:val="36"/>
-          <w:u w:val="none"/>
-          <w14:ligatures w14:val="none"/>
-        </w:rPr>
-        <w:t xml:space="preserve"> 9</w:t>
-      </w:r>
-      <w:r>
-        <w:rPr>
-          <w:rFonts w:eastAsia="Times New Roman" w:cs="Times New Roman"/>
-          <w:b/>
-          <w:bCs/>
-          <w:color w:val="0070C0"/>
-          <w:kern w:val="0"/>
-          <w:sz w:val="36"/>
-          <w:szCs w:val="36"/>
-          <w14:ligatures w14:val="none"/>
-        </w:rPr>
-        <w:fldChar w:fldCharType="end"/>
-      </w:r>
     </w:p>
     <w:p>
       <w:pPr>
@@ -1845,25 +1602,7 @@
         <w:rPr>
           <w:color w:val="000000" w:themeColor="text1"/>
         </w:rPr>
-        <w:t>Background ..................................................................................................</w:t>
-      </w:r>
-      <w:r>
-        <w:rPr>
-          <w:color w:val="000000" w:themeColor="text1"/>
-        </w:rPr>
-        <w:t>......................</w:t>
-      </w:r>
-      <w:r>
-        <w:rPr>
-          <w:color w:val="000000" w:themeColor="text1"/>
-        </w:rPr>
-        <w:t xml:space="preserve"> </w:t>
-      </w:r>
-      <w:r>
-        <w:rPr>
-          <w:color w:val="000000" w:themeColor="text1"/>
-        </w:rPr>
-        <w:t>9</w:t>
+        <w:t>Background ........................................................................................................................ 9</w:t>
       </w:r>
     </w:p>
     <w:p>
@@ -1883,19 +1622,7 @@
         <w:rPr>
           <w:color w:val="000000" w:themeColor="text1"/>
         </w:rPr>
-        <w:t>Motivation ...................................................................................................</w:t>
-      </w:r>
-      <w:r>
-        <w:rPr>
-          <w:color w:val="000000" w:themeColor="text1"/>
-        </w:rPr>
-        <w:t>.....................  11</w:t>
-      </w:r>
-      <w:r>
-        <w:rPr>
-          <w:color w:val="000000" w:themeColor="text1"/>
-        </w:rPr>
-        <w:t xml:space="preserve">  </w:t>
+        <w:t xml:space="preserve">Motivation ........................................................................................................................  11  </w:t>
       </w:r>
     </w:p>
     <w:p>
@@ -1927,19 +1654,7 @@
         <w:rPr>
           <w:color w:val="000000" w:themeColor="text1"/>
         </w:rPr>
-        <w:t>.....................................</w:t>
-      </w:r>
-      <w:r>
-        <w:rPr>
-          <w:color w:val="000000" w:themeColor="text1"/>
-        </w:rPr>
-        <w:t>...................12</w:t>
-      </w:r>
-      <w:r>
-        <w:rPr>
-          <w:color w:val="000000" w:themeColor="text1"/>
-        </w:rPr>
-        <w:t xml:space="preserve"> </w:t>
+        <w:t xml:space="preserve">........................................................12 </w:t>
       </w:r>
     </w:p>
     <w:p>
@@ -1971,25 +1686,7 @@
         <w:rPr>
           <w:color w:val="000000" w:themeColor="text1"/>
         </w:rPr>
-        <w:t>.....</w:t>
-      </w:r>
-      <w:r>
-        <w:rPr>
-          <w:color w:val="000000" w:themeColor="text1"/>
-        </w:rPr>
-        <w:t>....</w:t>
-      </w:r>
-      <w:r>
-        <w:rPr>
-          <w:color w:val="000000" w:themeColor="text1"/>
-        </w:rPr>
-        <w:t>13</w:t>
-      </w:r>
-      <w:r>
-        <w:rPr>
-          <w:color w:val="000000" w:themeColor="text1"/>
-        </w:rPr>
-        <w:t xml:space="preserve"> </w:t>
+        <w:t xml:space="preserve">.........13 </w:t>
       </w:r>
     </w:p>
     <w:p>
@@ -2021,13 +1718,7 @@
         <w:rPr>
           <w:color w:val="000000" w:themeColor="text1"/>
         </w:rPr>
-        <w:t>...........13</w:t>
-      </w:r>
-      <w:r>
-        <w:rPr>
-          <w:color w:val="000000" w:themeColor="text1"/>
-        </w:rPr>
-        <w:t xml:space="preserve"> </w:t>
+        <w:t xml:space="preserve">...........13 </w:t>
       </w:r>
     </w:p>
     <w:p>
@@ -2047,13 +1738,7 @@
         <w:rPr>
           <w:color w:val="000000" w:themeColor="text1"/>
         </w:rPr>
-        <w:t>Research Questions ...................................................................................</w:t>
-      </w:r>
-      <w:r>
-        <w:rPr>
-          <w:color w:val="000000" w:themeColor="text1"/>
-        </w:rPr>
-        <w:t>.</w:t>
+        <w:t>Research Questions ....................................................................................</w:t>
       </w:r>
       <w:r>
         <w:rPr>
@@ -2065,13 +1750,13 @@
         <w:rPr>
           <w:color w:val="000000" w:themeColor="text1"/>
         </w:rPr>
-        <w:t>.......13</w:t>
-      </w:r>
-      <w:r>
-        <w:rPr>
-          <w:color w:val="000000" w:themeColor="text1"/>
-        </w:rPr>
-        <w:t xml:space="preserve"> </w:t>
+        <w:t>.......1</w:t>
+      </w:r>
+      <w:r>
+        <w:rPr>
+          <w:color w:val="000000" w:themeColor="text1"/>
+        </w:rPr>
+        <w:t>4</w:t>
       </w:r>
     </w:p>
     <w:p>
@@ -2103,7 +1788,13 @@
         <w:rPr>
           <w:color w:val="000000" w:themeColor="text1"/>
         </w:rPr>
-        <w:t>......14</w:t>
+        <w:t>......1</w:t>
+      </w:r>
+      <w:r>
+        <w:rPr>
+          <w:color w:val="000000" w:themeColor="text1"/>
+        </w:rPr>
+        <w:t>5</w:t>
       </w:r>
       <w:r>
         <w:rPr>
@@ -2141,7 +1832,13 @@
         <w:rPr>
           <w:color w:val="000000" w:themeColor="text1"/>
         </w:rPr>
-        <w:t>.........14</w:t>
+        <w:t>.........1</w:t>
+      </w:r>
+      <w:r>
+        <w:rPr>
+          <w:color w:val="000000" w:themeColor="text1"/>
+        </w:rPr>
+        <w:t>5</w:t>
       </w:r>
       <w:r>
         <w:rPr>
@@ -2179,13 +1876,7 @@
         <w:rPr>
           <w:color w:val="000000" w:themeColor="text1"/>
         </w:rPr>
-        <w:t>...........</w:t>
-      </w:r>
-      <w:r>
-        <w:rPr>
-          <w:color w:val="000000" w:themeColor="text1"/>
-        </w:rPr>
-        <w:t xml:space="preserve"> 1</w:t>
+        <w:t>........... 1</w:t>
       </w:r>
       <w:r>
         <w:rPr>
@@ -2229,25 +1920,13 @@
         <w:rPr>
           <w:color w:val="000000" w:themeColor="text1"/>
         </w:rPr>
-        <w:t>.</w:t>
-      </w:r>
-      <w:r>
-        <w:rPr>
-          <w:color w:val="000000" w:themeColor="text1"/>
-        </w:rPr>
-        <w:t>.............</w:t>
-      </w:r>
-      <w:r>
-        <w:rPr>
-          <w:color w:val="000000" w:themeColor="text1"/>
-        </w:rPr>
-        <w:t xml:space="preserve"> 1</w:t>
-      </w:r>
-      <w:r>
-        <w:rPr>
-          <w:color w:val="000000" w:themeColor="text1"/>
-        </w:rPr>
-        <w:t>5</w:t>
+        <w:t>.............. 1</w:t>
+      </w:r>
+      <w:r>
+        <w:rPr>
+          <w:color w:val="000000" w:themeColor="text1"/>
+        </w:rPr>
+        <w:t>6</w:t>
       </w:r>
     </w:p>
     <w:p>
@@ -2285,67 +1964,7 @@
             <w:u w:val="none"/>
             <w14:ligatures w14:val="none"/>
           </w:rPr>
-          <w:t>Chapter2:Lite</w:t>
-        </w:r>
-        <w:r>
-          <w:rPr>
-            <w:rStyle w:val="Hyperlink"/>
-            <w:rFonts w:eastAsia="Times New Roman" w:cs="Times New Roman"/>
-            <w:b/>
-            <w:bCs/>
-            <w:color w:val="0070C0"/>
-            <w:kern w:val="0"/>
-            <w:sz w:val="36"/>
-            <w:szCs w:val="36"/>
-            <w:u w:val="none"/>
-            <w14:ligatures w14:val="none"/>
-          </w:rPr>
-          <w:t>r</w:t>
-        </w:r>
-        <w:r>
-          <w:rPr>
-            <w:rStyle w:val="Hyperlink"/>
-            <w:rFonts w:eastAsia="Times New Roman" w:cs="Times New Roman"/>
-            <w:b/>
-            <w:bCs/>
-            <w:color w:val="0070C0"/>
-            <w:kern w:val="0"/>
-            <w:sz w:val="36"/>
-            <w:szCs w:val="36"/>
-            <w:u w:val="none"/>
-            <w14:ligatures w14:val="none"/>
-          </w:rPr>
-          <w:t>atureRev</w:t>
-        </w:r>
-        <w:r>
-          <w:rPr>
-            <w:rStyle w:val="Hyperlink"/>
-            <w:rFonts w:eastAsia="Times New Roman" w:cs="Times New Roman"/>
-            <w:b/>
-            <w:bCs/>
-            <w:color w:val="0070C0"/>
-            <w:kern w:val="0"/>
-            <w:sz w:val="36"/>
-            <w:szCs w:val="36"/>
-            <w:u w:val="none"/>
-            <w14:ligatures w14:val="none"/>
-          </w:rPr>
-          <w:t>i</w:t>
-        </w:r>
-        <w:r>
-          <w:rPr>
-            <w:rStyle w:val="Hyperlink"/>
-            <w:rFonts w:eastAsia="Times New Roman" w:cs="Times New Roman"/>
-            <w:b/>
-            <w:bCs/>
-            <w:color w:val="0070C0"/>
-            <w:kern w:val="0"/>
-            <w:sz w:val="36"/>
-            <w:szCs w:val="36"/>
-            <w:u w:val="none"/>
-            <w14:ligatures w14:val="none"/>
-          </w:rPr>
-          <w:t>ew.................... 17</w:t>
+          <w:t>Chapter2:LiteratureReview.................... 17</w:t>
         </w:r>
       </w:hyperlink>
     </w:p>
@@ -2375,31 +1994,7 @@
         <w:rPr>
           <w:color w:val="000000" w:themeColor="text1"/>
         </w:rPr>
-        <w:t>...........................................................................</w:t>
-      </w:r>
-      <w:r>
-        <w:rPr>
-          <w:color w:val="000000" w:themeColor="text1"/>
-        </w:rPr>
-        <w:t>....................</w:t>
-      </w:r>
-      <w:r>
-        <w:rPr>
-          <w:color w:val="000000" w:themeColor="text1"/>
-        </w:rPr>
-        <w:t xml:space="preserve"> 1</w:t>
-      </w:r>
-      <w:r>
-        <w:rPr>
-          <w:color w:val="000000" w:themeColor="text1"/>
-        </w:rPr>
-        <w:t>7</w:t>
-      </w:r>
-      <w:r>
-        <w:rPr>
-          <w:color w:val="000000" w:themeColor="text1"/>
-        </w:rPr>
-        <w:t xml:space="preserve"> 2.2 Evolution of Deep Learning and the Emergence of Edge AI ...............</w:t>
+        <w:t>............................................................................................... 17 2.2 Evolution of Deep Learning and the Emergence of Edge AI ...............</w:t>
       </w:r>
       <w:r>
         <w:rPr>
@@ -2411,19 +2006,7 @@
         <w:rPr>
           <w:color w:val="000000" w:themeColor="text1"/>
         </w:rPr>
-        <w:t xml:space="preserve"> 1</w:t>
-      </w:r>
-      <w:r>
-        <w:rPr>
-          <w:color w:val="000000" w:themeColor="text1"/>
-        </w:rPr>
-        <w:t>8</w:t>
-      </w:r>
-      <w:r>
-        <w:rPr>
-          <w:color w:val="000000" w:themeColor="text1"/>
-        </w:rPr>
-        <w:t xml:space="preserve"> 2.3 Model Compression and Optimization Techniques ...............................</w:t>
+        <w:t xml:space="preserve"> 18 2.3 Model Compression and Optimization Techniques ...............................</w:t>
       </w:r>
       <w:r>
         <w:rPr>
@@ -2435,98 +2018,7 @@
         <w:rPr>
           <w:color w:val="000000" w:themeColor="text1"/>
         </w:rPr>
-        <w:t xml:space="preserve"> 1</w:t>
-      </w:r>
-      <w:r>
-        <w:rPr>
-          <w:color w:val="000000" w:themeColor="text1"/>
-        </w:rPr>
-        <w:t>9</w:t>
-      </w:r>
-      <w:r>
-        <w:rPr>
-          <w:color w:val="000000" w:themeColor="text1"/>
-        </w:rPr>
-        <w:t xml:space="preserve"> </w:t>
-      </w:r>
-      <w:r>
-        <w:rPr>
-          <w:color w:val="000000" w:themeColor="text1"/>
-        </w:rPr>
-        <w:lastRenderedPageBreak/>
-        <w:t>2.3.1 Quantization Techniques and Applications .........................................</w:t>
-      </w:r>
-      <w:r>
-        <w:rPr>
-          <w:color w:val="000000" w:themeColor="text1"/>
-        </w:rPr>
-        <w:t>..</w:t>
-      </w:r>
-      <w:r>
-        <w:rPr>
-          <w:color w:val="000000" w:themeColor="text1"/>
-        </w:rPr>
-        <w:t>..</w:t>
-      </w:r>
-      <w:r>
-        <w:rPr>
-          <w:color w:val="000000" w:themeColor="text1"/>
-        </w:rPr>
-        <w:t xml:space="preserve"> </w:t>
-      </w:r>
-      <w:r>
-        <w:rPr>
-          <w:color w:val="000000" w:themeColor="text1"/>
-        </w:rPr>
-        <w:t>20</w:t>
-      </w:r>
-      <w:r>
-        <w:rPr>
-          <w:color w:val="000000" w:themeColor="text1"/>
-        </w:rPr>
-        <w:t xml:space="preserve"> 2.3.2 Pruning Strategies for Parameter Reduction ..................................</w:t>
-      </w:r>
-      <w:r>
-        <w:rPr>
-          <w:color w:val="000000" w:themeColor="text1"/>
-        </w:rPr>
-        <w:t>.....</w:t>
-      </w:r>
-      <w:r>
-        <w:rPr>
-          <w:color w:val="000000" w:themeColor="text1"/>
-        </w:rPr>
-        <w:t>....20</w:t>
-      </w:r>
-      <w:r>
-        <w:rPr>
-          <w:color w:val="000000" w:themeColor="text1"/>
-        </w:rPr>
-        <w:t xml:space="preserve"> 2.3.3 Knowledge Distillation for Efficient Knowledge Transfer ...............</w:t>
-      </w:r>
-      <w:r>
-        <w:rPr>
-          <w:color w:val="000000" w:themeColor="text1"/>
-        </w:rPr>
-        <w:t xml:space="preserve"> </w:t>
-      </w:r>
-      <w:r>
-        <w:rPr>
-          <w:color w:val="000000" w:themeColor="text1"/>
-        </w:rPr>
-        <w:t xml:space="preserve"> </w:t>
-      </w:r>
-      <w:r>
-        <w:rPr>
-          <w:color w:val="000000" w:themeColor="text1"/>
-        </w:rPr>
-        <w:t>21</w:t>
-      </w:r>
-      <w:r>
-        <w:rPr>
-          <w:color w:val="000000" w:themeColor="text1"/>
-        </w:rPr>
-        <w:t xml:space="preserve"> </w:t>
+        <w:t xml:space="preserve"> 19 </w:t>
       </w:r>
     </w:p>
     <w:p>
@@ -2554,6 +2046,77 @@
         <w:rPr>
           <w:color w:val="000000" w:themeColor="text1"/>
         </w:rPr>
+        <w:t>2.3.1 Quantization Techniques and Applications .........................................</w:t>
+      </w:r>
+      <w:r>
+        <w:rPr>
+          <w:color w:val="000000" w:themeColor="text1"/>
+        </w:rPr>
+        <w:t>..</w:t>
+      </w:r>
+      <w:r>
+        <w:rPr>
+          <w:color w:val="000000" w:themeColor="text1"/>
+        </w:rPr>
+        <w:t xml:space="preserve">.. 20 2.3.2 Pruning Strategies </w:t>
+      </w:r>
+      <w:r>
+        <w:rPr>
+          <w:color w:val="000000" w:themeColor="text1"/>
+        </w:rPr>
+        <w:t>and</w:t>
+      </w:r>
+      <w:r>
+        <w:rPr>
+          <w:color w:val="000000" w:themeColor="text1"/>
+        </w:rPr>
+        <w:t xml:space="preserve"> Parameter Reduction ..................................</w:t>
+      </w:r>
+      <w:r>
+        <w:rPr>
+          <w:color w:val="000000" w:themeColor="text1"/>
+        </w:rPr>
+        <w:t>....</w:t>
+      </w:r>
+      <w:r>
+        <w:rPr>
+          <w:color w:val="000000" w:themeColor="text1"/>
+        </w:rPr>
+        <w:t>....2</w:t>
+      </w:r>
+      <w:r>
+        <w:rPr>
+          <w:color w:val="000000" w:themeColor="text1"/>
+        </w:rPr>
+        <w:t>1</w:t>
+      </w:r>
+      <w:r>
+        <w:rPr>
+          <w:color w:val="000000" w:themeColor="text1"/>
+        </w:rPr>
+        <w:t xml:space="preserve"> 2.3.3 Knowledge Distillation for Efficient Knowledge Transfer ...............</w:t>
+      </w:r>
+      <w:r>
+        <w:rPr>
+          <w:color w:val="000000" w:themeColor="text1"/>
+        </w:rPr>
+        <w:t>.  22</w:t>
+      </w:r>
+    </w:p>
+    <w:p>
+      <w:pPr>
+        <w:pStyle w:val="NoSpacing"/>
+        <w:spacing w:line="360" w:lineRule="auto"/>
+        <w:ind w:left="720" w:firstLine="0"/>
+        <w:jc w:val="left"/>
+        <w:rPr>
+          <w:color w:val="000000" w:themeColor="text1"/>
+        </w:rPr>
+      </w:pPr>
+      <w:r>
+        <w:rPr>
+          <w:color w:val="000000" w:themeColor="text1"/>
+        </w:rPr>
         <w:t xml:space="preserve">2.4 </w:t>
       </w:r>
       <w:proofErr w:type="spellStart"/>
@@ -2568,25 +2131,7 @@
         <w:rPr>
           <w:color w:val="000000" w:themeColor="text1"/>
         </w:rPr>
-        <w:t xml:space="preserve"> Architecture Family: Evolution and Innovations ................ </w:t>
-      </w:r>
-      <w:r>
-        <w:rPr>
-          <w:color w:val="000000" w:themeColor="text1"/>
-        </w:rPr>
-        <w:t>22</w:t>
-      </w:r>
-      <w:r>
-        <w:rPr>
-          <w:color w:val="000000" w:themeColor="text1"/>
-        </w:rPr>
-        <w:t xml:space="preserve"> 2.5 Edge AI Deployment: Opportunities, Challenges, and Practical Considerations</w:t>
-      </w:r>
-      <w:r>
-        <w:rPr>
-          <w:color w:val="000000" w:themeColor="text1"/>
-        </w:rPr>
-        <w:t xml:space="preserve"> ………………………………………………………………</w:t>
+        <w:t xml:space="preserve"> Architecture Family: Evolution and Innovations ................ 22 2.5 Edge AI Deployment: Opportunities, Challenges, and Practical Considerations ………………………………………………………………</w:t>
       </w:r>
       <w:r>
         <w:rPr>
@@ -2598,49 +2143,37 @@
         <w:rPr>
           <w:color w:val="000000" w:themeColor="text1"/>
         </w:rPr>
+        <w:t>. 2</w:t>
+      </w:r>
+      <w:r>
+        <w:rPr>
+          <w:color w:val="000000" w:themeColor="text1"/>
+        </w:rPr>
+        <w:t>4</w:t>
+      </w:r>
+      <w:r>
+        <w:rPr>
+          <w:color w:val="000000" w:themeColor="text1"/>
+        </w:rPr>
+        <w:t xml:space="preserve"> 2.6 Research Gaps and Contribution Opportunities .....................................</w:t>
+      </w:r>
+      <w:r>
+        <w:rPr>
+          <w:color w:val="000000" w:themeColor="text1"/>
+        </w:rPr>
         <w:t>.</w:t>
       </w:r>
       <w:r>
         <w:rPr>
           <w:color w:val="000000" w:themeColor="text1"/>
         </w:rPr>
-        <w:t xml:space="preserve"> 2</w:t>
-      </w:r>
-      <w:r>
-        <w:rPr>
-          <w:color w:val="000000" w:themeColor="text1"/>
-        </w:rPr>
-        <w:t>3</w:t>
-      </w:r>
-      <w:r>
-        <w:rPr>
-          <w:color w:val="000000" w:themeColor="text1"/>
-        </w:rPr>
-        <w:t xml:space="preserve"> 2.6 Research Gaps and Contribution Opportunities .....................................</w:t>
-      </w:r>
-      <w:r>
-        <w:rPr>
-          <w:color w:val="000000" w:themeColor="text1"/>
-        </w:rPr>
-        <w:t>.</w:t>
-      </w:r>
-      <w:r>
-        <w:rPr>
-          <w:color w:val="000000" w:themeColor="text1"/>
-        </w:rPr>
-        <w:t xml:space="preserve">.. </w:t>
-      </w:r>
-      <w:r>
-        <w:rPr>
-          <w:color w:val="000000" w:themeColor="text1"/>
-        </w:rPr>
-        <w:t>2</w:t>
-      </w:r>
-      <w:r>
-        <w:rPr>
-          <w:color w:val="000000" w:themeColor="text1"/>
-        </w:rPr>
-        <w:t>4</w:t>
+        <w:t>.. 2</w:t>
+      </w:r>
+      <w:r>
+        <w:rPr>
+          <w:color w:val="000000" w:themeColor="text1"/>
+        </w:rPr>
+        <w:t>5</w:t>
       </w:r>
       <w:r>
         <w:rPr>
@@ -2658,31 +2191,13 @@
         <w:rPr>
           <w:color w:val="000000" w:themeColor="text1"/>
         </w:rPr>
-        <w:t>...........</w:t>
-      </w:r>
-      <w:r>
-        <w:rPr>
-          <w:color w:val="000000" w:themeColor="text1"/>
-        </w:rPr>
-        <w:t>.</w:t>
-      </w:r>
-      <w:r>
-        <w:rPr>
-          <w:color w:val="000000" w:themeColor="text1"/>
-        </w:rPr>
-        <w:t xml:space="preserve"> </w:t>
-      </w:r>
-      <w:r>
-        <w:rPr>
-          <w:color w:val="000000" w:themeColor="text1"/>
-        </w:rPr>
-        <w:t>2</w:t>
-      </w:r>
-      <w:r>
-        <w:rPr>
-          <w:color w:val="000000" w:themeColor="text1"/>
-        </w:rPr>
-        <w:t>6</w:t>
+        <w:t>............ 2</w:t>
+      </w:r>
+      <w:r>
+        <w:rPr>
+          <w:color w:val="000000" w:themeColor="text1"/>
+        </w:rPr>
+        <w:t>5</w:t>
       </w:r>
     </w:p>
     <w:p>
@@ -2738,8 +2253,378 @@
             <w:u w:val="none"/>
             <w14:ligatures w14:val="none"/>
           </w:rPr>
-          <w:t>Chapter3:Researc</w:t>
+          <w:t>Chapter3:ResearchMethodology........... 27</w:t>
         </w:r>
+      </w:hyperlink>
+    </w:p>
+    <w:p>
+      <w:pPr>
+        <w:pStyle w:val="NoSpacing"/>
+        <w:spacing w:line="360" w:lineRule="auto"/>
+        <w:ind w:left="720" w:firstLine="0"/>
+        <w:jc w:val="left"/>
+        <w:rPr>
+          <w:color w:val="000000" w:themeColor="text1"/>
+        </w:rPr>
+      </w:pPr>
+      <w:r>
+        <w:rPr>
+          <w:color w:val="000000" w:themeColor="text1"/>
+        </w:rPr>
+        <w:t>3.1 Introduction ...........................................................................................................</w:t>
+      </w:r>
+      <w:r>
+        <w:rPr>
+          <w:color w:val="000000" w:themeColor="text1"/>
+        </w:rPr>
+        <w:t>...</w:t>
+      </w:r>
+      <w:r>
+        <w:rPr>
+          <w:color w:val="000000" w:themeColor="text1"/>
+        </w:rPr>
+        <w:t xml:space="preserve"> 2</w:t>
+      </w:r>
+      <w:r>
+        <w:rPr>
+          <w:color w:val="000000" w:themeColor="text1"/>
+        </w:rPr>
+        <w:t>7</w:t>
+      </w:r>
+      <w:r>
+        <w:rPr>
+          <w:color w:val="000000" w:themeColor="text1"/>
+        </w:rPr>
+        <w:t xml:space="preserve"> 3.2 Research Design Philosophy and Evolution ..............................................</w:t>
+      </w:r>
+      <w:r>
+        <w:rPr>
+          <w:color w:val="000000" w:themeColor="text1"/>
+        </w:rPr>
+        <w:t>.</w:t>
+      </w:r>
+      <w:r>
+        <w:rPr>
+          <w:color w:val="000000" w:themeColor="text1"/>
+        </w:rPr>
+        <w:t>. 2</w:t>
+      </w:r>
+      <w:r>
+        <w:rPr>
+          <w:color w:val="000000" w:themeColor="text1"/>
+        </w:rPr>
+        <w:t>8</w:t>
+      </w:r>
+      <w:r>
+        <w:rPr>
+          <w:color w:val="000000" w:themeColor="text1"/>
+        </w:rPr>
+        <w:t xml:space="preserve"> 3.3 Dataset Selection: Strategic Considerations and Practical Constraints </w:t>
+      </w:r>
+      <w:r>
+        <w:rPr>
+          <w:color w:val="000000" w:themeColor="text1"/>
+        </w:rPr>
+        <w:t>………………………………………………………………………………………………………</w:t>
+      </w:r>
+      <w:r>
+        <w:rPr>
+          <w:color w:val="000000" w:themeColor="text1"/>
+        </w:rPr>
+        <w:t>.. 2</w:t>
+      </w:r>
+      <w:r>
+        <w:rPr>
+          <w:color w:val="000000" w:themeColor="text1"/>
+        </w:rPr>
+        <w:t>9</w:t>
+      </w:r>
+      <w:r>
+        <w:rPr>
+          <w:color w:val="000000" w:themeColor="text1"/>
+        </w:rPr>
+        <w:t xml:space="preserve"> 3.4 Model Architecture Selection and Evolutionary Learning ........</w:t>
+      </w:r>
+      <w:r>
+        <w:rPr>
+          <w:color w:val="000000" w:themeColor="text1"/>
+        </w:rPr>
+        <w:t>..</w:t>
+      </w:r>
+      <w:r>
+        <w:rPr>
+          <w:color w:val="000000" w:themeColor="text1"/>
+        </w:rPr>
+        <w:t xml:space="preserve">.......... </w:t>
+      </w:r>
+      <w:r>
+        <w:rPr>
+          <w:color w:val="000000" w:themeColor="text1"/>
+        </w:rPr>
+        <w:t>30</w:t>
+      </w:r>
+      <w:r>
+        <w:rPr>
+          <w:color w:val="000000" w:themeColor="text1"/>
+        </w:rPr>
+        <w:t xml:space="preserve"> 3.4.1 MobileNetV2: Initial Baseline and Unexpected Revelations ....</w:t>
+      </w:r>
+      <w:r>
+        <w:rPr>
+          <w:color w:val="000000" w:themeColor="text1"/>
+        </w:rPr>
+        <w:t>...</w:t>
+      </w:r>
+      <w:r>
+        <w:rPr>
+          <w:color w:val="000000" w:themeColor="text1"/>
+        </w:rPr>
+        <w:t xml:space="preserve">...... </w:t>
+      </w:r>
+      <w:r>
+        <w:rPr>
+          <w:color w:val="000000" w:themeColor="text1"/>
+        </w:rPr>
+        <w:t>31</w:t>
+      </w:r>
+      <w:r>
+        <w:rPr>
+          <w:color w:val="000000" w:themeColor="text1"/>
+        </w:rPr>
+        <w:t xml:space="preserve"> 3.4.2 MobileNetV3 Small: Strategic Pivot and Validation of Adaptive Research </w:t>
+      </w:r>
+      <w:r>
+        <w:rPr>
+          <w:color w:val="000000" w:themeColor="text1"/>
+        </w:rPr>
+        <w:t xml:space="preserve"> …………………………………………………………………………………………</w:t>
+      </w:r>
+      <w:r>
+        <w:rPr>
+          <w:color w:val="000000" w:themeColor="text1"/>
+        </w:rPr>
+        <w:t xml:space="preserve">32 </w:t>
+      </w:r>
+      <w:r>
+        <w:rPr>
+          <w:color w:val="000000" w:themeColor="text1"/>
+        </w:rPr>
+        <w:t>3.5 Optimization Techniques: Implementation Experiences and Learning Insights ……………………</w:t>
+      </w:r>
+      <w:r>
+        <w:rPr>
+          <w:color w:val="000000" w:themeColor="text1"/>
+        </w:rPr>
+        <w:t>……………</w:t>
+      </w:r>
+      <w:r>
+        <w:rPr>
+          <w:color w:val="000000" w:themeColor="text1"/>
+        </w:rPr>
+        <w:t>…………………………………………………………</w:t>
+      </w:r>
+      <w:r>
+        <w:rPr>
+          <w:color w:val="000000" w:themeColor="text1"/>
+        </w:rPr>
+        <w:t>32</w:t>
+      </w:r>
+      <w:r>
+        <w:rPr>
+          <w:color w:val="000000" w:themeColor="text1"/>
+        </w:rPr>
+        <w:t xml:space="preserve"> 3.5.1 Dynamic Quantization ........................................................</w:t>
+      </w:r>
+      <w:r>
+        <w:rPr>
+          <w:color w:val="000000" w:themeColor="text1"/>
+        </w:rPr>
+        <w:t>.</w:t>
+      </w:r>
+      <w:r>
+        <w:rPr>
+          <w:color w:val="000000" w:themeColor="text1"/>
+        </w:rPr>
+        <w:t xml:space="preserve">.............................. </w:t>
+      </w:r>
+      <w:r>
+        <w:rPr>
+          <w:color w:val="000000" w:themeColor="text1"/>
+        </w:rPr>
+        <w:t>32</w:t>
+      </w:r>
+      <w:r>
+        <w:rPr>
+          <w:color w:val="000000" w:themeColor="text1"/>
+        </w:rPr>
+        <w:t xml:space="preserve"> 3.5.2 Pruning ........................................................................................................</w:t>
+      </w:r>
+      <w:r>
+        <w:rPr>
+          <w:color w:val="000000" w:themeColor="text1"/>
+        </w:rPr>
+        <w:t>.</w:t>
+      </w:r>
+      <w:r>
+        <w:rPr>
+          <w:color w:val="000000" w:themeColor="text1"/>
+        </w:rPr>
+        <w:t>........... 3</w:t>
+      </w:r>
+      <w:r>
+        <w:rPr>
+          <w:color w:val="000000" w:themeColor="text1"/>
+        </w:rPr>
+        <w:t xml:space="preserve">2 </w:t>
+      </w:r>
+      <w:r>
+        <w:rPr>
+          <w:color w:val="000000" w:themeColor="text1"/>
+        </w:rPr>
+        <w:t>3.5.3 Knowledge Distillation ....................................................................................</w:t>
+      </w:r>
+      <w:r>
+        <w:rPr>
+          <w:color w:val="000000" w:themeColor="text1"/>
+        </w:rPr>
+        <w:t>.</w:t>
+      </w:r>
+      <w:r>
+        <w:rPr>
+          <w:color w:val="000000" w:themeColor="text1"/>
+        </w:rPr>
+        <w:t>. 3</w:t>
+      </w:r>
+      <w:r>
+        <w:rPr>
+          <w:color w:val="000000" w:themeColor="text1"/>
+        </w:rPr>
+        <w:t>3</w:t>
+      </w:r>
+      <w:r>
+        <w:rPr>
+          <w:color w:val="000000" w:themeColor="text1"/>
+        </w:rPr>
+        <w:t xml:space="preserve"> 3.6 Computational Environment Evolution ......................................................... 3</w:t>
+      </w:r>
+      <w:r>
+        <w:rPr>
+          <w:color w:val="000000" w:themeColor="text1"/>
+        </w:rPr>
+        <w:t>4</w:t>
+      </w:r>
+      <w:r>
+        <w:rPr>
+          <w:color w:val="000000" w:themeColor="text1"/>
+        </w:rPr>
+        <w:t xml:space="preserve"> 3.7 Evaluation Framework and Methodological Reflection .......................</w:t>
+      </w:r>
+      <w:r>
+        <w:rPr>
+          <w:color w:val="000000" w:themeColor="text1"/>
+        </w:rPr>
+        <w:t>.</w:t>
+      </w:r>
+      <w:r>
+        <w:rPr>
+          <w:color w:val="000000" w:themeColor="text1"/>
+        </w:rPr>
+        <w:t>. 3</w:t>
+      </w:r>
+      <w:r>
+        <w:rPr>
+          <w:color w:val="000000" w:themeColor="text1"/>
+        </w:rPr>
+        <w:t>4</w:t>
+      </w:r>
+      <w:r>
+        <w:rPr>
+          <w:color w:val="000000" w:themeColor="text1"/>
+        </w:rPr>
+        <w:t xml:space="preserve"> 3.8 Research Ethics and Methodological Integrity ........................................... 3</w:t>
+      </w:r>
+      <w:r>
+        <w:rPr>
+          <w:color w:val="000000" w:themeColor="text1"/>
+        </w:rPr>
+        <w:t>5</w:t>
+      </w:r>
+      <w:r>
+        <w:rPr>
+          <w:color w:val="000000" w:themeColor="text1"/>
+        </w:rPr>
+        <w:t xml:space="preserve"> </w:t>
+      </w:r>
+    </w:p>
+    <w:p>
+      <w:pPr>
+        <w:pStyle w:val="NoSpacing"/>
+        <w:spacing w:line="360" w:lineRule="auto"/>
+        <w:ind w:left="720" w:firstLine="0"/>
+        <w:jc w:val="left"/>
+        <w:rPr>
+          <w:color w:val="000000" w:themeColor="text1"/>
+        </w:rPr>
+      </w:pPr>
+      <w:r>
+        <w:rPr>
+          <w:color w:val="000000" w:themeColor="text1"/>
+        </w:rPr>
+        <w:lastRenderedPageBreak/>
+        <w:t>3.9 Summary and Methodological Contributions ................................</w:t>
+      </w:r>
+      <w:r>
+        <w:rPr>
+          <w:color w:val="000000" w:themeColor="text1"/>
+        </w:rPr>
+        <w:t>...</w:t>
+      </w:r>
+      <w:r>
+        <w:rPr>
+          <w:color w:val="000000" w:themeColor="text1"/>
+        </w:rPr>
+        <w:t>.......... 3</w:t>
+      </w:r>
+      <w:r>
+        <w:rPr>
+          <w:color w:val="000000" w:themeColor="text1"/>
+        </w:rPr>
+        <w:t>5</w:t>
+      </w:r>
+    </w:p>
+    <w:p>
+      <w:pPr>
+        <w:pStyle w:val="NoSpacing"/>
+        <w:spacing w:line="360" w:lineRule="auto"/>
+        <w:ind w:left="720" w:firstLine="0"/>
+        <w:jc w:val="left"/>
+        <w:rPr>
+          <w:color w:val="000000" w:themeColor="text1"/>
+        </w:rPr>
+      </w:pPr>
+    </w:p>
+    <w:p>
+      <w:pPr>
+        <w:pStyle w:val="ListParagraph"/>
+        <w:numPr>
+          <w:ilvl w:val="0"/>
+          <w:numId w:val="48"/>
+        </w:numPr>
+        <w:spacing w:before="100" w:beforeAutospacing="1" w:after="100" w:afterAutospacing="1" w:line="240" w:lineRule="auto"/>
+        <w:jc w:val="left"/>
+        <w:outlineLvl w:val="1"/>
+        <w:rPr>
+          <w:rFonts w:eastAsia="Times New Roman" w:cs="Times New Roman"/>
+          <w:b/>
+          <w:bCs/>
+          <w:color w:val="0070C0"/>
+          <w:kern w:val="0"/>
+          <w:sz w:val="36"/>
+          <w:szCs w:val="36"/>
+          <w14:ligatures w14:val="none"/>
+        </w:rPr>
+      </w:pPr>
+      <w:hyperlink w:anchor="_Chapter_4:_Implementation" w:history="1">
         <w:r>
           <w:rPr>
             <w:rStyle w:val="Hyperlink"/>
@@ -2753,52 +2638,7 @@
             <w:u w:val="none"/>
             <w14:ligatures w14:val="none"/>
           </w:rPr>
-          <w:t>h</w:t>
-        </w:r>
-        <w:r>
-          <w:rPr>
-            <w:rStyle w:val="Hyperlink"/>
-            <w:rFonts w:eastAsia="Times New Roman" w:cs="Times New Roman"/>
-            <w:b/>
-            <w:bCs/>
-            <w:color w:val="0070C0"/>
-            <w:kern w:val="0"/>
-            <w:sz w:val="36"/>
-            <w:szCs w:val="36"/>
-            <w:u w:val="none"/>
-            <w14:ligatures w14:val="none"/>
-          </w:rPr>
-          <w:t>Methodolog</w:t>
-        </w:r>
-        <w:r>
-          <w:rPr>
-            <w:rStyle w:val="Hyperlink"/>
-            <w:rFonts w:eastAsia="Times New Roman" w:cs="Times New Roman"/>
-            <w:b/>
-            <w:bCs/>
-            <w:color w:val="0070C0"/>
-            <w:kern w:val="0"/>
-            <w:sz w:val="36"/>
-            <w:szCs w:val="36"/>
-            <w:u w:val="none"/>
-            <w14:ligatures w14:val="none"/>
-          </w:rPr>
-          <w:t>y</w:t>
-        </w:r>
-        <w:r>
-          <w:rPr>
-            <w:rStyle w:val="Hyperlink"/>
-            <w:rFonts w:eastAsia="Times New Roman" w:cs="Times New Roman"/>
-            <w:b/>
-            <w:bCs/>
-            <w:color w:val="0070C0"/>
-            <w:kern w:val="0"/>
-            <w:sz w:val="36"/>
-            <w:szCs w:val="36"/>
-            <w:u w:val="none"/>
-            <w14:ligatures w14:val="none"/>
-          </w:rPr>
-          <w:t>........... 27</w:t>
+          <w:t>Chapter4:Implementation....................... 37</w:t>
         </w:r>
       </w:hyperlink>
     </w:p>
@@ -2816,13 +2656,105 @@
         <w:rPr>
           <w:color w:val="000000" w:themeColor="text1"/>
         </w:rPr>
-        <w:t>3.1 Introduction ......................................................................................................</w:t>
-      </w:r>
-      <w:r>
-        <w:rPr>
-          <w:color w:val="000000" w:themeColor="text1"/>
-        </w:rPr>
-        <w:t>.....</w:t>
+        <w:t>4.1 Introduction ...................................................................................</w:t>
+      </w:r>
+      <w:r>
+        <w:rPr>
+          <w:color w:val="000000" w:themeColor="text1"/>
+        </w:rPr>
+        <w:t>....</w:t>
+      </w:r>
+      <w:r>
+        <w:rPr>
+          <w:color w:val="000000" w:themeColor="text1"/>
+        </w:rPr>
+        <w:t>........................ 3</w:t>
+      </w:r>
+      <w:r>
+        <w:rPr>
+          <w:color w:val="000000" w:themeColor="text1"/>
+        </w:rPr>
+        <w:t>7</w:t>
+      </w:r>
+      <w:r>
+        <w:rPr>
+          <w:color w:val="000000" w:themeColor="text1"/>
+        </w:rPr>
+        <w:t xml:space="preserve"> 4.2 Project Architecture and Organizational Framework ........................</w:t>
+      </w:r>
+      <w:r>
+        <w:rPr>
+          <w:color w:val="000000" w:themeColor="text1"/>
+        </w:rPr>
+        <w:t>.</w:t>
+      </w:r>
+      <w:r>
+        <w:rPr>
+          <w:color w:val="000000" w:themeColor="text1"/>
+        </w:rPr>
+        <w:t>.... 3</w:t>
+      </w:r>
+      <w:r>
+        <w:rPr>
+          <w:color w:val="000000" w:themeColor="text1"/>
+        </w:rPr>
+        <w:t>8</w:t>
+      </w:r>
+      <w:r>
+        <w:rPr>
+          <w:color w:val="000000" w:themeColor="text1"/>
+        </w:rPr>
+        <w:t xml:space="preserve"> 4.3 Computational Environment Evolution and Infrastructure Optimization ...</w:t>
+      </w:r>
+      <w:r>
+        <w:rPr>
+          <w:color w:val="000000" w:themeColor="text1"/>
+        </w:rPr>
+        <w:t>..................................................................................................................</w:t>
+      </w:r>
+      <w:r>
+        <w:rPr>
+          <w:color w:val="000000" w:themeColor="text1"/>
+        </w:rPr>
+        <w:t xml:space="preserve"> 3</w:t>
+      </w:r>
+      <w:r>
+        <w:rPr>
+          <w:color w:val="000000" w:themeColor="text1"/>
+        </w:rPr>
+        <w:t>9</w:t>
+      </w:r>
+      <w:r>
+        <w:rPr>
+          <w:color w:val="000000" w:themeColor="text1"/>
+        </w:rPr>
+        <w:t xml:space="preserve"> 4.3.1 Local Development Environment: Set up and Constraints ............... </w:t>
+      </w:r>
+      <w:r>
+        <w:rPr>
+          <w:color w:val="000000" w:themeColor="text1"/>
+        </w:rPr>
+        <w:t>40</w:t>
+      </w:r>
+      <w:r>
+        <w:rPr>
+          <w:color w:val="000000" w:themeColor="text1"/>
+        </w:rPr>
+        <w:t xml:space="preserve"> 4.3.2 Cloud Migration Strategy and Google </w:t>
+      </w:r>
+      <w:proofErr w:type="spellStart"/>
+      <w:r>
+        <w:rPr>
+          <w:color w:val="000000" w:themeColor="text1"/>
+        </w:rPr>
+        <w:t>Colab</w:t>
+      </w:r>
+      <w:proofErr w:type="spellEnd"/>
+      <w:r>
+        <w:rPr>
+          <w:color w:val="000000" w:themeColor="text1"/>
+        </w:rPr>
+        <w:t xml:space="preserve"> Integration ...........</w:t>
       </w:r>
       <w:r>
         <w:rPr>
@@ -2834,7 +2766,175 @@
         <w:rPr>
           <w:color w:val="000000" w:themeColor="text1"/>
         </w:rPr>
-        <w:t xml:space="preserve"> 23 3.2 Research Design Philosophy and Evolution ..............................................</w:t>
+        <w:t xml:space="preserve">...... </w:t>
+      </w:r>
+      <w:r>
+        <w:rPr>
+          <w:color w:val="000000" w:themeColor="text1"/>
+        </w:rPr>
+        <w:t>41</w:t>
+      </w:r>
+      <w:r>
+        <w:rPr>
+          <w:color w:val="000000" w:themeColor="text1"/>
+        </w:rPr>
+        <w:t xml:space="preserve"> 4.3.3 Hybrid Computational Strategy and Edge Simulation ........................ </w:t>
+      </w:r>
+      <w:r>
+        <w:rPr>
+          <w:color w:val="000000" w:themeColor="text1"/>
+        </w:rPr>
+        <w:t>42</w:t>
+      </w:r>
+      <w:r>
+        <w:rPr>
+          <w:color w:val="000000" w:themeColor="text1"/>
+        </w:rPr>
+        <w:t xml:space="preserve"> 4.4 Comprehensive Experimental Workflow and Systematic Notebook Implementation …………………………………………………………</w:t>
+      </w:r>
+      <w:r>
+        <w:rPr>
+          <w:color w:val="000000" w:themeColor="text1"/>
+        </w:rPr>
+        <w:t>………….</w:t>
+      </w:r>
+      <w:r>
+        <w:rPr>
+          <w:color w:val="000000" w:themeColor="text1"/>
+        </w:rPr>
+        <w:t xml:space="preserve">………… </w:t>
+      </w:r>
+      <w:r>
+        <w:rPr>
+          <w:color w:val="000000" w:themeColor="text1"/>
+        </w:rPr>
+        <w:t>43</w:t>
+      </w:r>
+      <w:r>
+        <w:rPr>
+          <w:color w:val="000000" w:themeColor="text1"/>
+        </w:rPr>
+        <w:t xml:space="preserve"> 4.4.1 Establishing Foundation Metrics: MobileNetV2 Baseline Implementation</w:t>
+      </w:r>
+      <w:r>
+        <w:rPr>
+          <w:color w:val="000000" w:themeColor="text1"/>
+        </w:rPr>
+        <w:t xml:space="preserve"> ……………………………………………………………………………….</w:t>
+      </w:r>
+      <w:r>
+        <w:rPr>
+          <w:color w:val="000000" w:themeColor="text1"/>
+        </w:rPr>
+        <w:t xml:space="preserve"> </w:t>
+      </w:r>
+      <w:r>
+        <w:rPr>
+          <w:color w:val="000000" w:themeColor="text1"/>
+        </w:rPr>
+        <w:t>43</w:t>
+      </w:r>
+      <w:r>
+        <w:rPr>
+          <w:color w:val="000000" w:themeColor="text1"/>
+        </w:rPr>
+        <w:t xml:space="preserve"> 4.4.2 Exploring Post-Training Compression: Dynamic Quantization Implementation ……………………………</w:t>
+      </w:r>
+      <w:r>
+        <w:rPr>
+          <w:color w:val="000000" w:themeColor="text1"/>
+        </w:rPr>
+        <w:t>…….</w:t>
+      </w:r>
+      <w:r>
+        <w:rPr>
+          <w:color w:val="000000" w:themeColor="text1"/>
+        </w:rPr>
+        <w:t>…………………………………………… 4</w:t>
+      </w:r>
+      <w:r>
+        <w:rPr>
+          <w:color w:val="000000" w:themeColor="text1"/>
+        </w:rPr>
+        <w:t>5</w:t>
+      </w:r>
+      <w:r>
+        <w:rPr>
+          <w:color w:val="000000" w:themeColor="text1"/>
+        </w:rPr>
+        <w:t xml:space="preserve"> 4.4.3 Investigating Structured Compression: Pruning Implementation and Critical Learning ………………………</w:t>
+      </w:r>
+      <w:r>
+        <w:rPr>
+          <w:color w:val="000000" w:themeColor="text1"/>
+        </w:rPr>
+        <w:t>………….</w:t>
+      </w:r>
+      <w:r>
+        <w:rPr>
+          <w:color w:val="000000" w:themeColor="text1"/>
+        </w:rPr>
+        <w:t>……………………………………………4</w:t>
+      </w:r>
+      <w:r>
+        <w:rPr>
+          <w:color w:val="000000" w:themeColor="text1"/>
+        </w:rPr>
+        <w:t>6</w:t>
+      </w:r>
+      <w:r>
+        <w:rPr>
+          <w:color w:val="000000" w:themeColor="text1"/>
+        </w:rPr>
+        <w:t xml:space="preserve"> 4.4.4 Alternative Compression Strategies: Knowledge Distillation Implementation  …………………………………………………</w:t>
+      </w:r>
+      <w:r>
+        <w:rPr>
+          <w:color w:val="000000" w:themeColor="text1"/>
+        </w:rPr>
+        <w:t>………</w:t>
+      </w:r>
+      <w:r>
+        <w:rPr>
+          <w:color w:val="000000" w:themeColor="text1"/>
+        </w:rPr>
+        <w:t>…………………….4</w:t>
+      </w:r>
+      <w:r>
+        <w:rPr>
+          <w:color w:val="000000" w:themeColor="text1"/>
+        </w:rPr>
+        <w:t>8</w:t>
+      </w:r>
+      <w:r>
+        <w:rPr>
+          <w:color w:val="000000" w:themeColor="text1"/>
+        </w:rPr>
+        <w:t xml:space="preserve"> 4.4.5 Advanced Architecture Validation: MobileNetV3 Small Implementation and Optimization …………………………………</w:t>
+      </w:r>
+      <w:r>
+        <w:rPr>
+          <w:color w:val="000000" w:themeColor="text1"/>
+        </w:rPr>
+        <w:t>……...</w:t>
+      </w:r>
+      <w:r>
+        <w:rPr>
+          <w:color w:val="000000" w:themeColor="text1"/>
+        </w:rPr>
+        <w:t>…………..</w:t>
+      </w:r>
+      <w:r>
+        <w:rPr>
+          <w:color w:val="000000" w:themeColor="text1"/>
+        </w:rPr>
+        <w:t>50</w:t>
+      </w:r>
+      <w:r>
+        <w:rPr>
+          <w:color w:val="000000" w:themeColor="text1"/>
+        </w:rPr>
+        <w:t xml:space="preserve"> 4.5 Implementation Challenges and Adaptive Problem-Solving .............</w:t>
       </w:r>
       <w:r>
         <w:rPr>
@@ -2846,37 +2946,19 @@
         <w:rPr>
           <w:color w:val="000000" w:themeColor="text1"/>
         </w:rPr>
-        <w:t xml:space="preserve">. 24 3.3 Dataset Selection: Strategic Considerations and Practical Constraints </w:t>
-      </w:r>
-      <w:r>
-        <w:rPr>
-          <w:color w:val="000000" w:themeColor="text1"/>
-        </w:rPr>
-        <w:t>………………………………………………………………………………………………………</w:t>
-      </w:r>
-      <w:r>
-        <w:rPr>
-          <w:color w:val="000000" w:themeColor="text1"/>
-        </w:rPr>
-        <w:t>.. 25 3.4 Model Architecture Selection and Evolutionary Learning ........</w:t>
-      </w:r>
-      <w:r>
-        <w:rPr>
-          <w:color w:val="000000" w:themeColor="text1"/>
-        </w:rPr>
-        <w:t>..</w:t>
-      </w:r>
-      <w:r>
-        <w:rPr>
-          <w:color w:val="000000" w:themeColor="text1"/>
-        </w:rPr>
-        <w:t>.......... 26 3.4.1 MobileNetV2: Initial Baseline and Unexpected Revelations ....</w:t>
-      </w:r>
-      <w:r>
-        <w:rPr>
-          <w:color w:val="000000" w:themeColor="text1"/>
-        </w:rPr>
-        <w:t>...</w:t>
+        <w:t xml:space="preserve">.. </w:t>
+      </w:r>
+      <w:r>
+        <w:rPr>
+          <w:color w:val="000000" w:themeColor="text1"/>
+        </w:rPr>
+        <w:t>52</w:t>
+      </w:r>
+      <w:r>
+        <w:rPr>
+          <w:color w:val="000000" w:themeColor="text1"/>
+        </w:rPr>
+        <w:t xml:space="preserve"> 4.6 Summary and Implementation Outcomes ...............................</w:t>
       </w:r>
       <w:r>
         <w:rPr>
@@ -2888,582 +2970,13 @@
         <w:rPr>
           <w:color w:val="000000" w:themeColor="text1"/>
         </w:rPr>
-        <w:t>..</w:t>
-      </w:r>
-      <w:r>
-        <w:rPr>
-          <w:color w:val="000000" w:themeColor="text1"/>
-        </w:rPr>
-        <w:t xml:space="preserve">... 27 3.4.2 MobileNetV3 Small: Strategic Pivot and Validation of Adaptive Research </w:t>
-      </w:r>
-      <w:r>
-        <w:rPr>
-          <w:color w:val="000000" w:themeColor="text1"/>
-        </w:rPr>
-        <w:t xml:space="preserve"> …………………………………………………………………………………………</w:t>
-      </w:r>
-      <w:r>
-        <w:rPr>
-          <w:color w:val="000000" w:themeColor="text1"/>
-        </w:rPr>
-        <w:t>28 3.5 Optimization Techniques: Implementation Experiences and Learning Insight</w:t>
-      </w:r>
-      <w:r>
-        <w:rPr>
-          <w:color w:val="000000" w:themeColor="text1"/>
-        </w:rPr>
-        <w:t>s</w:t>
-      </w:r>
-      <w:r>
-        <w:rPr>
-          <w:color w:val="000000" w:themeColor="text1"/>
-        </w:rPr>
-        <w:t xml:space="preserve"> </w:t>
-      </w:r>
-      <w:r>
-        <w:rPr>
-          <w:color w:val="000000" w:themeColor="text1"/>
-        </w:rPr>
-        <w:t>……………………</w:t>
-      </w:r>
-      <w:r>
-        <w:rPr>
-          <w:color w:val="000000" w:themeColor="text1"/>
-        </w:rPr>
-        <w:t>……………</w:t>
-      </w:r>
-      <w:r>
-        <w:rPr>
-          <w:color w:val="000000" w:themeColor="text1"/>
-        </w:rPr>
-        <w:t>…………………………………………………………</w:t>
-      </w:r>
-      <w:r>
-        <w:rPr>
-          <w:color w:val="000000" w:themeColor="text1"/>
-        </w:rPr>
-        <w:t>28 3.5.1 Dynamic Quantization ........................................................</w:t>
-      </w:r>
-      <w:r>
-        <w:rPr>
-          <w:color w:val="000000" w:themeColor="text1"/>
-        </w:rPr>
-        <w:t>.</w:t>
-      </w:r>
-      <w:r>
-        <w:rPr>
-          <w:color w:val="000000" w:themeColor="text1"/>
-        </w:rPr>
-        <w:t>..........</w:t>
-      </w:r>
-      <w:r>
-        <w:rPr>
-          <w:color w:val="000000" w:themeColor="text1"/>
-        </w:rPr>
-        <w:t>.................</w:t>
-      </w:r>
-      <w:r>
-        <w:rPr>
-          <w:color w:val="000000" w:themeColor="text1"/>
-        </w:rPr>
-        <w:t>... 29 3.5.2 Pruning ..........................................................................................</w:t>
-      </w:r>
-      <w:r>
-        <w:rPr>
-          <w:color w:val="000000" w:themeColor="text1"/>
-        </w:rPr>
-        <w:t>..............</w:t>
-      </w:r>
-      <w:r>
-        <w:rPr>
-          <w:color w:val="000000" w:themeColor="text1"/>
-        </w:rPr>
-        <w:t>.</w:t>
-      </w:r>
-      <w:r>
-        <w:rPr>
-          <w:color w:val="000000" w:themeColor="text1"/>
-        </w:rPr>
-        <w:t>........... 30 3.5.3 Knowledge Distillation ................................................................</w:t>
-      </w:r>
-      <w:r>
-        <w:rPr>
-          <w:color w:val="000000" w:themeColor="text1"/>
-        </w:rPr>
-        <w:t>....................</w:t>
-      </w:r>
-      <w:r>
-        <w:rPr>
-          <w:color w:val="000000" w:themeColor="text1"/>
-        </w:rPr>
-        <w:t>.</w:t>
-      </w:r>
-      <w:r>
-        <w:rPr>
-          <w:color w:val="000000" w:themeColor="text1"/>
-        </w:rPr>
-        <w:t>. 30 3.6 Computational Environment Evolution ....................................................</w:t>
-      </w:r>
-      <w:r>
-        <w:rPr>
-          <w:color w:val="000000" w:themeColor="text1"/>
-        </w:rPr>
-        <w:t>.....</w:t>
-      </w:r>
-      <w:r>
-        <w:rPr>
-          <w:color w:val="000000" w:themeColor="text1"/>
-        </w:rPr>
-        <w:t xml:space="preserve"> 31 3.7 Evaluation Framework and Methodological Reflection .......................</w:t>
-      </w:r>
-      <w:r>
-        <w:rPr>
-          <w:color w:val="000000" w:themeColor="text1"/>
-        </w:rPr>
-        <w:t>.</w:t>
-      </w:r>
-      <w:r>
-        <w:rPr>
-          <w:color w:val="000000" w:themeColor="text1"/>
-        </w:rPr>
-        <w:t>. 32 3.8 Research Ethics and Methodological Integrity .................................</w:t>
-      </w:r>
-      <w:r>
-        <w:rPr>
-          <w:color w:val="000000" w:themeColor="text1"/>
-        </w:rPr>
-        <w:t>...</w:t>
-      </w:r>
-      <w:r>
-        <w:rPr>
-          <w:color w:val="000000" w:themeColor="text1"/>
-        </w:rPr>
-        <w:t xml:space="preserve">....... 33 </w:t>
-      </w:r>
-    </w:p>
-    <w:p>
-      <w:pPr>
-        <w:pStyle w:val="NoSpacing"/>
-        <w:spacing w:line="360" w:lineRule="auto"/>
-        <w:ind w:left="720" w:firstLine="0"/>
-        <w:jc w:val="left"/>
-        <w:rPr>
-          <w:color w:val="000000" w:themeColor="text1"/>
-        </w:rPr>
-      </w:pPr>
-      <w:r>
-        <w:rPr>
-          <w:color w:val="000000" w:themeColor="text1"/>
-        </w:rPr>
-        <w:lastRenderedPageBreak/>
-        <w:t>3.9 Summary and Methodological Contributions ................................</w:t>
-      </w:r>
-      <w:r>
-        <w:rPr>
-          <w:color w:val="000000" w:themeColor="text1"/>
-        </w:rPr>
-        <w:t>...</w:t>
-      </w:r>
-      <w:r>
-        <w:rPr>
-          <w:color w:val="000000" w:themeColor="text1"/>
-        </w:rPr>
-        <w:t>....</w:t>
-      </w:r>
-      <w:r>
-        <w:rPr>
-          <w:color w:val="000000" w:themeColor="text1"/>
-        </w:rPr>
-        <w:t>...... 33</w:t>
-      </w:r>
-    </w:p>
-    <w:p>
-      <w:pPr>
-        <w:pStyle w:val="NoSpacing"/>
-        <w:spacing w:line="360" w:lineRule="auto"/>
-        <w:ind w:left="720" w:firstLine="0"/>
-        <w:jc w:val="left"/>
-        <w:rPr>
-          <w:color w:val="000000" w:themeColor="text1"/>
-        </w:rPr>
-      </w:pPr>
-    </w:p>
-    <w:p>
-      <w:pPr>
-        <w:pStyle w:val="ListParagraph"/>
-        <w:numPr>
-          <w:ilvl w:val="0"/>
-          <w:numId w:val="48"/>
-        </w:numPr>
-        <w:spacing w:before="100" w:beforeAutospacing="1" w:after="100" w:afterAutospacing="1" w:line="240" w:lineRule="auto"/>
-        <w:jc w:val="left"/>
-        <w:outlineLvl w:val="1"/>
-        <w:rPr>
-          <w:rFonts w:eastAsia="Times New Roman" w:cs="Times New Roman"/>
-          <w:b/>
-          <w:bCs/>
-          <w:color w:val="0070C0"/>
-          <w:kern w:val="0"/>
-          <w:sz w:val="36"/>
-          <w:szCs w:val="36"/>
-          <w14:ligatures w14:val="none"/>
-        </w:rPr>
-      </w:pPr>
-      <w:r>
-        <w:rPr>
-          <w:rFonts w:eastAsia="Times New Roman" w:cs="Times New Roman"/>
-          <w:b/>
-          <w:bCs/>
-          <w:color w:val="0070C0"/>
-          <w:kern w:val="0"/>
-          <w:sz w:val="36"/>
-          <w:szCs w:val="36"/>
-          <w14:ligatures w14:val="none"/>
-        </w:rPr>
-        <w:fldChar w:fldCharType="begin"/>
-      </w:r>
-      <w:r>
-        <w:rPr>
-          <w:rFonts w:eastAsia="Times New Roman" w:cs="Times New Roman"/>
-          <w:b/>
-          <w:bCs/>
-          <w:color w:val="0070C0"/>
-          <w:kern w:val="0"/>
-          <w:sz w:val="36"/>
-          <w:szCs w:val="36"/>
-          <w14:ligatures w14:val="none"/>
-        </w:rPr>
-        <w:instrText>HYPERLINK  \l "_Chapter_4:_Implementation"</w:instrText>
-      </w:r>
-      <w:r>
-        <w:rPr>
-          <w:rFonts w:eastAsia="Times New Roman" w:cs="Times New Roman"/>
-          <w:b/>
-          <w:bCs/>
-          <w:color w:val="0070C0"/>
-          <w:kern w:val="0"/>
-          <w:sz w:val="36"/>
-          <w:szCs w:val="36"/>
-          <w14:ligatures w14:val="none"/>
-        </w:rPr>
-      </w:r>
-      <w:r>
-        <w:rPr>
-          <w:rFonts w:eastAsia="Times New Roman" w:cs="Times New Roman"/>
-          <w:b/>
-          <w:bCs/>
-          <w:color w:val="0070C0"/>
-          <w:kern w:val="0"/>
-          <w:sz w:val="36"/>
-          <w:szCs w:val="36"/>
-          <w14:ligatures w14:val="none"/>
-        </w:rPr>
-        <w:fldChar w:fldCharType="separate"/>
-      </w:r>
-      <w:r>
-        <w:rPr>
-          <w:rStyle w:val="Hyperlink"/>
-          <w:rFonts w:eastAsia="Times New Roman" w:cs="Times New Roman"/>
-          <w:b/>
-          <w:bCs/>
-          <w:color w:val="0070C0"/>
-          <w:kern w:val="0"/>
-          <w:sz w:val="36"/>
-          <w:szCs w:val="36"/>
-          <w:u w:val="none"/>
-          <w14:ligatures w14:val="none"/>
-        </w:rPr>
-        <w:t>Chapter4:Implementation....................... 37</w:t>
-      </w:r>
-      <w:r>
-        <w:rPr>
-          <w:rFonts w:eastAsia="Times New Roman" w:cs="Times New Roman"/>
-          <w:b/>
-          <w:bCs/>
-          <w:color w:val="0070C0"/>
-          <w:kern w:val="0"/>
-          <w:sz w:val="36"/>
-          <w:szCs w:val="36"/>
-          <w14:ligatures w14:val="none"/>
-        </w:rPr>
-        <w:fldChar w:fldCharType="end"/>
-      </w:r>
-    </w:p>
-    <w:p>
-      <w:pPr>
-        <w:pStyle w:val="NoSpacing"/>
-        <w:spacing w:line="360" w:lineRule="auto"/>
-        <w:ind w:left="720" w:firstLine="0"/>
-        <w:jc w:val="left"/>
-        <w:rPr>
-          <w:color w:val="000000" w:themeColor="text1"/>
-        </w:rPr>
-      </w:pPr>
-      <w:r>
-        <w:rPr>
-          <w:color w:val="000000" w:themeColor="text1"/>
-        </w:rPr>
-        <w:t>4.1 Introduction ...................................................................................</w:t>
-      </w:r>
-      <w:r>
-        <w:rPr>
-          <w:color w:val="000000" w:themeColor="text1"/>
-        </w:rPr>
-        <w:t>....</w:t>
-      </w:r>
-      <w:r>
-        <w:rPr>
-          <w:color w:val="000000" w:themeColor="text1"/>
-        </w:rPr>
-        <w:t>.....</w:t>
-      </w:r>
-      <w:r>
-        <w:rPr>
-          <w:color w:val="000000" w:themeColor="text1"/>
-        </w:rPr>
-        <w:t>.................</w:t>
-      </w:r>
-      <w:r>
-        <w:rPr>
-          <w:color w:val="000000" w:themeColor="text1"/>
-        </w:rPr>
-        <w:t>.. 34 4.2 Project Architecture and Organizational Framework ........................</w:t>
-      </w:r>
-      <w:r>
-        <w:rPr>
-          <w:color w:val="000000" w:themeColor="text1"/>
-        </w:rPr>
-        <w:t>.</w:t>
-      </w:r>
-      <w:r>
-        <w:rPr>
-          <w:color w:val="000000" w:themeColor="text1"/>
-        </w:rPr>
-        <w:t>.... 35 4.3 Computational Environment Evolution and Infrastructure Optimization ...</w:t>
-      </w:r>
-      <w:r>
-        <w:rPr>
-          <w:color w:val="000000" w:themeColor="text1"/>
-        </w:rPr>
-        <w:t>..................................................................................................................</w:t>
-      </w:r>
-      <w:r>
-        <w:rPr>
-          <w:color w:val="000000" w:themeColor="text1"/>
-        </w:rPr>
-        <w:t xml:space="preserve"> 36 4.3.1 Local Development Environment: Set up and Constraints ............... 36 4.3.2 Cloud Migration Strategy and Google </w:t>
-      </w:r>
-      <w:proofErr w:type="spellStart"/>
-      <w:r>
-        <w:rPr>
-          <w:color w:val="000000" w:themeColor="text1"/>
-        </w:rPr>
-        <w:t>Colab</w:t>
-      </w:r>
-      <w:proofErr w:type="spellEnd"/>
-      <w:r>
-        <w:rPr>
-          <w:color w:val="000000" w:themeColor="text1"/>
-        </w:rPr>
-        <w:t xml:space="preserve"> Integration ...........</w:t>
-      </w:r>
-      <w:r>
-        <w:rPr>
-          <w:color w:val="000000" w:themeColor="text1"/>
-        </w:rPr>
-        <w:t>...</w:t>
-      </w:r>
-      <w:r>
-        <w:rPr>
-          <w:color w:val="000000" w:themeColor="text1"/>
-        </w:rPr>
-        <w:t>......</w:t>
-      </w:r>
-      <w:r>
-        <w:rPr>
-          <w:color w:val="000000" w:themeColor="text1"/>
-        </w:rPr>
-        <w:t xml:space="preserve"> 37 4.3.3 Hybrid Computational Strategy and Edge Simulation ................</w:t>
-      </w:r>
-      <w:r>
-        <w:rPr>
-          <w:color w:val="000000" w:themeColor="text1"/>
-        </w:rPr>
-        <w:t>.....</w:t>
-      </w:r>
-      <w:r>
-        <w:rPr>
-          <w:color w:val="000000" w:themeColor="text1"/>
-        </w:rPr>
-        <w:t xml:space="preserve">... 38 4.4 Comprehensive Experimental Workflow and Systematic Notebook Implementation </w:t>
-      </w:r>
-      <w:r>
-        <w:rPr>
-          <w:color w:val="000000" w:themeColor="text1"/>
-        </w:rPr>
-        <w:t>…………………………………………………………</w:t>
-      </w:r>
-      <w:r>
-        <w:rPr>
-          <w:color w:val="000000" w:themeColor="text1"/>
-        </w:rPr>
-        <w:t>………….</w:t>
-      </w:r>
-      <w:r>
-        <w:rPr>
-          <w:color w:val="000000" w:themeColor="text1"/>
-        </w:rPr>
-        <w:t xml:space="preserve">………… </w:t>
-      </w:r>
-      <w:r>
-        <w:rPr>
-          <w:color w:val="000000" w:themeColor="text1"/>
-        </w:rPr>
-        <w:t>38 4.4.1 Establishing Foundation Metrics: MobileNetV2 Baseline Implementation</w:t>
-      </w:r>
-      <w:r>
-        <w:rPr>
-          <w:color w:val="000000" w:themeColor="text1"/>
-        </w:rPr>
-        <w:t xml:space="preserve"> ……………………………………………………………………………….</w:t>
-      </w:r>
-      <w:r>
-        <w:rPr>
-          <w:color w:val="000000" w:themeColor="text1"/>
-        </w:rPr>
-        <w:t xml:space="preserve"> 39 4.4.2 Exploring Post-Training Compression: Dynamic Quantization Implementation</w:t>
-      </w:r>
-      <w:r>
-        <w:rPr>
-          <w:color w:val="000000" w:themeColor="text1"/>
-        </w:rPr>
-        <w:t xml:space="preserve"> ……………………………</w:t>
-      </w:r>
-      <w:r>
-        <w:rPr>
-          <w:color w:val="000000" w:themeColor="text1"/>
-        </w:rPr>
-        <w:t>…….</w:t>
-      </w:r>
-      <w:r>
-        <w:rPr>
-          <w:color w:val="000000" w:themeColor="text1"/>
-        </w:rPr>
-        <w:t>……………………………………………</w:t>
-      </w:r>
-      <w:r>
-        <w:rPr>
-          <w:color w:val="000000" w:themeColor="text1"/>
-        </w:rPr>
-        <w:t xml:space="preserve"> 40 4.4.3 Investigating Structured Compression: Pruning Implementation and Critical Learning </w:t>
-      </w:r>
-      <w:r>
-        <w:rPr>
-          <w:color w:val="000000" w:themeColor="text1"/>
-        </w:rPr>
-        <w:t>………………………</w:t>
-      </w:r>
-      <w:r>
-        <w:rPr>
-          <w:color w:val="000000" w:themeColor="text1"/>
-        </w:rPr>
-        <w:t>………….</w:t>
-      </w:r>
-      <w:r>
-        <w:rPr>
-          <w:color w:val="000000" w:themeColor="text1"/>
-        </w:rPr>
-        <w:t>……………………………………………</w:t>
-      </w:r>
-      <w:r>
-        <w:rPr>
-          <w:color w:val="000000" w:themeColor="text1"/>
-        </w:rPr>
-        <w:t xml:space="preserve">41 4.4.4 Alternative Compression Strategies: Knowledge Distillation Implementation </w:t>
-      </w:r>
-      <w:r>
-        <w:rPr>
-          <w:color w:val="000000" w:themeColor="text1"/>
-        </w:rPr>
-        <w:t xml:space="preserve"> …………………………………………………</w:t>
-      </w:r>
-      <w:r>
-        <w:rPr>
-          <w:color w:val="000000" w:themeColor="text1"/>
-        </w:rPr>
-        <w:t>………</w:t>
-      </w:r>
-      <w:r>
-        <w:rPr>
-          <w:color w:val="000000" w:themeColor="text1"/>
-        </w:rPr>
-        <w:t>…………………….</w:t>
-      </w:r>
-      <w:r>
-        <w:rPr>
-          <w:color w:val="000000" w:themeColor="text1"/>
-        </w:rPr>
-        <w:t xml:space="preserve">42 4.4.5 Advanced Architecture Validation: MobileNetV3 Small Implementation and Optimization </w:t>
-      </w:r>
-      <w:r>
-        <w:rPr>
-          <w:color w:val="000000" w:themeColor="text1"/>
-        </w:rPr>
-        <w:t>…………………………………</w:t>
-      </w:r>
-      <w:r>
-        <w:rPr>
-          <w:color w:val="000000" w:themeColor="text1"/>
-        </w:rPr>
-        <w:t>……...</w:t>
-      </w:r>
-      <w:r>
-        <w:rPr>
-          <w:color w:val="000000" w:themeColor="text1"/>
-        </w:rPr>
-        <w:t>…………..</w:t>
-      </w:r>
-      <w:r>
-        <w:rPr>
-          <w:color w:val="000000" w:themeColor="text1"/>
-        </w:rPr>
-        <w:t>43 4.5 Implementation Challenges and Adaptive Problem-Solving .............</w:t>
-      </w:r>
-      <w:r>
-        <w:rPr>
-          <w:color w:val="000000" w:themeColor="text1"/>
-        </w:rPr>
-        <w:t>.</w:t>
-      </w:r>
-      <w:r>
-        <w:rPr>
-          <w:color w:val="000000" w:themeColor="text1"/>
-        </w:rPr>
-        <w:t>.. 44 4.6 Summary and Implementation Outcomes ...............................</w:t>
-      </w:r>
-      <w:r>
-        <w:rPr>
-          <w:color w:val="000000" w:themeColor="text1"/>
-        </w:rPr>
-        <w:t>.</w:t>
-      </w:r>
-      <w:r>
-        <w:rPr>
-          <w:color w:val="000000" w:themeColor="text1"/>
-        </w:rPr>
-        <w:t>..........</w:t>
-      </w:r>
-      <w:r>
-        <w:rPr>
-          <w:color w:val="000000" w:themeColor="text1"/>
-        </w:rPr>
-        <w:t>.......</w:t>
-      </w:r>
-      <w:r>
-        <w:rPr>
-          <w:color w:val="000000" w:themeColor="text1"/>
-        </w:rPr>
-        <w:t>.. 45</w:t>
+        <w:t xml:space="preserve">................... </w:t>
+      </w:r>
+      <w:r>
+        <w:rPr>
+          <w:color w:val="000000" w:themeColor="text1"/>
+        </w:rPr>
+        <w:t>53</w:t>
       </w:r>
     </w:p>
     <w:p>
@@ -3519,8 +3032,155 @@
             <w:u w:val="none"/>
             <w14:ligatures w14:val="none"/>
           </w:rPr>
-          <w:t>Chapter 5: Results and A</w:t>
+          <w:t>Chapter 5: Results and Analysis .................... 54</w:t>
         </w:r>
+      </w:hyperlink>
+    </w:p>
+    <w:p>
+      <w:pPr>
+        <w:pStyle w:val="NoSpacing"/>
+        <w:spacing w:line="360" w:lineRule="auto"/>
+        <w:ind w:left="720" w:firstLine="0"/>
+        <w:jc w:val="left"/>
+        <w:rPr>
+          <w:color w:val="000000" w:themeColor="text1"/>
+        </w:rPr>
+      </w:pPr>
+    </w:p>
+    <w:p>
+      <w:pPr>
+        <w:pStyle w:val="NoSpacing"/>
+        <w:spacing w:line="360" w:lineRule="auto"/>
+        <w:ind w:left="720" w:firstLine="0"/>
+        <w:jc w:val="left"/>
+        <w:rPr>
+          <w:color w:val="000000" w:themeColor="text1"/>
+        </w:rPr>
+      </w:pPr>
+      <w:r>
+        <w:rPr>
+          <w:color w:val="000000" w:themeColor="text1"/>
+        </w:rPr>
+        <w:t xml:space="preserve">5.1 Introduction ............................................................................................................... </w:t>
+      </w:r>
+      <w:r>
+        <w:rPr>
+          <w:color w:val="000000" w:themeColor="text1"/>
+        </w:rPr>
+        <w:t>54</w:t>
+      </w:r>
+      <w:r>
+        <w:rPr>
+          <w:color w:val="000000" w:themeColor="text1"/>
+        </w:rPr>
+        <w:t xml:space="preserve"> 5.2 Baseline Performance Evaluation .................................................................... </w:t>
+      </w:r>
+      <w:r>
+        <w:rPr>
+          <w:color w:val="000000" w:themeColor="text1"/>
+        </w:rPr>
+        <w:t>54</w:t>
+      </w:r>
+      <w:r>
+        <w:rPr>
+          <w:color w:val="000000" w:themeColor="text1"/>
+        </w:rPr>
+        <w:t xml:space="preserve"> 5.3 Results of Model Optimizations ........................................................................ </w:t>
+      </w:r>
+      <w:r>
+        <w:rPr>
+          <w:color w:val="000000" w:themeColor="text1"/>
+        </w:rPr>
+        <w:t>55</w:t>
+      </w:r>
+      <w:r>
+        <w:rPr>
+          <w:color w:val="000000" w:themeColor="text1"/>
+        </w:rPr>
+        <w:t xml:space="preserve"> 5.4 Comparative Analysis ............................................................................................ 5</w:t>
+      </w:r>
+      <w:r>
+        <w:rPr>
+          <w:color w:val="000000" w:themeColor="text1"/>
+        </w:rPr>
+        <w:t>7</w:t>
+      </w:r>
+      <w:r>
+        <w:rPr>
+          <w:color w:val="000000" w:themeColor="text1"/>
+        </w:rPr>
+        <w:t xml:space="preserve"> </w:t>
+      </w:r>
+    </w:p>
+    <w:p>
+      <w:pPr>
+        <w:pStyle w:val="NoSpacing"/>
+        <w:spacing w:line="360" w:lineRule="auto"/>
+        <w:ind w:left="720" w:firstLine="0"/>
+        <w:jc w:val="left"/>
+        <w:rPr>
+          <w:color w:val="000000" w:themeColor="text1"/>
+        </w:rPr>
+      </w:pPr>
+      <w:r>
+        <w:rPr>
+          <w:color w:val="000000" w:themeColor="text1"/>
+        </w:rPr>
+        <w:t>5.5 Reflections and Learnings ................................................................................... 5</w:t>
+      </w:r>
+      <w:r>
+        <w:rPr>
+          <w:color w:val="000000" w:themeColor="text1"/>
+        </w:rPr>
+        <w:t>8</w:t>
+      </w:r>
+      <w:r>
+        <w:rPr>
+          <w:color w:val="000000" w:themeColor="text1"/>
+        </w:rPr>
+        <w:t xml:space="preserve"> 5.6 Summary ....................................................................................................................</w:t>
+      </w:r>
+      <w:r>
+        <w:rPr>
+          <w:color w:val="000000" w:themeColor="text1"/>
+        </w:rPr>
+        <w:t>.</w:t>
+      </w:r>
+      <w:r>
+        <w:rPr>
+          <w:color w:val="000000" w:themeColor="text1"/>
+        </w:rPr>
+        <w:t xml:space="preserve"> 5</w:t>
+      </w:r>
+      <w:r>
+        <w:rPr>
+          <w:color w:val="000000" w:themeColor="text1"/>
+        </w:rPr>
+        <w:t>8</w:t>
+      </w:r>
+    </w:p>
+    <w:p>
+      <w:pPr>
+        <w:pStyle w:val="ListParagraph"/>
+        <w:numPr>
+          <w:ilvl w:val="0"/>
+          <w:numId w:val="48"/>
+        </w:numPr>
+        <w:spacing w:before="100" w:beforeAutospacing="1" w:after="100" w:afterAutospacing="1" w:line="240" w:lineRule="auto"/>
+        <w:jc w:val="left"/>
+        <w:outlineLvl w:val="1"/>
+        <w:rPr>
+          <w:rFonts w:eastAsia="Times New Roman" w:cs="Times New Roman"/>
+          <w:b/>
+          <w:bCs/>
+          <w:color w:val="0070C0"/>
+          <w:kern w:val="0"/>
+          <w:sz w:val="36"/>
+          <w:szCs w:val="36"/>
+          <w14:ligatures w14:val="none"/>
+        </w:rPr>
+      </w:pPr>
+      <w:hyperlink w:anchor="_Chapter_6:_Conclusion" w:history="1">
         <w:r>
           <w:rPr>
             <w:rStyle w:val="Hyperlink"/>
@@ -3534,8 +3194,127 @@
             <w:u w:val="none"/>
             <w14:ligatures w14:val="none"/>
           </w:rPr>
-          <w:t>n</w:t>
+          <w:t>Chapter 6: Conclusion and Future Work……………………………………………………….. 60</w:t>
         </w:r>
+      </w:hyperlink>
+    </w:p>
+    <w:p>
+      <w:pPr>
+        <w:pStyle w:val="NoSpacing"/>
+        <w:spacing w:line="360" w:lineRule="auto"/>
+        <w:ind w:left="720" w:firstLine="0"/>
+        <w:jc w:val="left"/>
+        <w:rPr>
+          <w:color w:val="000000" w:themeColor="text1"/>
+        </w:rPr>
+      </w:pPr>
+      <w:r>
+        <w:rPr>
+          <w:color w:val="000000" w:themeColor="text1"/>
+        </w:rPr>
+        <w:t xml:space="preserve">6.1 Introduction .............................................................................................................. </w:t>
+      </w:r>
+      <w:r>
+        <w:rPr>
+          <w:color w:val="000000" w:themeColor="text1"/>
+        </w:rPr>
+        <w:t>60</w:t>
+      </w:r>
+      <w:r>
+        <w:rPr>
+          <w:color w:val="000000" w:themeColor="text1"/>
+        </w:rPr>
+        <w:t xml:space="preserve"> 6.2 Summary of the Research Journey .................................................................. </w:t>
+      </w:r>
+      <w:r>
+        <w:rPr>
+          <w:color w:val="000000" w:themeColor="text1"/>
+        </w:rPr>
+        <w:t>60</w:t>
+      </w:r>
+      <w:r>
+        <w:rPr>
+          <w:color w:val="000000" w:themeColor="text1"/>
+        </w:rPr>
+        <w:t xml:space="preserve"> 6.3 Key Findings and Contributions .....................................................................</w:t>
+      </w:r>
+      <w:r>
+        <w:rPr>
+          <w:color w:val="000000" w:themeColor="text1"/>
+        </w:rPr>
+        <w:t>.</w:t>
+      </w:r>
+      <w:r>
+        <w:rPr>
+          <w:color w:val="000000" w:themeColor="text1"/>
+        </w:rPr>
+        <w:t xml:space="preserve">. </w:t>
+      </w:r>
+      <w:r>
+        <w:rPr>
+          <w:color w:val="000000" w:themeColor="text1"/>
+        </w:rPr>
+        <w:t>61</w:t>
+      </w:r>
+      <w:r>
+        <w:rPr>
+          <w:color w:val="000000" w:themeColor="text1"/>
+        </w:rPr>
+        <w:t xml:space="preserve"> 6.4 Challenges and Lessons Learned ..................................................................... </w:t>
+      </w:r>
+      <w:r>
+        <w:rPr>
+          <w:color w:val="000000" w:themeColor="text1"/>
+        </w:rPr>
+        <w:t>62</w:t>
+      </w:r>
+      <w:r>
+        <w:rPr>
+          <w:color w:val="000000" w:themeColor="text1"/>
+        </w:rPr>
+        <w:t xml:space="preserve"> 6.5 Future Work .............................................................................................................. </w:t>
+      </w:r>
+      <w:r>
+        <w:rPr>
+          <w:color w:val="000000" w:themeColor="text1"/>
+        </w:rPr>
+        <w:t>63</w:t>
+      </w:r>
+      <w:r>
+        <w:rPr>
+          <w:color w:val="000000" w:themeColor="text1"/>
+        </w:rPr>
+        <w:t xml:space="preserve"> 6.6 Conclusion ................................................................................................................. </w:t>
+      </w:r>
+      <w:r>
+        <w:rPr>
+          <w:color w:val="000000" w:themeColor="text1"/>
+        </w:rPr>
+        <w:t>63</w:t>
+      </w:r>
+    </w:p>
+    <w:p>
+      <w:pPr>
+        <w:pStyle w:val="ListParagraph"/>
+        <w:numPr>
+          <w:ilvl w:val="0"/>
+          <w:numId w:val="48"/>
+        </w:numPr>
+        <w:spacing w:before="100" w:beforeAutospacing="1" w:after="100" w:afterAutospacing="1" w:line="360" w:lineRule="auto"/>
+        <w:jc w:val="left"/>
+        <w:outlineLvl w:val="1"/>
+        <w:rPr>
+          <w:rFonts w:eastAsia="Times New Roman" w:cs="Times New Roman"/>
+          <w:b/>
+          <w:bCs/>
+          <w:color w:val="0070C0"/>
+          <w:kern w:val="0"/>
+          <w:sz w:val="36"/>
+          <w:szCs w:val="36"/>
+          <w14:ligatures w14:val="none"/>
+        </w:rPr>
+      </w:pPr>
+      <w:hyperlink w:anchor="_Chapter_7:_References" w:history="1">
         <w:r>
           <w:rPr>
             <w:rStyle w:val="Hyperlink"/>
@@ -3549,435 +3328,9 @@
             <w:u w:val="none"/>
             <w14:ligatures w14:val="none"/>
           </w:rPr>
-          <w:t>alysis .................... 54</w:t>
+          <w:t>Chapter 7: References .............................. 65</w:t>
         </w:r>
       </w:hyperlink>
-    </w:p>
-    <w:p>
-      <w:pPr>
-        <w:pStyle w:val="NoSpacing"/>
-        <w:spacing w:line="360" w:lineRule="auto"/>
-        <w:ind w:left="720" w:firstLine="0"/>
-        <w:jc w:val="left"/>
-        <w:rPr>
-          <w:color w:val="000000" w:themeColor="text1"/>
-        </w:rPr>
-      </w:pPr>
-      <w:r>
-        <w:rPr>
-          <w:color w:val="000000" w:themeColor="text1"/>
-        </w:rPr>
-        <w:lastRenderedPageBreak/>
-        <w:t>5.1 Introduction ...................................................................................</w:t>
-      </w:r>
-      <w:r>
-        <w:rPr>
-          <w:color w:val="000000" w:themeColor="text1"/>
-        </w:rPr>
-        <w:t>.................</w:t>
-      </w:r>
-      <w:r>
-        <w:rPr>
-          <w:color w:val="000000" w:themeColor="text1"/>
-        </w:rPr>
-        <w:t>........... 46 5.2 Baseline Performance Evaluation .........................................</w:t>
-      </w:r>
-      <w:r>
-        <w:rPr>
-          <w:color w:val="000000" w:themeColor="text1"/>
-        </w:rPr>
-        <w:t>...........</w:t>
-      </w:r>
-      <w:r>
-        <w:rPr>
-          <w:color w:val="000000" w:themeColor="text1"/>
-        </w:rPr>
-        <w:t>................ 47 5.3 Results of Model Optimizations ................................................................</w:t>
-      </w:r>
-      <w:r>
-        <w:rPr>
-          <w:color w:val="000000" w:themeColor="text1"/>
-        </w:rPr>
-        <w:t>......</w:t>
-      </w:r>
-      <w:r>
-        <w:rPr>
-          <w:color w:val="000000" w:themeColor="text1"/>
-        </w:rPr>
-        <w:t>.. 48 5.4 Comparative Analysis ...................................................................................</w:t>
-      </w:r>
-      <w:r>
-        <w:rPr>
-          <w:color w:val="000000" w:themeColor="text1"/>
-        </w:rPr>
-        <w:t>.......</w:t>
-      </w:r>
-      <w:r>
-        <w:rPr>
-          <w:color w:val="000000" w:themeColor="text1"/>
-        </w:rPr>
-        <w:t xml:space="preserve">.. 51 </w:t>
-      </w:r>
-    </w:p>
-    <w:p>
-      <w:pPr>
-        <w:pStyle w:val="NoSpacing"/>
-        <w:spacing w:line="360" w:lineRule="auto"/>
-        <w:ind w:left="720" w:firstLine="0"/>
-        <w:jc w:val="left"/>
-        <w:rPr>
-          <w:color w:val="000000" w:themeColor="text1"/>
-        </w:rPr>
-      </w:pPr>
-    </w:p>
-    <w:p>
-      <w:pPr>
-        <w:pStyle w:val="NoSpacing"/>
-        <w:spacing w:line="360" w:lineRule="auto"/>
-        <w:ind w:left="720" w:firstLine="0"/>
-        <w:jc w:val="left"/>
-        <w:rPr>
-          <w:color w:val="000000" w:themeColor="text1"/>
-        </w:rPr>
-      </w:pPr>
-    </w:p>
-    <w:p>
-      <w:pPr>
-        <w:pStyle w:val="NoSpacing"/>
-        <w:spacing w:line="360" w:lineRule="auto"/>
-        <w:ind w:left="720" w:firstLine="0"/>
-        <w:jc w:val="left"/>
-        <w:rPr>
-          <w:color w:val="000000" w:themeColor="text1"/>
-        </w:rPr>
-      </w:pPr>
-      <w:r>
-        <w:rPr>
-          <w:color w:val="000000" w:themeColor="text1"/>
-        </w:rPr>
-        <w:t>5.5 Reflections and Learnings .............................................................................</w:t>
-      </w:r>
-      <w:r>
-        <w:rPr>
-          <w:color w:val="000000" w:themeColor="text1"/>
-        </w:rPr>
-        <w:t>....</w:t>
-      </w:r>
-      <w:r>
-        <w:rPr>
-          <w:color w:val="000000" w:themeColor="text1"/>
-        </w:rPr>
-        <w:t>.. 52 5.6 Summary ........................................................................................................</w:t>
-      </w:r>
-      <w:r>
-        <w:rPr>
-          <w:color w:val="000000" w:themeColor="text1"/>
-        </w:rPr>
-        <w:t>............</w:t>
-      </w:r>
-      <w:r>
-        <w:rPr>
-          <w:color w:val="000000" w:themeColor="text1"/>
-        </w:rPr>
-        <w:t>.</w:t>
-      </w:r>
-      <w:r>
-        <w:rPr>
-          <w:color w:val="000000" w:themeColor="text1"/>
-        </w:rPr>
-        <w:t xml:space="preserve"> 53</w:t>
-      </w:r>
-    </w:p>
-    <w:p>
-      <w:pPr>
-        <w:pStyle w:val="ListParagraph"/>
-        <w:numPr>
-          <w:ilvl w:val="0"/>
-          <w:numId w:val="48"/>
-        </w:numPr>
-        <w:spacing w:before="100" w:beforeAutospacing="1" w:after="100" w:afterAutospacing="1" w:line="240" w:lineRule="auto"/>
-        <w:jc w:val="left"/>
-        <w:outlineLvl w:val="1"/>
-        <w:rPr>
-          <w:rFonts w:eastAsia="Times New Roman" w:cs="Times New Roman"/>
-          <w:b/>
-          <w:bCs/>
-          <w:color w:val="0070C0"/>
-          <w:kern w:val="0"/>
-          <w:sz w:val="36"/>
-          <w:szCs w:val="36"/>
-          <w14:ligatures w14:val="none"/>
-        </w:rPr>
-      </w:pPr>
-      <w:r>
-        <w:rPr>
-          <w:rFonts w:eastAsia="Times New Roman" w:cs="Times New Roman"/>
-          <w:b/>
-          <w:bCs/>
-          <w:color w:val="0070C0"/>
-          <w:kern w:val="0"/>
-          <w:sz w:val="36"/>
-          <w:szCs w:val="36"/>
-          <w14:ligatures w14:val="none"/>
-        </w:rPr>
-        <w:fldChar w:fldCharType="begin"/>
-      </w:r>
-      <w:r>
-        <w:rPr>
-          <w:rFonts w:eastAsia="Times New Roman" w:cs="Times New Roman"/>
-          <w:b/>
-          <w:bCs/>
-          <w:color w:val="0070C0"/>
-          <w:kern w:val="0"/>
-          <w:sz w:val="36"/>
-          <w:szCs w:val="36"/>
-          <w14:ligatures w14:val="none"/>
-        </w:rPr>
-        <w:instrText>HYPERLINK  \l "_Chapter_6:_Conclusion"</w:instrText>
-      </w:r>
-      <w:r>
-        <w:rPr>
-          <w:rFonts w:eastAsia="Times New Roman" w:cs="Times New Roman"/>
-          <w:b/>
-          <w:bCs/>
-          <w:color w:val="0070C0"/>
-          <w:kern w:val="0"/>
-          <w:sz w:val="36"/>
-          <w:szCs w:val="36"/>
-          <w14:ligatures w14:val="none"/>
-        </w:rPr>
-      </w:r>
-      <w:r>
-        <w:rPr>
-          <w:rFonts w:eastAsia="Times New Roman" w:cs="Times New Roman"/>
-          <w:b/>
-          <w:bCs/>
-          <w:color w:val="0070C0"/>
-          <w:kern w:val="0"/>
-          <w:sz w:val="36"/>
-          <w:szCs w:val="36"/>
-          <w14:ligatures w14:val="none"/>
-        </w:rPr>
-        <w:fldChar w:fldCharType="separate"/>
-      </w:r>
-      <w:r>
-        <w:rPr>
-          <w:rStyle w:val="Hyperlink"/>
-          <w:rFonts w:eastAsia="Times New Roman" w:cs="Times New Roman"/>
-          <w:b/>
-          <w:bCs/>
-          <w:color w:val="0070C0"/>
-          <w:kern w:val="0"/>
-          <w:sz w:val="36"/>
-          <w:szCs w:val="36"/>
-          <w:u w:val="none"/>
-          <w14:ligatures w14:val="none"/>
-        </w:rPr>
-        <w:t>Chapter 6: Conclusion and Future Work……………………………………………………….. 60</w:t>
-      </w:r>
-      <w:r>
-        <w:rPr>
-          <w:rFonts w:eastAsia="Times New Roman" w:cs="Times New Roman"/>
-          <w:b/>
-          <w:bCs/>
-          <w:color w:val="0070C0"/>
-          <w:kern w:val="0"/>
-          <w:sz w:val="36"/>
-          <w:szCs w:val="36"/>
-          <w14:ligatures w14:val="none"/>
-        </w:rPr>
-        <w:fldChar w:fldCharType="end"/>
-      </w:r>
-    </w:p>
-    <w:p>
-      <w:pPr>
-        <w:pStyle w:val="NoSpacing"/>
-        <w:spacing w:line="360" w:lineRule="auto"/>
-        <w:ind w:left="720" w:firstLine="0"/>
-        <w:jc w:val="left"/>
-        <w:rPr>
-          <w:color w:val="000000" w:themeColor="text1"/>
-        </w:rPr>
-      </w:pPr>
-      <w:r>
-        <w:rPr>
-          <w:color w:val="000000" w:themeColor="text1"/>
-        </w:rPr>
-        <w:t>6.1 Introduction ...................................................................................................</w:t>
-      </w:r>
-      <w:r>
-        <w:rPr>
-          <w:color w:val="000000" w:themeColor="text1"/>
-        </w:rPr>
-        <w:t>......</w:t>
-      </w:r>
-      <w:r>
-        <w:rPr>
-          <w:color w:val="000000" w:themeColor="text1"/>
-        </w:rPr>
-        <w:t>..... 54 6.2 Summary of the Research Journey ...............................................................</w:t>
-      </w:r>
-      <w:r>
-        <w:rPr>
-          <w:color w:val="000000" w:themeColor="text1"/>
-        </w:rPr>
-        <w:t>.</w:t>
-      </w:r>
-      <w:r>
-        <w:rPr>
-          <w:color w:val="000000" w:themeColor="text1"/>
-        </w:rPr>
-        <w:t>.. 54 6.3 Key Findings and Contributions .....................................................................</w:t>
-      </w:r>
-      <w:r>
-        <w:rPr>
-          <w:color w:val="000000" w:themeColor="text1"/>
-        </w:rPr>
-        <w:t>.</w:t>
-      </w:r>
-      <w:r>
-        <w:rPr>
-          <w:color w:val="000000" w:themeColor="text1"/>
-        </w:rPr>
-        <w:t>. 55 6.4 Challenges and Lessons Learned ...................................................................</w:t>
-      </w:r>
-      <w:r>
-        <w:rPr>
-          <w:color w:val="000000" w:themeColor="text1"/>
-        </w:rPr>
-        <w:t>.</w:t>
-      </w:r>
-      <w:r>
-        <w:rPr>
-          <w:color w:val="000000" w:themeColor="text1"/>
-        </w:rPr>
-        <w:t>. 57 6.5 Future Work .....................................................................................................</w:t>
-      </w:r>
-      <w:r>
-        <w:rPr>
-          <w:color w:val="000000" w:themeColor="text1"/>
-        </w:rPr>
-        <w:t>.......</w:t>
-      </w:r>
-      <w:r>
-        <w:rPr>
-          <w:color w:val="000000" w:themeColor="text1"/>
-        </w:rPr>
-        <w:t>.. 58 6.6 Conclusion ........................................................................................................</w:t>
-      </w:r>
-      <w:r>
-        <w:rPr>
-          <w:color w:val="000000" w:themeColor="text1"/>
-        </w:rPr>
-        <w:t>........</w:t>
-      </w:r>
-      <w:r>
-        <w:rPr>
-          <w:color w:val="000000" w:themeColor="text1"/>
-        </w:rPr>
-        <w:t>. 59</w:t>
-      </w:r>
-    </w:p>
-    <w:p>
-      <w:pPr>
-        <w:pStyle w:val="ListParagraph"/>
-        <w:numPr>
-          <w:ilvl w:val="0"/>
-          <w:numId w:val="48"/>
-        </w:numPr>
-        <w:spacing w:before="100" w:beforeAutospacing="1" w:after="100" w:afterAutospacing="1" w:line="360" w:lineRule="auto"/>
-        <w:jc w:val="left"/>
-        <w:outlineLvl w:val="1"/>
-        <w:rPr>
-          <w:rFonts w:eastAsia="Times New Roman" w:cs="Times New Roman"/>
-          <w:b/>
-          <w:bCs/>
-          <w:color w:val="0070C0"/>
-          <w:kern w:val="0"/>
-          <w:sz w:val="36"/>
-          <w:szCs w:val="36"/>
-          <w14:ligatures w14:val="none"/>
-        </w:rPr>
-      </w:pPr>
-      <w:r>
-        <w:rPr>
-          <w:rFonts w:eastAsia="Times New Roman" w:cs="Times New Roman"/>
-          <w:b/>
-          <w:bCs/>
-          <w:color w:val="0070C0"/>
-          <w:kern w:val="0"/>
-          <w:sz w:val="36"/>
-          <w:szCs w:val="36"/>
-          <w14:ligatures w14:val="none"/>
-        </w:rPr>
-        <w:fldChar w:fldCharType="begin"/>
-      </w:r>
-      <w:r>
-        <w:rPr>
-          <w:rFonts w:eastAsia="Times New Roman" w:cs="Times New Roman"/>
-          <w:b/>
-          <w:bCs/>
-          <w:color w:val="0070C0"/>
-          <w:kern w:val="0"/>
-          <w:sz w:val="36"/>
-          <w:szCs w:val="36"/>
-          <w14:ligatures w14:val="none"/>
-        </w:rPr>
-        <w:instrText>HYPERLINK  \l "_Chapter_7:_References"</w:instrText>
-      </w:r>
-      <w:r>
-        <w:rPr>
-          <w:rFonts w:eastAsia="Times New Roman" w:cs="Times New Roman"/>
-          <w:b/>
-          <w:bCs/>
-          <w:color w:val="0070C0"/>
-          <w:kern w:val="0"/>
-          <w:sz w:val="36"/>
-          <w:szCs w:val="36"/>
-          <w14:ligatures w14:val="none"/>
-        </w:rPr>
-      </w:r>
-      <w:r>
-        <w:rPr>
-          <w:rFonts w:eastAsia="Times New Roman" w:cs="Times New Roman"/>
-          <w:b/>
-          <w:bCs/>
-          <w:color w:val="0070C0"/>
-          <w:kern w:val="0"/>
-          <w:sz w:val="36"/>
-          <w:szCs w:val="36"/>
-          <w14:ligatures w14:val="none"/>
-        </w:rPr>
-        <w:fldChar w:fldCharType="separate"/>
-      </w:r>
-      <w:r>
-        <w:rPr>
-          <w:rStyle w:val="Hyperlink"/>
-          <w:rFonts w:eastAsia="Times New Roman" w:cs="Times New Roman"/>
-          <w:b/>
-          <w:bCs/>
-          <w:color w:val="0070C0"/>
-          <w:kern w:val="0"/>
-          <w:sz w:val="36"/>
-          <w:szCs w:val="36"/>
-          <w:u w:val="none"/>
-          <w14:ligatures w14:val="none"/>
-        </w:rPr>
-        <w:t>Chapter 7: References .............................. 65</w:t>
-      </w:r>
-      <w:r>
-        <w:rPr>
-          <w:rFonts w:eastAsia="Times New Roman" w:cs="Times New Roman"/>
-          <w:b/>
-          <w:bCs/>
-          <w:color w:val="0070C0"/>
-          <w:kern w:val="0"/>
-          <w:sz w:val="36"/>
-          <w:szCs w:val="36"/>
-          <w14:ligatures w14:val="none"/>
-        </w:rPr>
-        <w:fldChar w:fldCharType="end"/>
-      </w:r>
     </w:p>
     <w:p>
       <w:pPr>
@@ -4014,44 +3367,14 @@
             <w:u w:val="none"/>
             <w14:ligatures w14:val="none"/>
           </w:rPr>
-          <w:t>GitHub Reposito</w:t>
-        </w:r>
-        <w:r>
-          <w:rPr>
-            <w:rStyle w:val="Hyperlink"/>
-            <w:rFonts w:eastAsia="Times New Roman" w:cs="Times New Roman"/>
-            <w:b/>
-            <w:bCs/>
-            <w:color w:val="0070C0"/>
-            <w:kern w:val="0"/>
-            <w:sz w:val="36"/>
-            <w:szCs w:val="36"/>
-            <w:u w:val="none"/>
-            <w14:ligatures w14:val="none"/>
-          </w:rPr>
-          <w:t>r</w:t>
-        </w:r>
-        <w:r>
-          <w:rPr>
-            <w:rStyle w:val="Hyperlink"/>
-            <w:rFonts w:eastAsia="Times New Roman" w:cs="Times New Roman"/>
-            <w:b/>
-            <w:bCs/>
-            <w:color w:val="0070C0"/>
-            <w:kern w:val="0"/>
-            <w:sz w:val="36"/>
-            <w:szCs w:val="36"/>
-            <w:u w:val="none"/>
-            <w14:ligatures w14:val="none"/>
-          </w:rPr>
-          <w:t>y Link……………………..68</w:t>
+          <w:t>GitHub Repository Link……………………..68</w:t>
         </w:r>
       </w:hyperlink>
     </w:p>
     <w:p>
       <w:pPr>
         <w:spacing w:after="0" w:line="259" w:lineRule="auto"/>
-        <w:ind w:right="-15"/>
+        <w:ind w:left="0" w:right="-15" w:firstLine="0"/>
         <w:rPr>
           <w:b/>
         </w:rPr>
@@ -4060,7 +3383,7 @@
     <w:p>
       <w:pPr>
         <w:spacing w:after="0" w:line="259" w:lineRule="auto"/>
-        <w:ind w:right="-15"/>
+        <w:ind w:left="0" w:right="-15" w:firstLine="0"/>
         <w:rPr>
           <w:b/>
         </w:rPr>
@@ -4069,7 +3392,7 @@
     <w:p>
       <w:pPr>
         <w:spacing w:after="0" w:line="259" w:lineRule="auto"/>
-        <w:ind w:right="-15"/>
+        <w:ind w:left="0" w:right="-15" w:firstLine="0"/>
         <w:rPr>
           <w:b/>
         </w:rPr>
@@ -4078,7 +3401,7 @@
     <w:p>
       <w:pPr>
         <w:spacing w:after="0" w:line="259" w:lineRule="auto"/>
-        <w:ind w:right="-15"/>
+        <w:ind w:left="0" w:right="-15" w:firstLine="0"/>
         <w:rPr>
           <w:b/>
         </w:rPr>
@@ -4087,223 +3410,7 @@
     <w:p>
       <w:pPr>
         <w:spacing w:after="0" w:line="259" w:lineRule="auto"/>
-        <w:ind w:right="-15"/>
-        <w:rPr>
-          <w:b/>
-        </w:rPr>
-      </w:pPr>
-    </w:p>
-    <w:p>
-      <w:pPr>
-        <w:spacing w:after="0" w:line="259" w:lineRule="auto"/>
-        <w:ind w:right="-15"/>
-        <w:rPr>
-          <w:b/>
-        </w:rPr>
-      </w:pPr>
-    </w:p>
-    <w:p>
-      <w:pPr>
-        <w:spacing w:after="0" w:line="259" w:lineRule="auto"/>
-        <w:ind w:right="-15"/>
-        <w:rPr>
-          <w:b/>
-        </w:rPr>
-      </w:pPr>
-    </w:p>
-    <w:p>
-      <w:pPr>
-        <w:spacing w:after="0" w:line="259" w:lineRule="auto"/>
-        <w:ind w:right="-15"/>
-        <w:rPr>
-          <w:b/>
-        </w:rPr>
-      </w:pPr>
-    </w:p>
-    <w:p>
-      <w:pPr>
-        <w:spacing w:after="0" w:line="259" w:lineRule="auto"/>
-        <w:ind w:right="-15"/>
-        <w:rPr>
-          <w:b/>
-        </w:rPr>
-      </w:pPr>
-    </w:p>
-    <w:p>
-      <w:pPr>
-        <w:spacing w:after="0" w:line="259" w:lineRule="auto"/>
-        <w:ind w:right="-15"/>
-        <w:rPr>
-          <w:b/>
-        </w:rPr>
-      </w:pPr>
-    </w:p>
-    <w:p>
-      <w:pPr>
-        <w:spacing w:after="0" w:line="259" w:lineRule="auto"/>
-        <w:ind w:right="-15"/>
-        <w:rPr>
-          <w:b/>
-        </w:rPr>
-      </w:pPr>
-    </w:p>
-    <w:p>
-      <w:pPr>
-        <w:spacing w:after="0" w:line="259" w:lineRule="auto"/>
-        <w:ind w:right="-15"/>
-        <w:rPr>
-          <w:b/>
-        </w:rPr>
-      </w:pPr>
-    </w:p>
-    <w:p>
-      <w:pPr>
-        <w:spacing w:after="0" w:line="259" w:lineRule="auto"/>
-        <w:ind w:right="-15"/>
-        <w:rPr>
-          <w:b/>
-        </w:rPr>
-      </w:pPr>
-    </w:p>
-    <w:p>
-      <w:pPr>
-        <w:spacing w:after="0" w:line="259" w:lineRule="auto"/>
-        <w:ind w:right="-15"/>
-        <w:rPr>
-          <w:b/>
-        </w:rPr>
-      </w:pPr>
-    </w:p>
-    <w:p>
-      <w:pPr>
-        <w:spacing w:after="0" w:line="259" w:lineRule="auto"/>
-        <w:ind w:right="-15"/>
-        <w:rPr>
-          <w:b/>
-        </w:rPr>
-      </w:pPr>
-    </w:p>
-    <w:p>
-      <w:pPr>
-        <w:spacing w:after="0" w:line="259" w:lineRule="auto"/>
-        <w:ind w:right="-15"/>
-        <w:rPr>
-          <w:b/>
-        </w:rPr>
-      </w:pPr>
-    </w:p>
-    <w:p>
-      <w:pPr>
-        <w:spacing w:after="0" w:line="259" w:lineRule="auto"/>
-        <w:ind w:right="-15"/>
-        <w:rPr>
-          <w:b/>
-        </w:rPr>
-      </w:pPr>
-    </w:p>
-    <w:p>
-      <w:pPr>
-        <w:spacing w:after="0" w:line="259" w:lineRule="auto"/>
-        <w:ind w:right="-15"/>
-        <w:rPr>
-          <w:b/>
-        </w:rPr>
-      </w:pPr>
-    </w:p>
-    <w:p>
-      <w:pPr>
-        <w:spacing w:after="0" w:line="259" w:lineRule="auto"/>
-        <w:ind w:right="-15"/>
-        <w:rPr>
-          <w:b/>
-        </w:rPr>
-      </w:pPr>
-    </w:p>
-    <w:p>
-      <w:pPr>
-        <w:spacing w:after="0" w:line="259" w:lineRule="auto"/>
-        <w:ind w:right="-15"/>
-        <w:rPr>
-          <w:b/>
-        </w:rPr>
-      </w:pPr>
-    </w:p>
-    <w:p>
-      <w:pPr>
-        <w:spacing w:after="0" w:line="259" w:lineRule="auto"/>
-        <w:ind w:right="-15"/>
-        <w:rPr>
-          <w:b/>
-        </w:rPr>
-      </w:pPr>
-    </w:p>
-    <w:p>
-      <w:pPr>
-        <w:spacing w:after="0" w:line="259" w:lineRule="auto"/>
-        <w:ind w:right="-15"/>
-        <w:rPr>
-          <w:b/>
-        </w:rPr>
-      </w:pPr>
-    </w:p>
-    <w:p>
-      <w:pPr>
-        <w:spacing w:after="0" w:line="259" w:lineRule="auto"/>
-        <w:ind w:right="-15"/>
-        <w:rPr>
-          <w:b/>
-        </w:rPr>
-      </w:pPr>
-    </w:p>
-    <w:p>
-      <w:pPr>
-        <w:spacing w:after="0" w:line="259" w:lineRule="auto"/>
-        <w:ind w:right="-15"/>
-        <w:rPr>
-          <w:b/>
-        </w:rPr>
-      </w:pPr>
-    </w:p>
-    <w:p>
-      <w:pPr>
-        <w:spacing w:after="0" w:line="259" w:lineRule="auto"/>
-        <w:ind w:right="-15"/>
-        <w:rPr>
-          <w:b/>
-        </w:rPr>
-      </w:pPr>
-    </w:p>
-    <w:p>
-      <w:pPr>
-        <w:spacing w:after="0" w:line="259" w:lineRule="auto"/>
-        <w:ind w:right="-15"/>
-        <w:rPr>
-          <w:b/>
-        </w:rPr>
-      </w:pPr>
-    </w:p>
-    <w:p>
-      <w:pPr>
-        <w:spacing w:after="0" w:line="259" w:lineRule="auto"/>
-        <w:ind w:right="-15"/>
-        <w:rPr>
-          <w:b/>
-        </w:rPr>
-      </w:pPr>
-    </w:p>
-    <w:p>
-      <w:pPr>
-        <w:spacing w:after="0" w:line="259" w:lineRule="auto"/>
-        <w:ind w:right="-15"/>
-        <w:rPr>
-          <w:b/>
-        </w:rPr>
-      </w:pPr>
-    </w:p>
-    <w:p>
-      <w:pPr>
-        <w:spacing w:after="0" w:line="259" w:lineRule="auto"/>
-        <w:ind w:right="-15"/>
+        <w:ind w:left="0" w:right="-15" w:firstLine="0"/>
         <w:rPr>
           <w:b/>
         </w:rPr>
@@ -4454,6 +3561,7 @@
           <w:sz w:val="50"/>
           <w:szCs w:val="50"/>
         </w:rPr>
+        <w:lastRenderedPageBreak/>
         <w:t>List of Tables</w:t>
       </w:r>
     </w:p>
@@ -4542,23 +3650,7 @@
             <w:color w:val="0070C0"/>
             <w:u w:val="none"/>
           </w:rPr>
-          <w:t>Folder Sn</w:t>
-        </w:r>
-        <w:r>
-          <w:rPr>
-            <w:rStyle w:val="Hyperlink"/>
-            <w:color w:val="0070C0"/>
-            <w:u w:val="none"/>
-          </w:rPr>
-          <w:t>i</w:t>
-        </w:r>
-        <w:r>
-          <w:rPr>
-            <w:rStyle w:val="Hyperlink"/>
-            <w:color w:val="0070C0"/>
-            <w:u w:val="none"/>
-          </w:rPr>
-          <w:t>ppet</w:t>
+          <w:t>Folder Snippet</w:t>
         </w:r>
       </w:hyperlink>
     </w:p>
@@ -4588,25 +3680,7 @@
             <w:color w:val="0070C0"/>
             <w:u w:val="none"/>
           </w:rPr>
-          <w:t>VS Code Set up S</w:t>
-        </w:r>
-        <w:r>
-          <w:rPr>
-            <w:rStyle w:val="Hyperlink"/>
-            <w:rFonts w:cs="Times New Roman"/>
-            <w:color w:val="0070C0"/>
-            <w:u w:val="none"/>
-          </w:rPr>
-          <w:t>n</w:t>
-        </w:r>
-        <w:r>
-          <w:rPr>
-            <w:rStyle w:val="Hyperlink"/>
-            <w:rFonts w:cs="Times New Roman"/>
-            <w:color w:val="0070C0"/>
-            <w:u w:val="none"/>
-          </w:rPr>
-          <w:t>ippet</w:t>
+          <w:t>VS Code Set up Snippet</w:t>
         </w:r>
       </w:hyperlink>
     </w:p>
@@ -4656,25 +3730,7 @@
             <w:color w:val="0070C0"/>
             <w:u w:val="none"/>
           </w:rPr>
-          <w:t xml:space="preserve"> S</w:t>
-        </w:r>
-        <w:r>
-          <w:rPr>
-            <w:rStyle w:val="Hyperlink"/>
-            <w:rFonts w:cs="Times New Roman"/>
-            <w:color w:val="0070C0"/>
-            <w:u w:val="none"/>
-          </w:rPr>
-          <w:t>n</w:t>
-        </w:r>
-        <w:r>
-          <w:rPr>
-            <w:rStyle w:val="Hyperlink"/>
-            <w:rFonts w:cs="Times New Roman"/>
-            <w:color w:val="0070C0"/>
-            <w:u w:val="none"/>
-          </w:rPr>
-          <w:t>ippet</w:t>
+          <w:t xml:space="preserve"> Snippet</w:t>
         </w:r>
       </w:hyperlink>
     </w:p>
@@ -4704,25 +3760,7 @@
             <w:color w:val="0070C0"/>
             <w:u w:val="none"/>
           </w:rPr>
-          <w:t>Drive Folder Sni</w:t>
-        </w:r>
-        <w:r>
-          <w:rPr>
-            <w:rStyle w:val="Hyperlink"/>
-            <w:rFonts w:cs="Times New Roman"/>
-            <w:color w:val="0070C0"/>
-            <w:u w:val="none"/>
-          </w:rPr>
-          <w:t>p</w:t>
-        </w:r>
-        <w:r>
-          <w:rPr>
-            <w:rStyle w:val="Hyperlink"/>
-            <w:rFonts w:cs="Times New Roman"/>
-            <w:color w:val="0070C0"/>
-            <w:u w:val="none"/>
-          </w:rPr>
-          <w:t>pet</w:t>
+          <w:t>Drive Folder Snippet</w:t>
         </w:r>
       </w:hyperlink>
     </w:p>
@@ -4770,43 +3808,7 @@
             <w:color w:val="0070C0"/>
             <w:u w:val="none"/>
           </w:rPr>
-          <w:t xml:space="preserve"> Cod</w:t>
-        </w:r>
-        <w:r>
-          <w:rPr>
-            <w:rStyle w:val="Hyperlink"/>
-            <w:rFonts w:cs="Times New Roman"/>
-            <w:color w:val="0070C0"/>
-            <w:u w:val="none"/>
-          </w:rPr>
-          <w:t>e</w:t>
-        </w:r>
-        <w:r>
-          <w:rPr>
-            <w:rStyle w:val="Hyperlink"/>
-            <w:rFonts w:cs="Times New Roman"/>
-            <w:color w:val="0070C0"/>
-            <w:u w:val="none"/>
-          </w:rPr>
-          <w:t xml:space="preserve"> Sn</w:t>
-        </w:r>
-        <w:r>
-          <w:rPr>
-            <w:rStyle w:val="Hyperlink"/>
-            <w:rFonts w:cs="Times New Roman"/>
-            <w:color w:val="0070C0"/>
-            <w:u w:val="none"/>
-          </w:rPr>
-          <w:t>i</w:t>
-        </w:r>
-        <w:r>
-          <w:rPr>
-            <w:rStyle w:val="Hyperlink"/>
-            <w:rFonts w:cs="Times New Roman"/>
-            <w:color w:val="0070C0"/>
-            <w:u w:val="none"/>
-          </w:rPr>
-          <w:t>ppet</w:t>
+          <w:t xml:space="preserve"> Code Snippet</w:t>
         </w:r>
       </w:hyperlink>
     </w:p>
@@ -4836,25 +3838,7 @@
             <w:color w:val="0070C0"/>
             <w:u w:val="none"/>
           </w:rPr>
-          <w:t>Training and Accuracy</w:t>
-        </w:r>
-        <w:r>
-          <w:rPr>
-            <w:rStyle w:val="Hyperlink"/>
-            <w:rFonts w:cs="Times New Roman"/>
-            <w:color w:val="0070C0"/>
-            <w:u w:val="none"/>
-          </w:rPr>
-          <w:t xml:space="preserve"> </w:t>
-        </w:r>
-        <w:r>
-          <w:rPr>
-            <w:rStyle w:val="Hyperlink"/>
-            <w:rFonts w:cs="Times New Roman"/>
-            <w:color w:val="0070C0"/>
-            <w:u w:val="none"/>
-          </w:rPr>
-          <w:t>loop</w:t>
+          <w:t>Training and Accuracy loop</w:t>
         </w:r>
       </w:hyperlink>
       <w:r>
@@ -4890,25 +3874,7 @@
             <w:color w:val="0070C0"/>
             <w:u w:val="none"/>
           </w:rPr>
-          <w:t>Dynamic Quantization Code Sni</w:t>
-        </w:r>
-        <w:r>
-          <w:rPr>
-            <w:rStyle w:val="Hyperlink"/>
-            <w:rFonts w:cs="Times New Roman"/>
-            <w:color w:val="0070C0"/>
-            <w:u w:val="none"/>
-          </w:rPr>
-          <w:t>p</w:t>
-        </w:r>
-        <w:r>
-          <w:rPr>
-            <w:rStyle w:val="Hyperlink"/>
-            <w:rFonts w:cs="Times New Roman"/>
-            <w:color w:val="0070C0"/>
-            <w:u w:val="none"/>
-          </w:rPr>
-          <w:t>pet</w:t>
+          <w:t>Dynamic Quantization Code Snippet</w:t>
         </w:r>
       </w:hyperlink>
     </w:p>
@@ -4938,25 +3904,7 @@
             <w:color w:val="0070C0"/>
             <w:u w:val="none"/>
           </w:rPr>
-          <w:t xml:space="preserve">Pruning Code </w:t>
-        </w:r>
-        <w:r>
-          <w:rPr>
-            <w:rStyle w:val="Hyperlink"/>
-            <w:rFonts w:cs="Times New Roman"/>
-            <w:color w:val="0070C0"/>
-            <w:u w:val="none"/>
-          </w:rPr>
-          <w:t>S</w:t>
-        </w:r>
-        <w:r>
-          <w:rPr>
-            <w:rStyle w:val="Hyperlink"/>
-            <w:rFonts w:cs="Times New Roman"/>
-            <w:color w:val="0070C0"/>
-            <w:u w:val="none"/>
-          </w:rPr>
-          <w:t>nippet</w:t>
+          <w:t>Pruning Code Snippet</w:t>
         </w:r>
       </w:hyperlink>
     </w:p>
@@ -4986,43 +3934,7 @@
             <w:color w:val="0070C0"/>
             <w:u w:val="none"/>
           </w:rPr>
-          <w:t>Student Mo</w:t>
-        </w:r>
-        <w:r>
-          <w:rPr>
-            <w:rStyle w:val="Hyperlink"/>
-            <w:rFonts w:cs="Times New Roman"/>
-            <w:color w:val="0070C0"/>
-            <w:u w:val="none"/>
-          </w:rPr>
-          <w:t>d</w:t>
-        </w:r>
-        <w:r>
-          <w:rPr>
-            <w:rStyle w:val="Hyperlink"/>
-            <w:rFonts w:cs="Times New Roman"/>
-            <w:color w:val="0070C0"/>
-            <w:u w:val="none"/>
-          </w:rPr>
-          <w:t>el C</w:t>
-        </w:r>
-        <w:r>
-          <w:rPr>
-            <w:rStyle w:val="Hyperlink"/>
-            <w:rFonts w:cs="Times New Roman"/>
-            <w:color w:val="0070C0"/>
-            <w:u w:val="none"/>
-          </w:rPr>
-          <w:t>o</w:t>
-        </w:r>
-        <w:r>
-          <w:rPr>
-            <w:rStyle w:val="Hyperlink"/>
-            <w:rFonts w:cs="Times New Roman"/>
-            <w:color w:val="0070C0"/>
-            <w:u w:val="none"/>
-          </w:rPr>
-          <w:t>de Snippet</w:t>
+          <w:t>Student Model Code Snippet</w:t>
         </w:r>
       </w:hyperlink>
     </w:p>
@@ -5059,25 +3971,7 @@
             <w:color w:val="0070C0"/>
             <w:u w:val="none"/>
           </w:rPr>
-          <w:t>KD T</w:t>
-        </w:r>
-        <w:r>
-          <w:rPr>
-            <w:rStyle w:val="Hyperlink"/>
-            <w:rFonts w:cs="Times New Roman"/>
-            <w:color w:val="0070C0"/>
-            <w:u w:val="none"/>
-          </w:rPr>
-          <w:t>r</w:t>
-        </w:r>
-        <w:r>
-          <w:rPr>
-            <w:rStyle w:val="Hyperlink"/>
-            <w:rFonts w:cs="Times New Roman"/>
-            <w:color w:val="0070C0"/>
-            <w:u w:val="none"/>
-          </w:rPr>
-          <w:t>aining Code Snippet</w:t>
+          <w:t>KD Training Code Snippet</w:t>
         </w:r>
       </w:hyperlink>
     </w:p>
@@ -5107,43 +4001,7 @@
             <w:color w:val="0070C0"/>
             <w:u w:val="none"/>
           </w:rPr>
-          <w:t>Training Ba</w:t>
-        </w:r>
-        <w:r>
-          <w:rPr>
-            <w:rStyle w:val="Hyperlink"/>
-            <w:rFonts w:cs="Times New Roman"/>
-            <w:color w:val="0070C0"/>
-            <w:u w:val="none"/>
-          </w:rPr>
-          <w:t>s</w:t>
-        </w:r>
-        <w:r>
-          <w:rPr>
-            <w:rStyle w:val="Hyperlink"/>
-            <w:rFonts w:cs="Times New Roman"/>
-            <w:color w:val="0070C0"/>
-            <w:u w:val="none"/>
-          </w:rPr>
-          <w:t>eline Model Code Snip</w:t>
-        </w:r>
-        <w:r>
-          <w:rPr>
-            <w:rStyle w:val="Hyperlink"/>
-            <w:rFonts w:cs="Times New Roman"/>
-            <w:color w:val="0070C0"/>
-            <w:u w:val="none"/>
-          </w:rPr>
-          <w:t>p</w:t>
-        </w:r>
-        <w:r>
-          <w:rPr>
-            <w:rStyle w:val="Hyperlink"/>
-            <w:rFonts w:cs="Times New Roman"/>
-            <w:color w:val="0070C0"/>
-            <w:u w:val="none"/>
-          </w:rPr>
-          <w:t>et</w:t>
+          <w:t>Training Baseline Model Code Snippet</w:t>
         </w:r>
       </w:hyperlink>
     </w:p>
@@ -5173,25 +4031,7 @@
             <w:color w:val="0070C0"/>
             <w:u w:val="none"/>
           </w:rPr>
-          <w:t>Evaluating Model Accura</w:t>
-        </w:r>
-        <w:r>
-          <w:rPr>
-            <w:rStyle w:val="Hyperlink"/>
-            <w:rFonts w:cs="Times New Roman"/>
-            <w:color w:val="0070C0"/>
-            <w:u w:val="none"/>
-          </w:rPr>
-          <w:t>c</w:t>
-        </w:r>
-        <w:r>
-          <w:rPr>
-            <w:rStyle w:val="Hyperlink"/>
-            <w:rFonts w:cs="Times New Roman"/>
-            <w:color w:val="0070C0"/>
-            <w:u w:val="none"/>
-          </w:rPr>
-          <w:t>y Code Snippet</w:t>
+          <w:t>Evaluating Model Accuracy Code Snippet</w:t>
         </w:r>
       </w:hyperlink>
     </w:p>
@@ -5221,25 +4061,7 @@
             <w:color w:val="0070C0"/>
             <w:u w:val="none"/>
           </w:rPr>
-          <w:t>Dyna</w:t>
-        </w:r>
-        <w:r>
-          <w:rPr>
-            <w:rStyle w:val="Hyperlink"/>
-            <w:rFonts w:cs="Times New Roman"/>
-            <w:color w:val="0070C0"/>
-            <w:u w:val="none"/>
-          </w:rPr>
-          <w:t>m</w:t>
-        </w:r>
-        <w:r>
-          <w:rPr>
-            <w:rStyle w:val="Hyperlink"/>
-            <w:rFonts w:cs="Times New Roman"/>
-            <w:color w:val="0070C0"/>
-            <w:u w:val="none"/>
-          </w:rPr>
-          <w:t>ic Quantization Code Snippet</w:t>
+          <w:t>Dynamic Quantization Code Snippet</w:t>
         </w:r>
       </w:hyperlink>
     </w:p>
@@ -5269,25 +4091,7 @@
             <w:color w:val="0070C0"/>
             <w:u w:val="none"/>
           </w:rPr>
-          <w:t>Size Comparison C</w:t>
-        </w:r>
-        <w:r>
-          <w:rPr>
-            <w:rStyle w:val="Hyperlink"/>
-            <w:rFonts w:cs="Times New Roman"/>
-            <w:color w:val="0070C0"/>
-            <w:u w:val="none"/>
-          </w:rPr>
-          <w:t>o</w:t>
-        </w:r>
-        <w:r>
-          <w:rPr>
-            <w:rStyle w:val="Hyperlink"/>
-            <w:rFonts w:cs="Times New Roman"/>
-            <w:color w:val="0070C0"/>
-            <w:u w:val="none"/>
-          </w:rPr>
-          <w:t>de Snippet</w:t>
+          <w:t>Size Comparison Code Snippet</w:t>
         </w:r>
       </w:hyperlink>
     </w:p>
@@ -5317,25 +4121,7 @@
             <w:color w:val="0070C0"/>
             <w:u w:val="none"/>
           </w:rPr>
-          <w:t>Model Accu</w:t>
-        </w:r>
-        <w:r>
-          <w:rPr>
-            <w:rStyle w:val="Hyperlink"/>
-            <w:rFonts w:cs="Times New Roman"/>
-            <w:color w:val="0070C0"/>
-            <w:u w:val="none"/>
-          </w:rPr>
-          <w:t>r</w:t>
-        </w:r>
-        <w:r>
-          <w:rPr>
-            <w:rStyle w:val="Hyperlink"/>
-            <w:rFonts w:cs="Times New Roman"/>
-            <w:color w:val="0070C0"/>
-            <w:u w:val="none"/>
-          </w:rPr>
-          <w:t>acy Comparison Graph</w:t>
+          <w:t>Model Accuracy Comparison Graph</w:t>
         </w:r>
       </w:hyperlink>
     </w:p>
@@ -5365,25 +4151,7 @@
             <w:color w:val="0070C0"/>
             <w:u w:val="none"/>
           </w:rPr>
-          <w:t>Model Size Compar</w:t>
-        </w:r>
-        <w:r>
-          <w:rPr>
-            <w:rStyle w:val="Hyperlink"/>
-            <w:rFonts w:cs="Times New Roman"/>
-            <w:color w:val="0070C0"/>
-            <w:u w:val="none"/>
-          </w:rPr>
-          <w:t>i</w:t>
-        </w:r>
-        <w:r>
-          <w:rPr>
-            <w:rStyle w:val="Hyperlink"/>
-            <w:rFonts w:cs="Times New Roman"/>
-            <w:color w:val="0070C0"/>
-            <w:u w:val="none"/>
-          </w:rPr>
-          <w:t>son Graph</w:t>
+          <w:t>Model Size Comparison Graph</w:t>
         </w:r>
       </w:hyperlink>
     </w:p>
@@ -5412,12 +4180,12 @@
         <w:ind w:left="0" w:firstLine="0"/>
         <w:jc w:val="left"/>
         <w:sectPr>
-          <w:headerReference w:type="even" r:id="rId14"/>
-          <w:headerReference w:type="default" r:id="rId15"/>
-          <w:footerReference w:type="even" r:id="rId16"/>
-          <w:footerReference w:type="default" r:id="rId17"/>
-          <w:headerReference w:type="first" r:id="rId18"/>
-          <w:footerReference w:type="first" r:id="rId19"/>
+          <w:headerReference w:type="even" r:id="rId17"/>
+          <w:headerReference w:type="default" r:id="rId18"/>
+          <w:footerReference w:type="even" r:id="rId19"/>
+          <w:footerReference w:type="default" r:id="rId20"/>
+          <w:headerReference w:type="first" r:id="rId21"/>
+          <w:footerReference w:type="first" r:id="rId22"/>
           <w:pgSz w:w="11906" w:h="16838"/>
           <w:pgMar w:top="2025" w:right="1395" w:bottom="2132" w:left="2290" w:header="720" w:footer="794" w:gutter="0"/>
           <w:pgNumType w:fmt="lowerRoman" w:start="3"/>
@@ -9237,13 +8005,7 @@
         </w:numPr>
       </w:pPr>
       <w:r>
-        <w:t xml:space="preserve">2.3.2 Pruning Strategies </w:t>
-      </w:r>
-      <w:r>
-        <w:t xml:space="preserve">and </w:t>
-      </w:r>
-      <w:r>
-        <w:t>parameter Reduction</w:t>
+        <w:t>2.3.2 Pruning Strategies and parameter Reduction</w:t>
       </w:r>
     </w:p>
     <w:p>
@@ -10730,9 +9492,9 @@
           <w:szCs w:val="50"/>
         </w:rPr>
       </w:pPr>
-      <w:bookmarkStart w:id="8" w:name="_Toc32919"/>
-      <w:bookmarkStart w:id="9" w:name="_Chapter_3:_Research"/>
-      <w:bookmarkEnd w:id="9"/>
+      <w:bookmarkStart w:id="8" w:name="_Chapter_3:_Research"/>
+      <w:bookmarkStart w:id="9" w:name="_Toc32919"/>
+      <w:bookmarkEnd w:id="8"/>
     </w:p>
     <w:p>
       <w:pPr>
@@ -12732,7 +11494,7 @@
         </w:rPr>
       </w:pPr>
       <w:bookmarkStart w:id="10" w:name="_Chapter_4:_Implementation"/>
-      <w:bookmarkEnd w:id="8"/>
+      <w:bookmarkEnd w:id="9"/>
       <w:bookmarkEnd w:id="10"/>
       <w:r>
         <w:rPr>
@@ -13393,15 +12155,7 @@
           <w:i/>
           <w:iCs/>
         </w:rPr>
-        <w:t>Table</w:t>
-      </w:r>
-      <w:r>
-        <w:rPr>
-          <w:rFonts w:ascii="Times New Roman" w:eastAsia="Times New Roman" w:hAnsi="Times New Roman" w:cs="Times New Roman"/>
-          <w:i/>
-          <w:iCs/>
-        </w:rPr>
-        <w:t xml:space="preserve"> 1 </w:t>
+        <w:t xml:space="preserve">Table 1 </w:t>
       </w:r>
       <w:r>
         <w:rPr>
@@ -13472,7 +12226,7 @@
                     <pic:cNvPicPr/>
                   </pic:nvPicPr>
                   <pic:blipFill>
-                    <a:blip r:embed="rId20" cstate="print">
+                    <a:blip r:embed="rId23" cstate="print">
                       <a:extLst>
                         <a:ext uri="{28A0092B-C50C-407E-A947-70E740481C1C}">
                           <a14:useLocalDpi xmlns:a14="http://schemas.microsoft.com/office/drawing/2010/main" val="0"/>
@@ -13854,7 +12608,7 @@
                     <pic:cNvPicPr/>
                   </pic:nvPicPr>
                   <pic:blipFill>
-                    <a:blip r:embed="rId21" cstate="print">
+                    <a:blip r:embed="rId24" cstate="print">
                       <a:extLst>
                         <a:ext uri="{28A0092B-C50C-407E-A947-70E740481C1C}">
                           <a14:useLocalDpi xmlns:a14="http://schemas.microsoft.com/office/drawing/2010/main" val="0"/>
@@ -14110,7 +12864,7 @@
                     <pic:cNvPicPr/>
                   </pic:nvPicPr>
                   <pic:blipFill>
-                    <a:blip r:embed="rId22" cstate="print">
+                    <a:blip r:embed="rId25" cstate="print">
                       <a:extLst>
                         <a:ext uri="{28A0092B-C50C-407E-A947-70E740481C1C}">
                           <a14:useLocalDpi xmlns:a14="http://schemas.microsoft.com/office/drawing/2010/main" val="0"/>
@@ -14261,7 +13015,7 @@
                     <pic:cNvPicPr/>
                   </pic:nvPicPr>
                   <pic:blipFill>
-                    <a:blip r:embed="rId23" cstate="print">
+                    <a:blip r:embed="rId26" cstate="print">
                       <a:extLst>
                         <a:ext uri="{28A0092B-C50C-407E-A947-70E740481C1C}">
                           <a14:useLocalDpi xmlns:a14="http://schemas.microsoft.com/office/drawing/2010/main" val="0"/>
@@ -14615,7 +13369,7 @@
         </w:rPr>
         <w:lastRenderedPageBreak/>
         <w:drawing>
-          <wp:inline distT="0" distB="0" distL="0" distR="0" wp14:anchorId="5D03A427" wp14:editId="3B5742EF">
+          <wp:inline distT="0" distB="0" distL="0" distR="0" wp14:anchorId="5D03A427" wp14:editId="7ED45103">
             <wp:extent cx="4329282" cy="3528907"/>
             <wp:effectExtent l="0" t="0" r="1905" b="1905"/>
             <wp:docPr id="1441054532" name="Picture 9" descr="A screen shot of a computer program&#10;&#10;AI-generated content may be incorrect."/>
@@ -14630,7 +13384,7 @@
                     <pic:cNvPicPr/>
                   </pic:nvPicPr>
                   <pic:blipFill>
-                    <a:blip r:embed="rId24" cstate="print">
+                    <a:blip r:embed="rId27" cstate="print">
                       <a:extLst>
                         <a:ext uri="{28A0092B-C50C-407E-A947-70E740481C1C}">
                           <a14:useLocalDpi xmlns:a14="http://schemas.microsoft.com/office/drawing/2010/main" val="0"/>
@@ -14797,7 +13551,7 @@
                     <pic:cNvPicPr/>
                   </pic:nvPicPr>
                   <pic:blipFill>
-                    <a:blip r:embed="rId25" cstate="print">
+                    <a:blip r:embed="rId28" cstate="print">
                       <a:extLst>
                         <a:ext uri="{28A0092B-C50C-407E-A947-70E740481C1C}">
                           <a14:useLocalDpi xmlns:a14="http://schemas.microsoft.com/office/drawing/2010/main" val="0"/>
@@ -15009,7 +13763,7 @@
           <w:kern w:val="36"/>
         </w:rPr>
         <w:drawing>
-          <wp:inline distT="0" distB="0" distL="0" distR="0" wp14:anchorId="5A494383" wp14:editId="2E953010">
+          <wp:inline distT="0" distB="0" distL="0" distR="0" wp14:anchorId="5A494383" wp14:editId="0B05F6A8">
             <wp:extent cx="4328160" cy="3377691"/>
             <wp:effectExtent l="0" t="0" r="2540" b="635"/>
             <wp:docPr id="1663741123" name="Picture 11" descr="A screen shot of a computer program&#10;&#10;AI-generated content may be incorrect."/>
@@ -15024,7 +13778,7 @@
                     <pic:cNvPicPr/>
                   </pic:nvPicPr>
                   <pic:blipFill>
-                    <a:blip r:embed="rId26" cstate="print">
+                    <a:blip r:embed="rId29" cstate="print">
                       <a:extLst>
                         <a:ext uri="{28A0092B-C50C-407E-A947-70E740481C1C}">
                           <a14:useLocalDpi xmlns:a14="http://schemas.microsoft.com/office/drawing/2010/main" val="0"/>
@@ -15345,7 +14099,7 @@
                     <pic:cNvPicPr/>
                   </pic:nvPicPr>
                   <pic:blipFill>
-                    <a:blip r:embed="rId27" cstate="print">
+                    <a:blip r:embed="rId30" cstate="print">
                       <a:extLst>
                         <a:ext uri="{28A0092B-C50C-407E-A947-70E740481C1C}">
                           <a14:useLocalDpi xmlns:a14="http://schemas.microsoft.com/office/drawing/2010/main" val="0"/>
@@ -15521,16 +14275,14 @@
         </w:rPr>
         <w:t xml:space="preserve">Its use was implemented by training a lightweight student model to explicitly learn trained MobileNetV2 teacher </w:t>
       </w:r>
-      <w:proofErr w:type="spellStart"/>
-      <w:r>
-        <w:rPr>
-          <w:rFonts w:ascii="Times New Roman" w:eastAsia="Times New Roman" w:hAnsi="Times New Roman" w:cs="Times New Roman"/>
-          <w:kern w:val="36"/>
-          <w14:ligatures w14:val="none"/>
-        </w:rPr>
-        <w:t>behaviors</w:t>
-      </w:r>
-      <w:proofErr w:type="spellEnd"/>
+      <w:r>
+        <w:rPr>
+          <w:rFonts w:ascii="Times New Roman" w:eastAsia="Times New Roman" w:hAnsi="Times New Roman" w:cs="Times New Roman"/>
+          <w:kern w:val="36"/>
+          <w14:ligatures w14:val="none"/>
+        </w:rPr>
+        <w:t>behaviours</w:t>
+      </w:r>
       <w:r>
         <w:rPr>
           <w:rFonts w:ascii="Times New Roman" w:eastAsia="Times New Roman" w:hAnsi="Times New Roman" w:cs="Times New Roman"/>
@@ -15539,16 +14291,14 @@
         </w:rPr>
         <w:t xml:space="preserve"> in a way that facilitates efficient knowledge transfer without the need to replicate student </w:t>
       </w:r>
-      <w:proofErr w:type="spellStart"/>
-      <w:r>
-        <w:rPr>
-          <w:rFonts w:ascii="Times New Roman" w:eastAsia="Times New Roman" w:hAnsi="Times New Roman" w:cs="Times New Roman"/>
-          <w:kern w:val="36"/>
-          <w14:ligatures w14:val="none"/>
-        </w:rPr>
-        <w:t>behavior</w:t>
-      </w:r>
-      <w:proofErr w:type="spellEnd"/>
+      <w:r>
+        <w:rPr>
+          <w:rFonts w:ascii="Times New Roman" w:eastAsia="Times New Roman" w:hAnsi="Times New Roman" w:cs="Times New Roman"/>
+          <w:kern w:val="36"/>
+          <w14:ligatures w14:val="none"/>
+        </w:rPr>
+        <w:t>behaviour</w:t>
+      </w:r>
       <w:r>
         <w:rPr>
           <w:rFonts w:ascii="Times New Roman" w:eastAsia="Times New Roman" w:hAnsi="Times New Roman" w:cs="Times New Roman"/>
@@ -15598,7 +14348,7 @@
                     <pic:cNvPicPr/>
                   </pic:nvPicPr>
                   <pic:blipFill>
-                    <a:blip r:embed="rId28" cstate="print">
+                    <a:blip r:embed="rId31" cstate="print">
                       <a:extLst>
                         <a:ext uri="{28A0092B-C50C-407E-A947-70E740481C1C}">
                           <a14:useLocalDpi xmlns:a14="http://schemas.microsoft.com/office/drawing/2010/main" val="0"/>
@@ -15783,7 +14533,7 @@
                     <pic:cNvPicPr/>
                   </pic:nvPicPr>
                   <pic:blipFill>
-                    <a:blip r:embed="rId29" cstate="print">
+                    <a:blip r:embed="rId32" cstate="print">
                       <a:extLst>
                         <a:ext uri="{28A0092B-C50C-407E-A947-70E740481C1C}">
                           <a14:useLocalDpi xmlns:a14="http://schemas.microsoft.com/office/drawing/2010/main" val="0"/>
@@ -16014,7 +14764,7 @@
           <w:kern w:val="36"/>
         </w:rPr>
         <w:drawing>
-          <wp:inline distT="0" distB="0" distL="0" distR="0" wp14:anchorId="5F9BD313" wp14:editId="384F2E72">
+          <wp:inline distT="0" distB="0" distL="0" distR="0" wp14:anchorId="5F9BD313" wp14:editId="606B2F64">
             <wp:extent cx="3699557" cy="3366347"/>
             <wp:effectExtent l="0" t="0" r="0" b="0"/>
             <wp:docPr id="59565609" name="Picture 15" descr="A screenshot of a computer program&#10;&#10;AI-generated content may be incorrect."/>
@@ -16029,7 +14779,7 @@
                     <pic:cNvPicPr/>
                   </pic:nvPicPr>
                   <pic:blipFill>
-                    <a:blip r:embed="rId30" cstate="print">
+                    <a:blip r:embed="rId33" cstate="print">
                       <a:extLst>
                         <a:ext uri="{28A0092B-C50C-407E-A947-70E740481C1C}">
                           <a14:useLocalDpi xmlns:a14="http://schemas.microsoft.com/office/drawing/2010/main" val="0"/>
@@ -16110,7 +14860,7 @@
                     <pic:cNvPicPr/>
                   </pic:nvPicPr>
                   <pic:blipFill>
-                    <a:blip r:embed="rId31" cstate="print">
+                    <a:blip r:embed="rId34" cstate="print">
                       <a:extLst>
                         <a:ext uri="{28A0092B-C50C-407E-A947-70E740481C1C}">
                           <a14:useLocalDpi xmlns:a14="http://schemas.microsoft.com/office/drawing/2010/main" val="0"/>
@@ -16243,7 +14993,7 @@
                     <pic:cNvPicPr/>
                   </pic:nvPicPr>
                   <pic:blipFill>
-                    <a:blip r:embed="rId32" cstate="print">
+                    <a:blip r:embed="rId35" cstate="print">
                       <a:extLst>
                         <a:ext uri="{28A0092B-C50C-407E-A947-70E740481C1C}">
                           <a14:useLocalDpi xmlns:a14="http://schemas.microsoft.com/office/drawing/2010/main" val="0"/>
@@ -16351,7 +15101,7 @@
           <w:kern w:val="36"/>
         </w:rPr>
         <w:drawing>
-          <wp:inline distT="0" distB="0" distL="0" distR="0" wp14:anchorId="27BD33D0" wp14:editId="07181B3B">
+          <wp:inline distT="0" distB="0" distL="0" distR="0" wp14:anchorId="27BD33D0" wp14:editId="6D6896B9">
             <wp:extent cx="5040000" cy="1766861"/>
             <wp:effectExtent l="0" t="0" r="1905" b="0"/>
             <wp:docPr id="750701024" name="Picture 18" descr="A screen shot of a computer code&#10;&#10;AI-generated content may be incorrect."/>
@@ -16366,7 +15116,7 @@
                     <pic:cNvPicPr/>
                   </pic:nvPicPr>
                   <pic:blipFill>
-                    <a:blip r:embed="rId33" cstate="print">
+                    <a:blip r:embed="rId36" cstate="print">
                       <a:extLst>
                         <a:ext uri="{28A0092B-C50C-407E-A947-70E740481C1C}">
                           <a14:useLocalDpi xmlns:a14="http://schemas.microsoft.com/office/drawing/2010/main" val="0"/>
@@ -17352,7 +16102,7 @@
                     <pic:cNvPicPr/>
                   </pic:nvPicPr>
                   <pic:blipFill>
-                    <a:blip r:embed="rId34">
+                    <a:blip r:embed="rId37">
                       <a:extLst>
                         <a:ext uri="{28A0092B-C50C-407E-A947-70E740481C1C}">
                           <a14:useLocalDpi xmlns:a14="http://schemas.microsoft.com/office/drawing/2010/main" val="0"/>
@@ -17485,7 +16235,7 @@
                     <pic:cNvPicPr/>
                   </pic:nvPicPr>
                   <pic:blipFill>
-                    <a:blip r:embed="rId35">
+                    <a:blip r:embed="rId38">
                       <a:extLst>
                         <a:ext uri="{28A0092B-C50C-407E-A947-70E740481C1C}">
                           <a14:useLocalDpi xmlns:a14="http://schemas.microsoft.com/office/drawing/2010/main" val="0"/>
@@ -19561,7 +18311,7 @@
         </w:rPr>
         <w:t> </w:t>
       </w:r>
-      <w:hyperlink r:id="rId36" w:tgtFrame="_new" w:history="1">
+      <w:hyperlink r:id="rId39" w:tgtFrame="_new" w:history="1">
         <w:r>
           <w:rPr>
             <w:rStyle w:val="Hyperlink"/>
@@ -19630,7 +18380,7 @@
         </w:rPr>
         <w:t> </w:t>
       </w:r>
-      <w:hyperlink r:id="rId37" w:tgtFrame="_new" w:history="1">
+      <w:hyperlink r:id="rId40" w:tgtFrame="_new" w:history="1">
         <w:r>
           <w:rPr>
             <w:rStyle w:val="Hyperlink"/>
@@ -19821,7 +18571,7 @@
         </w:rPr>
         <w:t> </w:t>
       </w:r>
-      <w:hyperlink r:id="rId38" w:tgtFrame="_new" w:history="1">
+      <w:hyperlink r:id="rId41" w:tgtFrame="_new" w:history="1">
         <w:r>
           <w:rPr>
             <w:rStyle w:val="Hyperlink"/>
@@ -19981,7 +18731,7 @@
         </w:rPr>
         <w:t> </w:t>
       </w:r>
-      <w:hyperlink r:id="rId39" w:tgtFrame="_new" w:history="1">
+      <w:hyperlink r:id="rId42" w:tgtFrame="_new" w:history="1">
         <w:r>
           <w:rPr>
             <w:rStyle w:val="Hyperlink"/>
@@ -20166,7 +18916,7 @@
         </w:rPr>
         <w:t> </w:t>
       </w:r>
-      <w:hyperlink r:id="rId40" w:tgtFrame="_new" w:history="1">
+      <w:hyperlink r:id="rId43" w:tgtFrame="_new" w:history="1">
         <w:r>
           <w:rPr>
             <w:rStyle w:val="Hyperlink"/>
@@ -20231,7 +18981,7 @@
         </w:rPr>
         <w:t> </w:t>
       </w:r>
-      <w:hyperlink r:id="rId41" w:tgtFrame="_new" w:history="1">
+      <w:hyperlink r:id="rId44" w:tgtFrame="_new" w:history="1">
         <w:r>
           <w:rPr>
             <w:rStyle w:val="Hyperlink"/>
@@ -20299,7 +19049,7 @@
         </w:rPr>
         <w:t> </w:t>
       </w:r>
-      <w:hyperlink r:id="rId42" w:tgtFrame="_new" w:history="1">
+      <w:hyperlink r:id="rId45" w:tgtFrame="_new" w:history="1">
         <w:r>
           <w:rPr>
             <w:rStyle w:val="Hyperlink"/>
@@ -20415,39 +19165,15 @@
         </w:rPr>
         <w:t> </w:t>
       </w:r>
-      <w:r>
-        <w:fldChar w:fldCharType="begin"/>
-      </w:r>
-      <w:r>
-        <w:instrText>HYPERLINK "https://arxiv.org/abs/2409.02134" \t "_new"</w:instrText>
-      </w:r>
-      <w:r>
-        <w:fldChar w:fldCharType="separate"/>
-      </w:r>
-      <w:r>
-        <w:rPr>
-          <w:rStyle w:val="Hyperlink"/>
-          <w:rFonts w:eastAsia="Cambria"/>
-        </w:rPr>
-        <w:t>https://a</w:t>
-      </w:r>
-      <w:r>
-        <w:rPr>
-          <w:rStyle w:val="Hyperlink"/>
-          <w:rFonts w:eastAsia="Cambria"/>
-        </w:rPr>
-        <w:t>r</w:t>
-      </w:r>
-      <w:r>
-        <w:rPr>
-          <w:rStyle w:val="Hyperlink"/>
-          <w:rFonts w:eastAsia="Cambria"/>
-        </w:rPr>
-        <w:t>xiv.org/abs/2409.02134</w:t>
-      </w:r>
-      <w:r>
-        <w:fldChar w:fldCharType="end"/>
-      </w:r>
+      <w:hyperlink r:id="rId46" w:tgtFrame="_new" w:history="1">
+        <w:r>
+          <w:rPr>
+            <w:rStyle w:val="Hyperlink"/>
+            <w:rFonts w:eastAsia="Cambria"/>
+          </w:rPr>
+          <w:t>https://arxiv.org/abs/2409.02134</w:t>
+        </w:r>
+      </w:hyperlink>
       <w:r>
         <w:rPr>
           <w:rStyle w:val="apple-converted-space"/>
@@ -20537,40 +19263,24 @@
           <w:bCs/>
         </w:rPr>
       </w:pPr>
-      <w:hyperlink r:id="rId43" w:history="1">
+      <w:hyperlink r:id="rId47" w:history="1">
         <w:r>
           <w:rPr>
             <w:rStyle w:val="Hyperlink"/>
             <w:b/>
             <w:bCs/>
           </w:rPr>
-          <w:t>https://github.com/divyanshsheoran/AI-MODEL-OPTI</w:t>
-        </w:r>
-        <w:r>
-          <w:rPr>
-            <w:rStyle w:val="Hyperlink"/>
-            <w:b/>
-            <w:bCs/>
-          </w:rPr>
-          <w:t>M</w:t>
-        </w:r>
-        <w:r>
-          <w:rPr>
-            <w:rStyle w:val="Hyperlink"/>
-            <w:b/>
-            <w:bCs/>
-          </w:rPr>
-          <w:t>IZATION.git</w:t>
+          <w:t>https://github.com/divyanshsheoran/AI-MODEL-OPTIMIZATION.git</w:t>
         </w:r>
       </w:hyperlink>
     </w:p>
     <w:sectPr>
-      <w:headerReference w:type="even" r:id="rId44"/>
-      <w:headerReference w:type="default" r:id="rId45"/>
-      <w:footerReference w:type="even" r:id="rId46"/>
-      <w:footerReference w:type="default" r:id="rId47"/>
-      <w:headerReference w:type="first" r:id="rId48"/>
-      <w:footerReference w:type="first" r:id="rId49"/>
+      <w:headerReference w:type="even" r:id="rId48"/>
+      <w:headerReference w:type="default" r:id="rId49"/>
+      <w:footerReference w:type="even" r:id="rId50"/>
+      <w:footerReference w:type="default" r:id="rId51"/>
+      <w:headerReference w:type="first" r:id="rId52"/>
+      <w:footerReference w:type="first" r:id="rId53"/>
       <w:pgSz w:w="11906" w:h="16838"/>
       <w:pgMar w:top="2025" w:right="1395" w:bottom="2132" w:left="1440" w:header="720" w:footer="794" w:gutter="0"/>
       <w:cols w:space="720"/>
@@ -20606,10 +19316,64 @@
 
 <file path=word/footer1.xml><?xml version="1.0" encoding="utf-8"?>
 <w:ftr xmlns:wpc="http://schemas.microsoft.com/office/word/2010/wordprocessingCanvas" xmlns:cx="http://schemas.microsoft.com/office/drawing/2014/chartex" xmlns:cx1="http://schemas.microsoft.com/office/drawing/2015/9/8/chartex" xmlns:cx2="http://schemas.microsoft.com/office/drawing/2015/10/21/chartex" xmlns:cx3="http://schemas.microsoft.com/office/drawing/2016/5/9/chartex" xmlns:cx4="http://schemas.microsoft.com/office/drawing/2016/5/10/chartex" xmlns:cx5="http://schemas.microsoft.com/office/drawing/2016/5/11/chartex" xmlns:cx6="http://schemas.microsoft.com/office/drawing/2016/5/12/chartex" xmlns:cx7="http://schemas.microsoft.com/office/drawing/2016/5/13/chartex" xmlns:cx8="http://schemas.microsoft.com/office/drawing/2016/5/14/chartex" xmlns:mc="http://schemas.openxmlformats.org/markup-compatibility/2006" xmlns:aink="http://schemas.microsoft.com/office/drawing/2016/ink" xmlns:am3d="http://schemas.microsoft.com/office/drawing/2017/model3d" xmlns:o="urn:schemas-microsoft-com:office:office" xmlns:oel="http://schemas.microsoft.com/office/2019/extlst" xmlns:r="http://schemas.openxmlformats.org/officeDocument/2006/relationships" xmlns:m="http://schemas.openxmlformats.org/officeDocument/2006/math" xmlns:v="urn:schemas-microsoft-com:vml" xmlns:wp14="http://schemas.microsoft.com/office/word/2010/wordprocessingDrawing" xmlns:wp="http://schemas.openxmlformats.org/drawingml/2006/wordprocessingDrawing" xmlns:w10="urn:schemas-microsoft-com:office:word" xmlns:w="http://schemas.openxmlformats.org/wordprocessingml/2006/main" xmlns:w14="http://schemas.microsoft.com/office/word/2010/wordml" xmlns:w15="http://schemas.microsoft.com/office/word/2012/wordml" xmlns:w16cex="http://schemas.microsoft.com/office/word/2018/wordml/cex" xmlns:w16cid="http://schemas.microsoft.com/office/word/2016/wordml/cid" xmlns:w16="http://schemas.microsoft.com/office/word/2018/wordml" xmlns:w16du="http://schemas.microsoft.com/office/word/2023/wordml/word16du" xmlns:w16sdtdh="http://schemas.microsoft.com/office/word/2020/wordml/sdtdatahash" xmlns:w16sdtfl="http://schemas.microsoft.com/office/word/2024/wordml/sdtformatlock" xmlns:w16se="http://schemas.microsoft.com/office/word/2015/wordml/symex" xmlns:wpg="http://schemas.microsoft.com/office/word/2010/wordprocessingGroup" xmlns:wpi="http://schemas.microsoft.com/office/word/2010/wordprocessingInk" xmlns:wne="http://schemas.microsoft.com/office/word/2006/wordml" xmlns:wps="http://schemas.microsoft.com/office/word/2010/wordprocessingShape" mc:Ignorable="w14 w15 w16se w16cid w16 w16cex w16sdtdh w16sdtfl w16du wp14">
+  <w:sdt>
+    <w:sdtPr>
+      <w:rPr>
+        <w:rStyle w:val="PageNumber"/>
+      </w:rPr>
+      <w:id w:val="564147186"/>
+      <w:docPartObj>
+        <w:docPartGallery w:val="Page Numbers (Bottom of Page)"/>
+        <w:docPartUnique/>
+      </w:docPartObj>
+    </w:sdtPr>
+    <w:sdtContent>
+      <w:p>
+        <w:pPr>
+          <w:pStyle w:val="Footer"/>
+          <w:framePr w:wrap="none" w:vAnchor="text" w:hAnchor="margin" w:xAlign="center" w:y="1"/>
+          <w:rPr>
+            <w:rStyle w:val="PageNumber"/>
+          </w:rPr>
+        </w:pPr>
+        <w:r>
+          <w:rPr>
+            <w:rStyle w:val="PageNumber"/>
+          </w:rPr>
+          <w:fldChar w:fldCharType="begin"/>
+        </w:r>
+        <w:r>
+          <w:rPr>
+            <w:rStyle w:val="PageNumber"/>
+          </w:rPr>
+          <w:instrText xml:space="preserve"> PAGE </w:instrText>
+        </w:r>
+        <w:r>
+          <w:rPr>
+            <w:rStyle w:val="PageNumber"/>
+          </w:rPr>
+          <w:fldChar w:fldCharType="separate"/>
+        </w:r>
+        <w:r>
+          <w:rPr>
+            <w:rStyle w:val="PageNumber"/>
+            <w:noProof/>
+          </w:rPr>
+          <w:t>2</w:t>
+        </w:r>
+        <w:r>
+          <w:rPr>
+            <w:rStyle w:val="PageNumber"/>
+          </w:rPr>
+          <w:fldChar w:fldCharType="end"/>
+        </w:r>
+      </w:p>
+    </w:sdtContent>
+  </w:sdt>
   <w:p>
     <w:pPr>
       <w:spacing w:after="160" w:line="259" w:lineRule="auto"/>
-      <w:ind w:left="0" w:firstLine="0"/>
+      <w:ind w:left="0" w:right="360" w:firstLine="360"/>
       <w:jc w:val="left"/>
     </w:pPr>
   </w:p>
@@ -20618,10 +19382,64 @@
 
 <file path=word/footer2.xml><?xml version="1.0" encoding="utf-8"?>
 <w:ftr xmlns:wpc="http://schemas.microsoft.com/office/word/2010/wordprocessingCanvas" xmlns:cx="http://schemas.microsoft.com/office/drawing/2014/chartex" xmlns:cx1="http://schemas.microsoft.com/office/drawing/2015/9/8/chartex" xmlns:cx2="http://schemas.microsoft.com/office/drawing/2015/10/21/chartex" xmlns:cx3="http://schemas.microsoft.com/office/drawing/2016/5/9/chartex" xmlns:cx4="http://schemas.microsoft.com/office/drawing/2016/5/10/chartex" xmlns:cx5="http://schemas.microsoft.com/office/drawing/2016/5/11/chartex" xmlns:cx6="http://schemas.microsoft.com/office/drawing/2016/5/12/chartex" xmlns:cx7="http://schemas.microsoft.com/office/drawing/2016/5/13/chartex" xmlns:cx8="http://schemas.microsoft.com/office/drawing/2016/5/14/chartex" xmlns:mc="http://schemas.openxmlformats.org/markup-compatibility/2006" xmlns:aink="http://schemas.microsoft.com/office/drawing/2016/ink" xmlns:am3d="http://schemas.microsoft.com/office/drawing/2017/model3d" xmlns:o="urn:schemas-microsoft-com:office:office" xmlns:oel="http://schemas.microsoft.com/office/2019/extlst" xmlns:r="http://schemas.openxmlformats.org/officeDocument/2006/relationships" xmlns:m="http://schemas.openxmlformats.org/officeDocument/2006/math" xmlns:v="urn:schemas-microsoft-com:vml" xmlns:wp14="http://schemas.microsoft.com/office/word/2010/wordprocessingDrawing" xmlns:wp="http://schemas.openxmlformats.org/drawingml/2006/wordprocessingDrawing" xmlns:w10="urn:schemas-microsoft-com:office:word" xmlns:w="http://schemas.openxmlformats.org/wordprocessingml/2006/main" xmlns:w14="http://schemas.microsoft.com/office/word/2010/wordml" xmlns:w15="http://schemas.microsoft.com/office/word/2012/wordml" xmlns:w16cex="http://schemas.microsoft.com/office/word/2018/wordml/cex" xmlns:w16cid="http://schemas.microsoft.com/office/word/2016/wordml/cid" xmlns:w16="http://schemas.microsoft.com/office/word/2018/wordml" xmlns:w16du="http://schemas.microsoft.com/office/word/2023/wordml/word16du" xmlns:w16sdtdh="http://schemas.microsoft.com/office/word/2020/wordml/sdtdatahash" xmlns:w16sdtfl="http://schemas.microsoft.com/office/word/2024/wordml/sdtformatlock" xmlns:w16se="http://schemas.microsoft.com/office/word/2015/wordml/symex" xmlns:wpg="http://schemas.microsoft.com/office/word/2010/wordprocessingGroup" xmlns:wpi="http://schemas.microsoft.com/office/word/2010/wordprocessingInk" xmlns:wne="http://schemas.microsoft.com/office/word/2006/wordml" xmlns:wps="http://schemas.microsoft.com/office/word/2010/wordprocessingShape" mc:Ignorable="w14 w15 w16se w16cid w16 w16cex w16sdtdh w16sdtfl w16du wp14">
+  <w:sdt>
+    <w:sdtPr>
+      <w:rPr>
+        <w:rStyle w:val="PageNumber"/>
+      </w:rPr>
+      <w:id w:val="1896005790"/>
+      <w:docPartObj>
+        <w:docPartGallery w:val="Page Numbers (Bottom of Page)"/>
+        <w:docPartUnique/>
+      </w:docPartObj>
+    </w:sdtPr>
+    <w:sdtContent>
+      <w:p>
+        <w:pPr>
+          <w:pStyle w:val="Footer"/>
+          <w:framePr w:wrap="none" w:vAnchor="text" w:hAnchor="margin" w:xAlign="center" w:y="1"/>
+          <w:rPr>
+            <w:rStyle w:val="PageNumber"/>
+          </w:rPr>
+        </w:pPr>
+        <w:r>
+          <w:rPr>
+            <w:rStyle w:val="PageNumber"/>
+          </w:rPr>
+          <w:fldChar w:fldCharType="begin"/>
+        </w:r>
+        <w:r>
+          <w:rPr>
+            <w:rStyle w:val="PageNumber"/>
+          </w:rPr>
+          <w:instrText xml:space="preserve"> PAGE </w:instrText>
+        </w:r>
+        <w:r>
+          <w:rPr>
+            <w:rStyle w:val="PageNumber"/>
+          </w:rPr>
+          <w:fldChar w:fldCharType="separate"/>
+        </w:r>
+        <w:r>
+          <w:rPr>
+            <w:rStyle w:val="PageNumber"/>
+            <w:noProof/>
+          </w:rPr>
+          <w:t>1</w:t>
+        </w:r>
+        <w:r>
+          <w:rPr>
+            <w:rStyle w:val="PageNumber"/>
+          </w:rPr>
+          <w:fldChar w:fldCharType="end"/>
+        </w:r>
+      </w:p>
+    </w:sdtContent>
+  </w:sdt>
   <w:p>
     <w:pPr>
       <w:spacing w:after="160" w:line="259" w:lineRule="auto"/>
-      <w:ind w:left="0" w:firstLine="0"/>
+      <w:ind w:left="0" w:right="360" w:firstLine="360"/>
       <w:jc w:val="left"/>
     </w:pPr>
   </w:p>
@@ -20685,8 +19503,13 @@
       <w:fldChar w:fldCharType="separate"/>
     </w:r>
     <w:r>
-      <w:t>iii</w:t>
+      <w:t>ii</w:t>
     </w:r>
+    <w:proofErr w:type="spellStart"/>
+    <w:r>
+      <w:t>i</w:t>
+    </w:r>
+    <w:proofErr w:type="spellEnd"/>
     <w:r>
       <w:fldChar w:fldCharType="end"/>
     </w:r>
@@ -20696,27 +19519,73 @@
 
 <file path=word/footer7.xml><?xml version="1.0" encoding="utf-8"?>
 <w:ftr xmlns:wpc="http://schemas.microsoft.com/office/word/2010/wordprocessingCanvas" xmlns:cx="http://schemas.microsoft.com/office/drawing/2014/chartex" xmlns:cx1="http://schemas.microsoft.com/office/drawing/2015/9/8/chartex" xmlns:cx2="http://schemas.microsoft.com/office/drawing/2015/10/21/chartex" xmlns:cx3="http://schemas.microsoft.com/office/drawing/2016/5/9/chartex" xmlns:cx4="http://schemas.microsoft.com/office/drawing/2016/5/10/chartex" xmlns:cx5="http://schemas.microsoft.com/office/drawing/2016/5/11/chartex" xmlns:cx6="http://schemas.microsoft.com/office/drawing/2016/5/12/chartex" xmlns:cx7="http://schemas.microsoft.com/office/drawing/2016/5/13/chartex" xmlns:cx8="http://schemas.microsoft.com/office/drawing/2016/5/14/chartex" xmlns:mc="http://schemas.openxmlformats.org/markup-compatibility/2006" xmlns:aink="http://schemas.microsoft.com/office/drawing/2016/ink" xmlns:am3d="http://schemas.microsoft.com/office/drawing/2017/model3d" xmlns:o="urn:schemas-microsoft-com:office:office" xmlns:oel="http://schemas.microsoft.com/office/2019/extlst" xmlns:r="http://schemas.openxmlformats.org/officeDocument/2006/relationships" xmlns:m="http://schemas.openxmlformats.org/officeDocument/2006/math" xmlns:v="urn:schemas-microsoft-com:vml" xmlns:wp14="http://schemas.microsoft.com/office/word/2010/wordprocessingDrawing" xmlns:wp="http://schemas.openxmlformats.org/drawingml/2006/wordprocessingDrawing" xmlns:w10="urn:schemas-microsoft-com:office:word" xmlns:w="http://schemas.openxmlformats.org/wordprocessingml/2006/main" xmlns:w14="http://schemas.microsoft.com/office/word/2010/wordml" xmlns:w15="http://schemas.microsoft.com/office/word/2012/wordml" xmlns:w16cex="http://schemas.microsoft.com/office/word/2018/wordml/cex" xmlns:w16cid="http://schemas.microsoft.com/office/word/2016/wordml/cid" xmlns:w16="http://schemas.microsoft.com/office/word/2018/wordml" xmlns:w16du="http://schemas.microsoft.com/office/word/2023/wordml/word16du" xmlns:w16sdtdh="http://schemas.microsoft.com/office/word/2020/wordml/sdtdatahash" xmlns:w16sdtfl="http://schemas.microsoft.com/office/word/2024/wordml/sdtformatlock" xmlns:w16se="http://schemas.microsoft.com/office/word/2015/wordml/symex" xmlns:wpg="http://schemas.microsoft.com/office/word/2010/wordprocessingGroup" xmlns:wpi="http://schemas.microsoft.com/office/word/2010/wordprocessingInk" xmlns:wne="http://schemas.microsoft.com/office/word/2006/wordml" xmlns:wps="http://schemas.microsoft.com/office/word/2010/wordprocessingShape" mc:Ignorable="w14 w15 w16se w16cid w16 w16cex w16sdtdh w16sdtfl w16du wp14">
+  <w:sdt>
+    <w:sdtPr>
+      <w:rPr>
+        <w:rStyle w:val="PageNumber"/>
+      </w:rPr>
+      <w:id w:val="-2048437497"/>
+      <w:docPartObj>
+        <w:docPartGallery w:val="Page Numbers (Bottom of Page)"/>
+        <w:docPartUnique/>
+      </w:docPartObj>
+    </w:sdtPr>
+    <w:sdtContent>
+      <w:p>
+        <w:pPr>
+          <w:pStyle w:val="Footer"/>
+          <w:framePr w:wrap="none" w:vAnchor="text" w:hAnchor="margin" w:xAlign="center" w:y="1"/>
+          <w:rPr>
+            <w:rStyle w:val="PageNumber"/>
+          </w:rPr>
+        </w:pPr>
+        <w:r>
+          <w:rPr>
+            <w:rStyle w:val="PageNumber"/>
+          </w:rPr>
+          <w:fldChar w:fldCharType="begin"/>
+        </w:r>
+        <w:r>
+          <w:rPr>
+            <w:rStyle w:val="PageNumber"/>
+          </w:rPr>
+          <w:instrText xml:space="preserve"> PAGE </w:instrText>
+        </w:r>
+        <w:r>
+          <w:rPr>
+            <w:rStyle w:val="PageNumber"/>
+          </w:rPr>
+          <w:fldChar w:fldCharType="separate"/>
+        </w:r>
+        <w:r>
+          <w:rPr>
+            <w:rStyle w:val="PageNumber"/>
+            <w:noProof/>
+          </w:rPr>
+          <w:t>1</w:t>
+        </w:r>
+        <w:r>
+          <w:rPr>
+            <w:rStyle w:val="PageNumber"/>
+            <w:noProof/>
+          </w:rPr>
+          <w:t>0</w:t>
+        </w:r>
+        <w:r>
+          <w:rPr>
+            <w:rStyle w:val="PageNumber"/>
+          </w:rPr>
+          <w:fldChar w:fldCharType="end"/>
+        </w:r>
+      </w:p>
+    </w:sdtContent>
+  </w:sdt>
   <w:p>
     <w:pPr>
       <w:spacing w:after="0" w:line="259" w:lineRule="auto"/>
-      <w:ind w:left="0" w:right="826" w:firstLine="0"/>
+      <w:ind w:left="0" w:right="826" w:firstLine="360"/>
       <w:jc w:val="center"/>
     </w:pPr>
-    <w:r>
-      <w:fldChar w:fldCharType="begin"/>
-    </w:r>
-    <w:r>
-      <w:instrText xml:space="preserve"> PAGE   \* MERGEFORMAT </w:instrText>
-    </w:r>
-    <w:r>
-      <w:fldChar w:fldCharType="separate"/>
-    </w:r>
-    <w:r>
-      <w:t>2</w:t>
-    </w:r>
-    <w:r>
-      <w:fldChar w:fldCharType="end"/>
-    </w:r>
   </w:p>
   <w:p>
     <w:pPr>
@@ -20730,21 +19599,69 @@
 
 <file path=word/footer8.xml><?xml version="1.0" encoding="utf-8"?>
 <w:ftr xmlns:wpc="http://schemas.microsoft.com/office/word/2010/wordprocessingCanvas" xmlns:cx="http://schemas.microsoft.com/office/drawing/2014/chartex" xmlns:cx1="http://schemas.microsoft.com/office/drawing/2015/9/8/chartex" xmlns:cx2="http://schemas.microsoft.com/office/drawing/2015/10/21/chartex" xmlns:cx3="http://schemas.microsoft.com/office/drawing/2016/5/9/chartex" xmlns:cx4="http://schemas.microsoft.com/office/drawing/2016/5/10/chartex" xmlns:cx5="http://schemas.microsoft.com/office/drawing/2016/5/11/chartex" xmlns:cx6="http://schemas.microsoft.com/office/drawing/2016/5/12/chartex" xmlns:cx7="http://schemas.microsoft.com/office/drawing/2016/5/13/chartex" xmlns:cx8="http://schemas.microsoft.com/office/drawing/2016/5/14/chartex" xmlns:mc="http://schemas.openxmlformats.org/markup-compatibility/2006" xmlns:aink="http://schemas.microsoft.com/office/drawing/2016/ink" xmlns:am3d="http://schemas.microsoft.com/office/drawing/2017/model3d" xmlns:o="urn:schemas-microsoft-com:office:office" xmlns:oel="http://schemas.microsoft.com/office/2019/extlst" xmlns:r="http://schemas.openxmlformats.org/officeDocument/2006/relationships" xmlns:m="http://schemas.openxmlformats.org/officeDocument/2006/math" xmlns:v="urn:schemas-microsoft-com:vml" xmlns:wp14="http://schemas.microsoft.com/office/word/2010/wordprocessingDrawing" xmlns:wp="http://schemas.openxmlformats.org/drawingml/2006/wordprocessingDrawing" xmlns:w10="urn:schemas-microsoft-com:office:word" xmlns:w="http://schemas.openxmlformats.org/wordprocessingml/2006/main" xmlns:w14="http://schemas.microsoft.com/office/word/2010/wordml" xmlns:w15="http://schemas.microsoft.com/office/word/2012/wordml" xmlns:w16cex="http://schemas.microsoft.com/office/word/2018/wordml/cex" xmlns:w16cid="http://schemas.microsoft.com/office/word/2016/wordml/cid" xmlns:w16="http://schemas.microsoft.com/office/word/2018/wordml" xmlns:w16du="http://schemas.microsoft.com/office/word/2023/wordml/word16du" xmlns:w16sdtdh="http://schemas.microsoft.com/office/word/2020/wordml/sdtdatahash" xmlns:w16sdtfl="http://schemas.microsoft.com/office/word/2024/wordml/sdtformatlock" xmlns:w16se="http://schemas.microsoft.com/office/word/2015/wordml/symex" xmlns:wpg="http://schemas.microsoft.com/office/word/2010/wordprocessingGroup" xmlns:wpi="http://schemas.microsoft.com/office/word/2010/wordprocessingInk" xmlns:wne="http://schemas.microsoft.com/office/word/2006/wordml" xmlns:wps="http://schemas.microsoft.com/office/word/2010/wordprocessingShape" mc:Ignorable="w14 w15 w16se w16cid w16 w16cex w16sdtdh w16sdtfl w16du wp14">
+  <w:sdt>
+    <w:sdtPr>
+      <w:rPr>
+        <w:rStyle w:val="PageNumber"/>
+      </w:rPr>
+      <w:id w:val="272764921"/>
+      <w:docPartObj>
+        <w:docPartGallery w:val="Page Numbers (Bottom of Page)"/>
+        <w:docPartUnique/>
+      </w:docPartObj>
+    </w:sdtPr>
+    <w:sdtContent>
+      <w:p>
+        <w:pPr>
+          <w:pStyle w:val="Footer"/>
+          <w:framePr w:wrap="none" w:vAnchor="text" w:hAnchor="margin" w:xAlign="center" w:y="1"/>
+          <w:rPr>
+            <w:rStyle w:val="PageNumber"/>
+          </w:rPr>
+        </w:pPr>
+        <w:r>
+          <w:rPr>
+            <w:rStyle w:val="PageNumber"/>
+          </w:rPr>
+          <w:fldChar w:fldCharType="begin"/>
+        </w:r>
+        <w:r>
+          <w:rPr>
+            <w:rStyle w:val="PageNumber"/>
+          </w:rPr>
+          <w:instrText xml:space="preserve"> PAGE </w:instrText>
+        </w:r>
+        <w:r>
+          <w:rPr>
+            <w:rStyle w:val="PageNumber"/>
+          </w:rPr>
+          <w:fldChar w:fldCharType="separate"/>
+        </w:r>
+        <w:r>
+          <w:rPr>
+            <w:rStyle w:val="PageNumber"/>
+            <w:noProof/>
+          </w:rPr>
+          <w:t>9</w:t>
+        </w:r>
+        <w:r>
+          <w:rPr>
+            <w:rStyle w:val="PageNumber"/>
+          </w:rPr>
+          <w:fldChar w:fldCharType="end"/>
+        </w:r>
+      </w:p>
+    </w:sdtContent>
+  </w:sdt>
   <w:p>
     <w:pPr>
       <w:spacing w:after="0" w:line="259" w:lineRule="auto"/>
-      <w:ind w:left="875" w:firstLine="0"/>
+      <w:ind w:left="875" w:right="360" w:firstLine="360"/>
       <w:jc w:val="center"/>
       <w:rPr>
         <w:lang w:val="en-US"/>
       </w:rPr>
     </w:pPr>
-    <w:r>
-      <w:rPr>
-        <w:lang w:val="en-US"/>
-      </w:rPr>
-      <w:t>67</w:t>
-    </w:r>
   </w:p>
   <w:p>
     <w:pPr>
@@ -29719,6 +28636,7 @@
   <w:style w:type="character" w:default="1" w:styleId="DefaultParagraphFont">
     <w:name w:val="Default Paragraph Font"/>
     <w:uiPriority w:val="1"/>
+    <w:semiHidden/>
     <w:unhideWhenUsed/>
   </w:style>
   <w:style w:type="table" w:default="1" w:styleId="TableNormal">
@@ -30025,6 +28943,42 @@
       <w:rFonts w:asciiTheme="majorHAnsi" w:eastAsiaTheme="majorEastAsia" w:hAnsiTheme="majorHAnsi" w:cstheme="majorBidi"/>
       <w:color w:val="0F4761" w:themeColor="accent1" w:themeShade="BF"/>
     </w:rPr>
+  </w:style>
+  <w:style w:type="paragraph" w:styleId="Footer">
+    <w:name w:val="footer"/>
+    <w:basedOn w:val="Normal"/>
+    <w:link w:val="FooterChar"/>
+    <w:uiPriority w:val="99"/>
+    <w:semiHidden/>
+    <w:unhideWhenUsed/>
+    <w:rsid w:val="009772B1"/>
+    <w:pPr>
+      <w:tabs>
+        <w:tab w:val="center" w:pos="4513"/>
+        <w:tab w:val="right" w:pos="9026"/>
+      </w:tabs>
+      <w:spacing w:after="0" w:line="240" w:lineRule="auto"/>
+    </w:pPr>
+  </w:style>
+  <w:style w:type="character" w:customStyle="1" w:styleId="FooterChar">
+    <w:name w:val="Footer Char"/>
+    <w:basedOn w:val="DefaultParagraphFont"/>
+    <w:link w:val="Footer"/>
+    <w:uiPriority w:val="99"/>
+    <w:semiHidden/>
+    <w:rsid w:val="009772B1"/>
+    <w:rPr>
+      <w:rFonts w:ascii="Cambria" w:eastAsia="Cambria" w:hAnsi="Cambria" w:cs="Cambria"/>
+      <w:color w:val="000000"/>
+    </w:rPr>
+  </w:style>
+  <w:style w:type="character" w:styleId="PageNumber">
+    <w:name w:val="page number"/>
+    <w:basedOn w:val="DefaultParagraphFont"/>
+    <w:uiPriority w:val="99"/>
+    <w:semiHidden/>
+    <w:unhideWhenUsed/>
+    <w:rsid w:val="009772B1"/>
   </w:style>
 </w:styles>
 </file>
